--- a/Coda_Web Documentation.docx
+++ b/Coda_Web Documentation.docx
@@ -4,53 +4,25 @@
   <w:body>
     <w:p>
       <w:pPr>
-        <w:rPr>
-          <w:b/>
-          <w:bCs/>
-        </w:rPr>
-      </w:pPr>
-      <w:r>
-        <w:rPr>
-          <w:b/>
-          <w:bCs/>
-        </w:rPr>
+        <w:pStyle w:val="Heading1"/>
+      </w:pPr>
+      <w:r>
         <w:t>Software Requirements Specification (SRS)</w:t>
       </w:r>
     </w:p>
     <w:p>
       <w:pPr>
-        <w:rPr>
-          <w:b/>
-          <w:bCs/>
-        </w:rPr>
-      </w:pPr>
-      <w:r>
-        <w:rPr>
-          <w:b/>
-          <w:bCs/>
-        </w:rPr>
+        <w:pStyle w:val="Heading1"/>
+      </w:pPr>
+      <w:r>
         <w:t>Coda Landing Website (Download Platform)</w:t>
       </w:r>
     </w:p>
     <w:p>
-      <w:r>
-        <w:pict w14:anchorId="5FA9CF0F">
-          <v:rect id="_x0000_i1175" style="width:0;height:1.5pt" o:hralign="center" o:hrstd="t" o:hr="t" fillcolor="#a0a0a0" stroked="f"/>
-        </w:pict>
-      </w:r>
-    </w:p>
-    <w:p>
-      <w:pPr>
-        <w:rPr>
-          <w:b/>
-          <w:bCs/>
-        </w:rPr>
-      </w:pPr>
-      <w:r>
-        <w:rPr>
-          <w:b/>
-          <w:bCs/>
-        </w:rPr>
+      <w:pPr>
+        <w:pStyle w:val="Heading2"/>
+      </w:pPr>
+      <w:r>
         <w:t>1. Purpose</w:t>
       </w:r>
     </w:p>
@@ -68,24 +40,10 @@
       </w:r>
     </w:p>
     <w:p>
-      <w:r>
-        <w:pict w14:anchorId="10796B03">
-          <v:rect id="_x0000_i1176" style="width:0;height:1.5pt" o:hralign="center" o:hrstd="t" o:hr="t" fillcolor="#a0a0a0" stroked="f"/>
-        </w:pict>
-      </w:r>
-    </w:p>
-    <w:p>
-      <w:pPr>
-        <w:rPr>
-          <w:b/>
-          <w:bCs/>
-        </w:rPr>
-      </w:pPr>
-      <w:r>
-        <w:rPr>
-          <w:b/>
-          <w:bCs/>
-        </w:rPr>
+      <w:pPr>
+        <w:pStyle w:val="Heading2"/>
+      </w:pPr>
+      <w:r>
         <w:t>2. Scope</w:t>
       </w:r>
     </w:p>
@@ -188,39 +146,18 @@
       </w:r>
     </w:p>
     <w:p>
-      <w:r>
-        <w:pict w14:anchorId="1D0B0F89">
-          <v:rect id="_x0000_i1177" style="width:0;height:1.5pt" o:hralign="center" o:hrstd="t" o:hr="t" fillcolor="#a0a0a0" stroked="f"/>
-        </w:pict>
-      </w:r>
-    </w:p>
-    <w:p>
-      <w:pPr>
-        <w:rPr>
-          <w:b/>
-          <w:bCs/>
-        </w:rPr>
-      </w:pPr>
-      <w:r>
-        <w:rPr>
-          <w:b/>
-          <w:bCs/>
-        </w:rPr>
+      <w:pPr>
+        <w:pStyle w:val="Heading2"/>
+      </w:pPr>
+      <w:r>
         <w:t>3. Functional Requirements</w:t>
       </w:r>
     </w:p>
     <w:p>
       <w:pPr>
-        <w:rPr>
-          <w:b/>
-          <w:bCs/>
-        </w:rPr>
-      </w:pPr>
-      <w:r>
-        <w:rPr>
-          <w:b/>
-          <w:bCs/>
-        </w:rPr>
+        <w:pStyle w:val="Heading3"/>
+      </w:pPr>
+      <w:r>
         <w:t>3.1 Landing &amp; Marketing</w:t>
       </w:r>
     </w:p>
@@ -269,24 +206,10 @@
       </w:r>
     </w:p>
     <w:p>
-      <w:r>
-        <w:pict w14:anchorId="4C5FAC26">
-          <v:rect id="_x0000_i1178" style="width:0;height:1.5pt" o:hralign="center" o:hrstd="t" o:hr="t" fillcolor="#a0a0a0" stroked="f"/>
-        </w:pict>
-      </w:r>
-    </w:p>
-    <w:p>
-      <w:pPr>
-        <w:rPr>
-          <w:b/>
-          <w:bCs/>
-        </w:rPr>
-      </w:pPr>
-      <w:r>
-        <w:rPr>
-          <w:b/>
-          <w:bCs/>
-        </w:rPr>
+      <w:pPr>
+        <w:pStyle w:val="Heading3"/>
+      </w:pPr>
+      <w:r>
         <w:t>3.2 Download System</w:t>
       </w:r>
     </w:p>
@@ -365,25 +288,10 @@
       </w:r>
     </w:p>
     <w:p>
-      <w:r>
-        <w:lastRenderedPageBreak/>
-        <w:pict w14:anchorId="0D5BFC2F">
-          <v:rect id="_x0000_i1179" style="width:0;height:1.5pt" o:hralign="center" o:hrstd="t" o:hr="t" fillcolor="#a0a0a0" stroked="f"/>
-        </w:pict>
-      </w:r>
-    </w:p>
-    <w:p>
-      <w:pPr>
-        <w:rPr>
-          <w:b/>
-          <w:bCs/>
-        </w:rPr>
-      </w:pPr>
-      <w:r>
-        <w:rPr>
-          <w:b/>
-          <w:bCs/>
-        </w:rPr>
+      <w:pPr>
+        <w:pStyle w:val="Heading3"/>
+      </w:pPr>
+      <w:r>
         <w:t>3.3 Release Data Handling</w:t>
       </w:r>
     </w:p>
@@ -417,6 +325,7 @@
         </w:numPr>
       </w:pPr>
       <w:r>
+        <w:lastRenderedPageBreak/>
         <w:t xml:space="preserve">version number </w:t>
       </w:r>
     </w:p>
@@ -470,24 +379,10 @@
       </w:r>
     </w:p>
     <w:p>
-      <w:r>
-        <w:pict w14:anchorId="1CE64A67">
-          <v:rect id="_x0000_i1180" style="width:0;height:1.5pt" o:hralign="center" o:hrstd="t" o:hr="t" fillcolor="#a0a0a0" stroked="f"/>
-        </w:pict>
-      </w:r>
-    </w:p>
-    <w:p>
-      <w:pPr>
-        <w:rPr>
-          <w:b/>
-          <w:bCs/>
-        </w:rPr>
-      </w:pPr>
-      <w:r>
-        <w:rPr>
-          <w:b/>
-          <w:bCs/>
-        </w:rPr>
+      <w:pPr>
+        <w:pStyle w:val="Heading3"/>
+      </w:pPr>
+      <w:r>
         <w:t>3.4 Changelog / Release Notes</w:t>
       </w:r>
     </w:p>
@@ -514,24 +409,10 @@
       </w:r>
     </w:p>
     <w:p>
-      <w:r>
-        <w:pict w14:anchorId="49C11527">
-          <v:rect id="_x0000_i1181" style="width:0;height:1.5pt" o:hralign="center" o:hrstd="t" o:hr="t" fillcolor="#a0a0a0" stroked="f"/>
-        </w:pict>
-      </w:r>
-    </w:p>
-    <w:p>
-      <w:pPr>
-        <w:rPr>
-          <w:b/>
-          <w:bCs/>
-        </w:rPr>
-      </w:pPr>
-      <w:r>
-        <w:rPr>
-          <w:b/>
-          <w:bCs/>
-        </w:rPr>
+      <w:pPr>
+        <w:pStyle w:val="Heading3"/>
+      </w:pPr>
+      <w:r>
         <w:t>3.5 Failure Handling</w:t>
       </w:r>
     </w:p>
@@ -591,24 +472,10 @@
       </w:r>
     </w:p>
     <w:p>
-      <w:r>
-        <w:pict w14:anchorId="0F555ACE">
-          <v:rect id="_x0000_i1182" style="width:0;height:1.5pt" o:hralign="center" o:hrstd="t" o:hr="t" fillcolor="#a0a0a0" stroked="f"/>
-        </w:pict>
-      </w:r>
-    </w:p>
-    <w:p>
-      <w:pPr>
-        <w:rPr>
-          <w:b/>
-          <w:bCs/>
-        </w:rPr>
-      </w:pPr>
-      <w:r>
-        <w:rPr>
-          <w:b/>
-          <w:bCs/>
-        </w:rPr>
+      <w:pPr>
+        <w:pStyle w:val="Heading3"/>
+      </w:pPr>
+      <w:r>
         <w:t>3.6 Analytics</w:t>
       </w:r>
     </w:p>
@@ -640,24 +507,10 @@
       </w:r>
     </w:p>
     <w:p>
-      <w:r>
-        <w:pict w14:anchorId="588937F3">
-          <v:rect id="_x0000_i1183" style="width:0;height:1.5pt" o:hralign="center" o:hrstd="t" o:hr="t" fillcolor="#a0a0a0" stroked="f"/>
-        </w:pict>
-      </w:r>
-    </w:p>
-    <w:p>
-      <w:pPr>
-        <w:rPr>
-          <w:b/>
-          <w:bCs/>
-        </w:rPr>
-      </w:pPr>
-      <w:r>
-        <w:rPr>
-          <w:b/>
-          <w:bCs/>
-        </w:rPr>
+      <w:pPr>
+        <w:pStyle w:val="Heading3"/>
+      </w:pPr>
+      <w:r>
         <w:t>3.7 Trust Signals</w:t>
       </w:r>
     </w:p>
@@ -695,39 +548,18 @@
       </w:r>
     </w:p>
     <w:p>
-      <w:r>
-        <w:pict w14:anchorId="23343813">
-          <v:rect id="_x0000_i1184" style="width:0;height:1.5pt" o:hralign="center" o:hrstd="t" o:hr="t" fillcolor="#a0a0a0" stroked="f"/>
-        </w:pict>
-      </w:r>
-    </w:p>
-    <w:p>
-      <w:pPr>
-        <w:rPr>
-          <w:b/>
-          <w:bCs/>
-        </w:rPr>
-      </w:pPr>
-      <w:r>
-        <w:rPr>
-          <w:b/>
-          <w:bCs/>
-        </w:rPr>
+      <w:pPr>
+        <w:pStyle w:val="Heading2"/>
+      </w:pPr>
+      <w:r>
         <w:t>4. Non-Functional Requirements</w:t>
       </w:r>
     </w:p>
     <w:p>
       <w:pPr>
-        <w:rPr>
-          <w:b/>
-          <w:bCs/>
-        </w:rPr>
-      </w:pPr>
-      <w:r>
-        <w:rPr>
-          <w:b/>
-          <w:bCs/>
-        </w:rPr>
+        <w:pStyle w:val="Heading3"/>
+      </w:pPr>
+      <w:r>
         <w:t>4.1 Performance</w:t>
       </w:r>
     </w:p>
@@ -750,7 +582,6 @@
         </w:numPr>
       </w:pPr>
       <w:r>
-        <w:lastRenderedPageBreak/>
         <w:t xml:space="preserve">Images must be: </w:t>
       </w:r>
     </w:p>
@@ -777,24 +608,10 @@
       </w:r>
     </w:p>
     <w:p>
-      <w:r>
-        <w:pict w14:anchorId="2557FFBB">
-          <v:rect id="_x0000_i1185" style="width:0;height:1.5pt" o:hralign="center" o:hrstd="t" o:hr="t" fillcolor="#a0a0a0" stroked="f"/>
-        </w:pict>
-      </w:r>
-    </w:p>
-    <w:p>
-      <w:pPr>
-        <w:rPr>
-          <w:b/>
-          <w:bCs/>
-        </w:rPr>
-      </w:pPr>
-      <w:r>
-        <w:rPr>
-          <w:b/>
-          <w:bCs/>
-        </w:rPr>
+      <w:pPr>
+        <w:pStyle w:val="Heading3"/>
+      </w:pPr>
+      <w:r>
         <w:t>4.2 Availability</w:t>
       </w:r>
     </w:p>
@@ -821,24 +638,10 @@
       </w:r>
     </w:p>
     <w:p>
-      <w:r>
-        <w:pict w14:anchorId="3BFA5FB5">
-          <v:rect id="_x0000_i1186" style="width:0;height:1.5pt" o:hralign="center" o:hrstd="t" o:hr="t" fillcolor="#a0a0a0" stroked="f"/>
-        </w:pict>
-      </w:r>
-    </w:p>
-    <w:p>
-      <w:pPr>
-        <w:rPr>
-          <w:b/>
-          <w:bCs/>
-        </w:rPr>
-      </w:pPr>
-      <w:r>
-        <w:rPr>
-          <w:b/>
-          <w:bCs/>
-        </w:rPr>
+      <w:pPr>
+        <w:pStyle w:val="Heading3"/>
+      </w:pPr>
+      <w:r>
         <w:t>4.3 Reliability</w:t>
       </w:r>
     </w:p>
@@ -861,28 +664,15 @@
         </w:numPr>
       </w:pPr>
       <w:r>
+        <w:lastRenderedPageBreak/>
         <w:t xml:space="preserve">Download links must not break across releases </w:t>
       </w:r>
     </w:p>
     <w:p>
-      <w:r>
-        <w:pict w14:anchorId="0F367421">
-          <v:rect id="_x0000_i1187" style="width:0;height:1.5pt" o:hralign="center" o:hrstd="t" o:hr="t" fillcolor="#a0a0a0" stroked="f"/>
-        </w:pict>
-      </w:r>
-    </w:p>
-    <w:p>
-      <w:pPr>
-        <w:rPr>
-          <w:b/>
-          <w:bCs/>
-        </w:rPr>
-      </w:pPr>
-      <w:r>
-        <w:rPr>
-          <w:b/>
-          <w:bCs/>
-        </w:rPr>
+      <w:pPr>
+        <w:pStyle w:val="Heading3"/>
+      </w:pPr>
+      <w:r>
         <w:t>4.4 Security</w:t>
       </w:r>
     </w:p>
@@ -920,24 +710,10 @@
       </w:r>
     </w:p>
     <w:p>
-      <w:r>
-        <w:pict w14:anchorId="3711D381">
-          <v:rect id="_x0000_i1188" style="width:0;height:1.5pt" o:hralign="center" o:hrstd="t" o:hr="t" fillcolor="#a0a0a0" stroked="f"/>
-        </w:pict>
-      </w:r>
-    </w:p>
-    <w:p>
-      <w:pPr>
-        <w:rPr>
-          <w:b/>
-          <w:bCs/>
-        </w:rPr>
-      </w:pPr>
-      <w:r>
-        <w:rPr>
-          <w:b/>
-          <w:bCs/>
-        </w:rPr>
+      <w:pPr>
+        <w:pStyle w:val="Heading3"/>
+      </w:pPr>
+      <w:r>
         <w:t>4.5 Scalability</w:t>
       </w:r>
     </w:p>
@@ -964,39 +740,18 @@
       </w:r>
     </w:p>
     <w:p>
-      <w:r>
-        <w:pict w14:anchorId="41EBDA93">
-          <v:rect id="_x0000_i1189" style="width:0;height:1.5pt" o:hralign="center" o:hrstd="t" o:hr="t" fillcolor="#a0a0a0" stroked="f"/>
-        </w:pict>
-      </w:r>
-    </w:p>
-    <w:p>
-      <w:pPr>
-        <w:rPr>
-          <w:b/>
-          <w:bCs/>
-        </w:rPr>
-      </w:pPr>
-      <w:r>
-        <w:rPr>
-          <w:b/>
-          <w:bCs/>
-        </w:rPr>
+      <w:pPr>
+        <w:pStyle w:val="Heading2"/>
+      </w:pPr>
+      <w:r>
         <w:t>5. Architecture</w:t>
       </w:r>
     </w:p>
     <w:p>
       <w:pPr>
-        <w:rPr>
-          <w:b/>
-          <w:bCs/>
-        </w:rPr>
-      </w:pPr>
-      <w:r>
-        <w:rPr>
-          <w:b/>
-          <w:bCs/>
-        </w:rPr>
+        <w:pStyle w:val="Heading3"/>
+      </w:pPr>
+      <w:r>
         <w:t>5.1 Frontend</w:t>
       </w:r>
     </w:p>
@@ -1034,24 +789,10 @@
       </w:r>
     </w:p>
     <w:p>
-      <w:r>
-        <w:pict w14:anchorId="102D03A9">
-          <v:rect id="_x0000_i1190" style="width:0;height:1.5pt" o:hralign="center" o:hrstd="t" o:hr="t" fillcolor="#a0a0a0" stroked="f"/>
-        </w:pict>
-      </w:r>
-    </w:p>
-    <w:p>
-      <w:pPr>
-        <w:rPr>
-          <w:b/>
-          <w:bCs/>
-        </w:rPr>
-      </w:pPr>
-      <w:r>
-        <w:rPr>
-          <w:b/>
-          <w:bCs/>
-        </w:rPr>
+      <w:pPr>
+        <w:pStyle w:val="Heading3"/>
+      </w:pPr>
+      <w:r>
         <w:t>5.2 Data Flow</w:t>
       </w:r>
     </w:p>
@@ -1061,24 +802,10 @@
       </w:r>
     </w:p>
     <w:p>
-      <w:r>
-        <w:pict w14:anchorId="29F21E19">
-          <v:rect id="_x0000_i1191" style="width:0;height:1.5pt" o:hralign="center" o:hrstd="t" o:hr="t" fillcolor="#a0a0a0" stroked="f"/>
-        </w:pict>
-      </w:r>
-    </w:p>
-    <w:p>
-      <w:pPr>
-        <w:rPr>
-          <w:b/>
-          <w:bCs/>
-        </w:rPr>
-      </w:pPr>
-      <w:r>
-        <w:rPr>
-          <w:b/>
-          <w:bCs/>
-        </w:rPr>
+      <w:pPr>
+        <w:pStyle w:val="Heading3"/>
+      </w:pPr>
+      <w:r>
         <w:t>5.3 Deployment</w:t>
       </w:r>
     </w:p>
@@ -1143,25 +870,10 @@
       </w:r>
     </w:p>
     <w:p>
-      <w:r>
-        <w:lastRenderedPageBreak/>
-        <w:pict w14:anchorId="4879654C">
-          <v:rect id="_x0000_i1192" style="width:0;height:1.5pt" o:hralign="center" o:hrstd="t" o:hr="t" fillcolor="#a0a0a0" stroked="f"/>
-        </w:pict>
-      </w:r>
-    </w:p>
-    <w:p>
-      <w:pPr>
-        <w:rPr>
-          <w:b/>
-          <w:bCs/>
-        </w:rPr>
-      </w:pPr>
-      <w:r>
-        <w:rPr>
-          <w:b/>
-          <w:bCs/>
-        </w:rPr>
+      <w:pPr>
+        <w:pStyle w:val="Heading3"/>
+      </w:pPr>
+      <w:r>
         <w:t>5.4 Repository Strategy</w:t>
       </w:r>
     </w:p>
@@ -1177,24 +889,10 @@
       </w:r>
     </w:p>
     <w:p>
-      <w:r>
-        <w:pict w14:anchorId="742FE1A2">
-          <v:rect id="_x0000_i1193" style="width:0;height:1.5pt" o:hralign="center" o:hrstd="t" o:hr="t" fillcolor="#a0a0a0" stroked="f"/>
-        </w:pict>
-      </w:r>
-    </w:p>
-    <w:p>
-      <w:pPr>
-        <w:rPr>
-          <w:b/>
-          <w:bCs/>
-        </w:rPr>
-      </w:pPr>
-      <w:r>
-        <w:rPr>
-          <w:b/>
-          <w:bCs/>
-        </w:rPr>
+      <w:pPr>
+        <w:pStyle w:val="Heading2"/>
+      </w:pPr>
+      <w:r>
         <w:t>6. Caching Strategy</w:t>
       </w:r>
     </w:p>
@@ -1237,24 +935,10 @@
       </w:r>
     </w:p>
     <w:p>
-      <w:r>
-        <w:pict w14:anchorId="6BEFF990">
-          <v:rect id="_x0000_i1194" style="width:0;height:1.5pt" o:hralign="center" o:hrstd="t" o:hr="t" fillcolor="#a0a0a0" stroked="f"/>
-        </w:pict>
-      </w:r>
-    </w:p>
-    <w:p>
-      <w:pPr>
-        <w:rPr>
-          <w:b/>
-          <w:bCs/>
-        </w:rPr>
-      </w:pPr>
-      <w:r>
-        <w:rPr>
-          <w:b/>
-          <w:bCs/>
-        </w:rPr>
+      <w:pPr>
+        <w:pStyle w:val="Heading2"/>
+      </w:pPr>
+      <w:r>
         <w:t>7. Error Handling</w:t>
       </w:r>
     </w:p>
@@ -1292,24 +976,10 @@
       </w:r>
     </w:p>
     <w:p>
-      <w:r>
-        <w:pict w14:anchorId="7045F0F0">
-          <v:rect id="_x0000_i1195" style="width:0;height:1.5pt" o:hralign="center" o:hrstd="t" o:hr="t" fillcolor="#a0a0a0" stroked="f"/>
-        </w:pict>
-      </w:r>
-    </w:p>
-    <w:p>
-      <w:pPr>
-        <w:rPr>
-          <w:b/>
-          <w:bCs/>
-        </w:rPr>
-      </w:pPr>
-      <w:r>
-        <w:rPr>
-          <w:b/>
-          <w:bCs/>
-        </w:rPr>
+      <w:pPr>
+        <w:pStyle w:val="Heading2"/>
+      </w:pPr>
+      <w:r>
         <w:t>8. Monitoring &amp; Logging</w:t>
       </w:r>
     </w:p>
@@ -1351,6 +1021,7 @@
         </w:numPr>
       </w:pPr>
       <w:r>
+        <w:lastRenderedPageBreak/>
         <w:t xml:space="preserve">API failures </w:t>
       </w:r>
     </w:p>
@@ -1366,24 +1037,10 @@
       </w:r>
     </w:p>
     <w:p>
-      <w:r>
-        <w:pict w14:anchorId="4639091E">
-          <v:rect id="_x0000_i1196" style="width:0;height:1.5pt" o:hralign="center" o:hrstd="t" o:hr="t" fillcolor="#a0a0a0" stroked="f"/>
-        </w:pict>
-      </w:r>
-    </w:p>
-    <w:p>
-      <w:pPr>
-        <w:rPr>
-          <w:b/>
-          <w:bCs/>
-        </w:rPr>
-      </w:pPr>
-      <w:r>
-        <w:rPr>
-          <w:b/>
-          <w:bCs/>
-        </w:rPr>
+      <w:pPr>
+        <w:pStyle w:val="Heading2"/>
+      </w:pPr>
+      <w:r>
         <w:t>9. Analytics</w:t>
       </w:r>
     </w:p>
@@ -1432,24 +1089,10 @@
       </w:r>
     </w:p>
     <w:p>
-      <w:r>
-        <w:pict w14:anchorId="151FAD53">
-          <v:rect id="_x0000_i1197" style="width:0;height:1.5pt" o:hralign="center" o:hrstd="t" o:hr="t" fillcolor="#a0a0a0" stroked="f"/>
-        </w:pict>
-      </w:r>
-    </w:p>
-    <w:p>
-      <w:pPr>
-        <w:rPr>
-          <w:b/>
-          <w:bCs/>
-        </w:rPr>
-      </w:pPr>
-      <w:r>
-        <w:rPr>
-          <w:b/>
-          <w:bCs/>
-        </w:rPr>
+      <w:pPr>
+        <w:pStyle w:val="Heading2"/>
+      </w:pPr>
+      <w:r>
         <w:t>10. Constraints</w:t>
       </w:r>
     </w:p>
@@ -1498,24 +1141,10 @@
       </w:r>
     </w:p>
     <w:p>
-      <w:r>
-        <w:pict w14:anchorId="7B49126E">
-          <v:rect id="_x0000_i1198" style="width:0;height:1.5pt" o:hralign="center" o:hrstd="t" o:hr="t" fillcolor="#a0a0a0" stroked="f"/>
-        </w:pict>
-      </w:r>
-    </w:p>
-    <w:p>
-      <w:pPr>
-        <w:rPr>
-          <w:b/>
-          <w:bCs/>
-        </w:rPr>
-      </w:pPr>
-      <w:r>
-        <w:rPr>
-          <w:b/>
-          <w:bCs/>
-        </w:rPr>
+      <w:pPr>
+        <w:pStyle w:val="Heading2"/>
+      </w:pPr>
+      <w:r>
         <w:t>11. Assumptions</w:t>
       </w:r>
     </w:p>
@@ -1538,7 +1167,6 @@
         </w:numPr>
       </w:pPr>
       <w:r>
-        <w:lastRenderedPageBreak/>
         <w:t xml:space="preserve">Traffic remains low in early stages </w:t>
       </w:r>
     </w:p>
@@ -1554,24 +1182,10 @@
       </w:r>
     </w:p>
     <w:p>
-      <w:r>
-        <w:pict w14:anchorId="3D54F887">
-          <v:rect id="_x0000_i1199" style="width:0;height:1.5pt" o:hralign="center" o:hrstd="t" o:hr="t" fillcolor="#a0a0a0" stroked="f"/>
-        </w:pict>
-      </w:r>
-    </w:p>
-    <w:p>
-      <w:pPr>
-        <w:rPr>
-          <w:b/>
-          <w:bCs/>
-        </w:rPr>
-      </w:pPr>
-      <w:r>
-        <w:rPr>
-          <w:b/>
-          <w:bCs/>
-        </w:rPr>
+      <w:pPr>
+        <w:pStyle w:val="Heading2"/>
+      </w:pPr>
+      <w:r>
         <w:t>12. Future Enhancements (Out of Scope)</w:t>
       </w:r>
     </w:p>
@@ -1633,53 +1247,25 @@
     <w:p/>
     <w:p>
       <w:pPr>
-        <w:rPr>
-          <w:b/>
-          <w:bCs/>
-        </w:rPr>
-      </w:pPr>
-      <w:r>
-        <w:rPr>
-          <w:b/>
-          <w:bCs/>
-        </w:rPr>
+        <w:pStyle w:val="Heading1"/>
+      </w:pPr>
+      <w:r>
         <w:t>Product Requirements Document (PRD)</w:t>
       </w:r>
     </w:p>
     <w:p>
       <w:pPr>
-        <w:rPr>
-          <w:b/>
-          <w:bCs/>
-        </w:rPr>
-      </w:pPr>
-      <w:r>
-        <w:rPr>
-          <w:b/>
-          <w:bCs/>
-        </w:rPr>
+        <w:pStyle w:val="Heading1"/>
+      </w:pPr>
+      <w:r>
         <w:t>Coda Landing Website (Download Platform)</w:t>
       </w:r>
     </w:p>
     <w:p>
-      <w:r>
-        <w:pict w14:anchorId="3409A44A">
-          <v:rect id="_x0000_i1405" style="width:0;height:1.5pt" o:hralign="center" o:hrstd="t" o:hr="t" fillcolor="#a0a0a0" stroked="f"/>
-        </w:pict>
-      </w:r>
-    </w:p>
-    <w:p>
-      <w:pPr>
-        <w:rPr>
-          <w:b/>
-          <w:bCs/>
-        </w:rPr>
-      </w:pPr>
-      <w:r>
-        <w:rPr>
-          <w:b/>
-          <w:bCs/>
-        </w:rPr>
+      <w:pPr>
+        <w:pStyle w:val="Heading2"/>
+      </w:pPr>
+      <w:r>
         <w:t>1. Product Overview</w:t>
       </w:r>
     </w:p>
@@ -1708,24 +1294,10 @@
       </w:r>
     </w:p>
     <w:p>
-      <w:r>
-        <w:pict w14:anchorId="70F088B1">
-          <v:rect id="_x0000_i1406" style="width:0;height:1.5pt" o:hralign="center" o:hrstd="t" o:hr="t" fillcolor="#a0a0a0" stroked="f"/>
-        </w:pict>
-      </w:r>
-    </w:p>
-    <w:p>
-      <w:pPr>
-        <w:rPr>
-          <w:b/>
-          <w:bCs/>
-        </w:rPr>
-      </w:pPr>
-      <w:r>
-        <w:rPr>
-          <w:b/>
-          <w:bCs/>
-        </w:rPr>
+      <w:pPr>
+        <w:pStyle w:val="Heading2"/>
+      </w:pPr>
+      <w:r>
         <w:t>2. Objectives</w:t>
       </w:r>
     </w:p>
@@ -1767,6 +1339,7 @@
           <w:b/>
           <w:bCs/>
         </w:rPr>
+        <w:lastRenderedPageBreak/>
         <w:t>Secondary Objectives</w:t>
       </w:r>
     </w:p>
@@ -1804,24 +1377,10 @@
       </w:r>
     </w:p>
     <w:p>
-      <w:r>
-        <w:pict w14:anchorId="56B8D806">
-          <v:rect id="_x0000_i1407" style="width:0;height:1.5pt" o:hralign="center" o:hrstd="t" o:hr="t" fillcolor="#a0a0a0" stroked="f"/>
-        </w:pict>
-      </w:r>
-    </w:p>
-    <w:p>
-      <w:pPr>
-        <w:rPr>
-          <w:b/>
-          <w:bCs/>
-        </w:rPr>
-      </w:pPr>
-      <w:r>
-        <w:rPr>
-          <w:b/>
-          <w:bCs/>
-        </w:rPr>
+      <w:pPr>
+        <w:pStyle w:val="Heading2"/>
+      </w:pPr>
+      <w:r>
         <w:t>3. Success Metrics</w:t>
       </w:r>
     </w:p>
@@ -1918,29 +1477,14 @@
         </w:numPr>
       </w:pPr>
       <w:r>
-        <w:lastRenderedPageBreak/>
         <w:t xml:space="preserve">API failure recovery rate </w:t>
       </w:r>
     </w:p>
     <w:p>
-      <w:r>
-        <w:pict w14:anchorId="0C444369">
-          <v:rect id="_x0000_i1408" style="width:0;height:1.5pt" o:hralign="center" o:hrstd="t" o:hr="t" fillcolor="#a0a0a0" stroked="f"/>
-        </w:pict>
-      </w:r>
-    </w:p>
-    <w:p>
-      <w:pPr>
-        <w:rPr>
-          <w:b/>
-          <w:bCs/>
-        </w:rPr>
-      </w:pPr>
-      <w:r>
-        <w:rPr>
-          <w:b/>
-          <w:bCs/>
-        </w:rPr>
+      <w:pPr>
+        <w:pStyle w:val="Heading2"/>
+      </w:pPr>
+      <w:r>
         <w:t>4. Target Users</w:t>
       </w:r>
     </w:p>
@@ -2019,24 +1563,10 @@
       </w:r>
     </w:p>
     <w:p>
-      <w:r>
-        <w:pict w14:anchorId="31DAD5D5">
-          <v:rect id="_x0000_i1409" style="width:0;height:1.5pt" o:hralign="center" o:hrstd="t" o:hr="t" fillcolor="#a0a0a0" stroked="f"/>
-        </w:pict>
-      </w:r>
-    </w:p>
-    <w:p>
-      <w:pPr>
-        <w:rPr>
-          <w:b/>
-          <w:bCs/>
-        </w:rPr>
-      </w:pPr>
-      <w:r>
-        <w:rPr>
-          <w:b/>
-          <w:bCs/>
-        </w:rPr>
+      <w:pPr>
+        <w:pStyle w:val="Heading2"/>
+      </w:pPr>
+      <w:r>
         <w:t>5. User Journey</w:t>
       </w:r>
     </w:p>
@@ -2122,13 +1652,6 @@
       </w:r>
     </w:p>
     <w:p>
-      <w:r>
-        <w:pict w14:anchorId="334A192E">
-          <v:rect id="_x0000_i1410" style="width:0;height:1.5pt" o:hralign="center" o:hrstd="t" o:hr="t" fillcolor="#a0a0a0" stroked="f"/>
-        </w:pict>
-      </w:r>
-    </w:p>
-    <w:p>
       <w:pPr>
         <w:rPr>
           <w:b/>
@@ -2166,39 +1689,18 @@
       </w:r>
     </w:p>
     <w:p>
-      <w:r>
-        <w:pict w14:anchorId="3CB4DA85">
-          <v:rect id="_x0000_i1411" style="width:0;height:1.5pt" o:hralign="center" o:hrstd="t" o:hr="t" fillcolor="#a0a0a0" stroked="f"/>
-        </w:pict>
-      </w:r>
-    </w:p>
-    <w:p>
-      <w:pPr>
-        <w:rPr>
-          <w:b/>
-          <w:bCs/>
-        </w:rPr>
-      </w:pPr>
-      <w:r>
-        <w:rPr>
-          <w:b/>
-          <w:bCs/>
-        </w:rPr>
+      <w:pPr>
+        <w:pStyle w:val="Heading2"/>
+      </w:pPr>
+      <w:r>
         <w:t>6. Core Features</w:t>
       </w:r>
     </w:p>
     <w:p>
       <w:pPr>
-        <w:rPr>
-          <w:b/>
-          <w:bCs/>
-        </w:rPr>
-      </w:pPr>
-      <w:r>
-        <w:rPr>
-          <w:b/>
-          <w:bCs/>
-        </w:rPr>
+        <w:pStyle w:val="Heading3"/>
+      </w:pPr>
+      <w:r>
         <w:t>6.1 Marketing Section</w:t>
       </w:r>
     </w:p>
@@ -2221,6 +1723,7 @@
         </w:numPr>
       </w:pPr>
       <w:r>
+        <w:lastRenderedPageBreak/>
         <w:t xml:space="preserve">Key features: </w:t>
       </w:r>
     </w:p>
@@ -2280,24 +1783,10 @@
       </w:r>
     </w:p>
     <w:p>
-      <w:r>
-        <w:pict w14:anchorId="012FEDDF">
-          <v:rect id="_x0000_i1412" style="width:0;height:1.5pt" o:hralign="center" o:hrstd="t" o:hr="t" fillcolor="#a0a0a0" stroked="f"/>
-        </w:pict>
-      </w:r>
-    </w:p>
-    <w:p>
-      <w:pPr>
-        <w:rPr>
-          <w:b/>
-          <w:bCs/>
-        </w:rPr>
-      </w:pPr>
-      <w:r>
-        <w:rPr>
-          <w:b/>
-          <w:bCs/>
-        </w:rPr>
+      <w:pPr>
+        <w:pStyle w:val="Heading3"/>
+      </w:pPr>
+      <w:r>
         <w:t>6.2 Download System</w:t>
       </w:r>
     </w:p>
@@ -2320,7 +1809,6 @@
         </w:numPr>
       </w:pPr>
       <w:r>
-        <w:lastRenderedPageBreak/>
         <w:t xml:space="preserve">Download (.exe) </w:t>
       </w:r>
     </w:p>
@@ -2388,24 +1876,10 @@
       </w:r>
     </w:p>
     <w:p>
-      <w:r>
-        <w:pict w14:anchorId="26C5376A">
-          <v:rect id="_x0000_i1413" style="width:0;height:1.5pt" o:hralign="center" o:hrstd="t" o:hr="t" fillcolor="#a0a0a0" stroked="f"/>
-        </w:pict>
-      </w:r>
-    </w:p>
-    <w:p>
-      <w:pPr>
-        <w:rPr>
-          <w:b/>
-          <w:bCs/>
-        </w:rPr>
-      </w:pPr>
-      <w:r>
-        <w:rPr>
-          <w:b/>
-          <w:bCs/>
-        </w:rPr>
+      <w:pPr>
+        <w:pStyle w:val="Heading3"/>
+      </w:pPr>
+      <w:r>
         <w:t>6.3 Release Intelligence</w:t>
       </w:r>
     </w:p>
@@ -2465,24 +1939,10 @@
       </w:r>
     </w:p>
     <w:p>
-      <w:r>
-        <w:pict w14:anchorId="76EBA836">
-          <v:rect id="_x0000_i1414" style="width:0;height:1.5pt" o:hralign="center" o:hrstd="t" o:hr="t" fillcolor="#a0a0a0" stroked="f"/>
-        </w:pict>
-      </w:r>
-    </w:p>
-    <w:p>
-      <w:pPr>
-        <w:rPr>
-          <w:b/>
-          <w:bCs/>
-        </w:rPr>
-      </w:pPr>
-      <w:r>
-        <w:rPr>
-          <w:b/>
-          <w:bCs/>
-        </w:rPr>
+      <w:pPr>
+        <w:pStyle w:val="Heading3"/>
+      </w:pPr>
+      <w:r>
         <w:t>6.4 Fallback System</w:t>
       </w:r>
     </w:p>
@@ -2525,24 +1985,10 @@
       </w:r>
     </w:p>
     <w:p>
-      <w:r>
-        <w:pict w14:anchorId="49A108A1">
-          <v:rect id="_x0000_i1415" style="width:0;height:1.5pt" o:hralign="center" o:hrstd="t" o:hr="t" fillcolor="#a0a0a0" stroked="f"/>
-        </w:pict>
-      </w:r>
-    </w:p>
-    <w:p>
-      <w:pPr>
-        <w:rPr>
-          <w:b/>
-          <w:bCs/>
-        </w:rPr>
-      </w:pPr>
-      <w:r>
-        <w:rPr>
-          <w:b/>
-          <w:bCs/>
-        </w:rPr>
+      <w:pPr>
+        <w:pStyle w:val="Heading3"/>
+      </w:pPr>
+      <w:r>
         <w:t>6.5 Analytics Tracking</w:t>
       </w:r>
     </w:p>
@@ -2574,24 +2020,10 @@
       </w:r>
     </w:p>
     <w:p>
-      <w:r>
-        <w:pict w14:anchorId="41D4E506">
-          <v:rect id="_x0000_i1416" style="width:0;height:1.5pt" o:hralign="center" o:hrstd="t" o:hr="t" fillcolor="#a0a0a0" stroked="f"/>
-        </w:pict>
-      </w:r>
-    </w:p>
-    <w:p>
-      <w:pPr>
-        <w:rPr>
-          <w:b/>
-          <w:bCs/>
-        </w:rPr>
-      </w:pPr>
-      <w:r>
-        <w:rPr>
-          <w:b/>
-          <w:bCs/>
-        </w:rPr>
+      <w:pPr>
+        <w:pStyle w:val="Heading3"/>
+      </w:pPr>
+      <w:r>
         <w:t>6.6 Trust Signals</w:t>
       </w:r>
     </w:p>
@@ -2629,24 +2061,11 @@
       </w:r>
     </w:p>
     <w:p>
-      <w:r>
-        <w:pict w14:anchorId="1F62FD89">
-          <v:rect id="_x0000_i1417" style="width:0;height:1.5pt" o:hralign="center" o:hrstd="t" o:hr="t" fillcolor="#a0a0a0" stroked="f"/>
-        </w:pict>
-      </w:r>
-    </w:p>
-    <w:p>
-      <w:pPr>
-        <w:rPr>
-          <w:b/>
-          <w:bCs/>
-        </w:rPr>
-      </w:pPr>
-      <w:r>
-        <w:rPr>
-          <w:b/>
-          <w:bCs/>
-        </w:rPr>
+      <w:pPr>
+        <w:pStyle w:val="Heading2"/>
+      </w:pPr>
+      <w:r>
+        <w:lastRenderedPageBreak/>
         <w:t>7. Functional Requirements</w:t>
       </w:r>
     </w:p>
@@ -2688,13 +2107,6 @@
       </w:r>
     </w:p>
     <w:p>
-      <w:r>
-        <w:pict w14:anchorId="33A528E4">
-          <v:rect id="_x0000_i1418" style="width:0;height:1.5pt" o:hralign="center" o:hrstd="t" o:hr="t" fillcolor="#a0a0a0" stroked="f"/>
-        </w:pict>
-      </w:r>
-    </w:p>
-    <w:p>
       <w:pPr>
         <w:rPr>
           <w:b/>
@@ -2706,7 +2118,6 @@
           <w:b/>
           <w:bCs/>
         </w:rPr>
-        <w:lastRenderedPageBreak/>
         <w:t>7.2 Download Handling</w:t>
       </w:r>
     </w:p>
@@ -2741,13 +2152,6 @@
       </w:pPr>
       <w:r>
         <w:t xml:space="preserve">redirects to release asset </w:t>
-      </w:r>
-    </w:p>
-    <w:p>
-      <w:r>
-        <w:pict w14:anchorId="621E8E8A">
-          <v:rect id="_x0000_i1419" style="width:0;height:1.5pt" o:hralign="center" o:hrstd="t" o:hr="t" fillcolor="#a0a0a0" stroked="f"/>
-        </w:pict>
       </w:r>
     </w:p>
     <w:p>
@@ -2788,13 +2192,6 @@
       </w:r>
     </w:p>
     <w:p>
-      <w:r>
-        <w:pict w14:anchorId="494F2A8F">
-          <v:rect id="_x0000_i1420" style="width:0;height:1.5pt" o:hralign="center" o:hrstd="t" o:hr="t" fillcolor="#a0a0a0" stroked="f"/>
-        </w:pict>
-      </w:r>
-    </w:p>
-    <w:p>
       <w:pPr>
         <w:rPr>
           <w:b/>
@@ -2832,24 +2229,10 @@
       </w:r>
     </w:p>
     <w:p>
-      <w:r>
-        <w:pict w14:anchorId="7D209566">
-          <v:rect id="_x0000_i1421" style="width:0;height:1.5pt" o:hralign="center" o:hrstd="t" o:hr="t" fillcolor="#a0a0a0" stroked="f"/>
-        </w:pict>
-      </w:r>
-    </w:p>
-    <w:p>
-      <w:pPr>
-        <w:rPr>
-          <w:b/>
-          <w:bCs/>
-        </w:rPr>
-      </w:pPr>
-      <w:r>
-        <w:rPr>
-          <w:b/>
-          <w:bCs/>
-        </w:rPr>
+      <w:pPr>
+        <w:pStyle w:val="Heading2"/>
+      </w:pPr>
+      <w:r>
         <w:t>8. Non-Functional Requirements</w:t>
       </w:r>
     </w:p>
@@ -2891,13 +2274,6 @@
       </w:r>
     </w:p>
     <w:p>
-      <w:r>
-        <w:pict w14:anchorId="66106802">
-          <v:rect id="_x0000_i1422" style="width:0;height:1.5pt" o:hralign="center" o:hrstd="t" o:hr="t" fillcolor="#a0a0a0" stroked="f"/>
-        </w:pict>
-      </w:r>
-    </w:p>
-    <w:p>
       <w:pPr>
         <w:rPr>
           <w:b/>
@@ -2935,13 +2311,6 @@
       </w:r>
     </w:p>
     <w:p>
-      <w:r>
-        <w:pict w14:anchorId="1E72FB9B">
-          <v:rect id="_x0000_i1423" style="width:0;height:1.5pt" o:hralign="center" o:hrstd="t" o:hr="t" fillcolor="#a0a0a0" stroked="f"/>
-        </w:pict>
-      </w:r>
-    </w:p>
-    <w:p>
       <w:pPr>
         <w:rPr>
           <w:b/>
@@ -2990,13 +2359,6 @@
       </w:r>
     </w:p>
     <w:p>
-      <w:r>
-        <w:pict w14:anchorId="3C2B2BD8">
-          <v:rect id="_x0000_i1424" style="width:0;height:1.5pt" o:hralign="center" o:hrstd="t" o:hr="t" fillcolor="#a0a0a0" stroked="f"/>
-        </w:pict>
-      </w:r>
-    </w:p>
-    <w:p>
       <w:pPr>
         <w:rPr>
           <w:b/>
@@ -3023,24 +2385,10 @@
       </w:r>
     </w:p>
     <w:p>
-      <w:r>
-        <w:pict w14:anchorId="5F3DE2B2">
-          <v:rect id="_x0000_i1425" style="width:0;height:1.5pt" o:hralign="center" o:hrstd="t" o:hr="t" fillcolor="#a0a0a0" stroked="f"/>
-        </w:pict>
-      </w:r>
-    </w:p>
-    <w:p>
-      <w:pPr>
-        <w:rPr>
-          <w:b/>
-          <w:bCs/>
-        </w:rPr>
-      </w:pPr>
-      <w:r>
-        <w:rPr>
-          <w:b/>
-          <w:bCs/>
-        </w:rPr>
+      <w:pPr>
+        <w:pStyle w:val="Heading2"/>
+      </w:pPr>
+      <w:r>
         <w:t>9. UX Principles</w:t>
       </w:r>
     </w:p>
@@ -3089,26 +2437,34 @@
       </w:r>
     </w:p>
     <w:p>
+      <w:pPr>
+        <w:pStyle w:val="Heading2"/>
+      </w:pPr>
+      <w:r>
+        <w:t>10. Technical Constraints</w:t>
+      </w:r>
+    </w:p>
+    <w:p>
+      <w:pPr>
+        <w:numPr>
+          <w:ilvl w:val="0"/>
+          <w:numId w:val="48"/>
+        </w:numPr>
+      </w:pPr>
+      <w:r>
+        <w:t xml:space="preserve">No backend server </w:t>
+      </w:r>
+    </w:p>
+    <w:p>
+      <w:pPr>
+        <w:numPr>
+          <w:ilvl w:val="0"/>
+          <w:numId w:val="48"/>
+        </w:numPr>
+      </w:pPr>
       <w:r>
         <w:lastRenderedPageBreak/>
-        <w:pict w14:anchorId="642EAFB6">
-          <v:rect id="_x0000_i1426" style="width:0;height:1.5pt" o:hralign="center" o:hrstd="t" o:hr="t" fillcolor="#a0a0a0" stroked="f"/>
-        </w:pict>
-      </w:r>
-    </w:p>
-    <w:p>
-      <w:pPr>
-        <w:rPr>
-          <w:b/>
-          <w:bCs/>
-        </w:rPr>
-      </w:pPr>
-      <w:r>
-        <w:rPr>
-          <w:b/>
-          <w:bCs/>
-        </w:rPr>
-        <w:t>10. Technical Constraints</w:t>
+        <w:t xml:space="preserve">No paid infrastructure </w:t>
       </w:r>
     </w:p>
     <w:p>
@@ -3119,7 +2475,7 @@
         </w:numPr>
       </w:pPr>
       <w:r>
-        <w:t xml:space="preserve">No backend server </w:t>
+        <w:t xml:space="preserve">Static-first architecture </w:t>
       </w:r>
     </w:p>
     <w:p>
@@ -3130,7 +2486,15 @@
         </w:numPr>
       </w:pPr>
       <w:r>
-        <w:t xml:space="preserve">No paid infrastructure </w:t>
+        <w:t xml:space="preserve">Hosted on </w:t>
+      </w:r>
+      <w:proofErr w:type="spellStart"/>
+      <w:r>
+        <w:t>Vercel</w:t>
+      </w:r>
+      <w:proofErr w:type="spellEnd"/>
+      <w:r>
+        <w:t xml:space="preserve"> </w:t>
       </w:r>
     </w:p>
     <w:p>
@@ -3141,58 +2505,14 @@
         </w:numPr>
       </w:pPr>
       <w:r>
-        <w:t xml:space="preserve">Static-first architecture </w:t>
-      </w:r>
-    </w:p>
-    <w:p>
-      <w:pPr>
-        <w:numPr>
-          <w:ilvl w:val="0"/>
-          <w:numId w:val="48"/>
-        </w:numPr>
-      </w:pPr>
-      <w:r>
-        <w:t xml:space="preserve">Hosted on </w:t>
-      </w:r>
-      <w:proofErr w:type="spellStart"/>
-      <w:r>
-        <w:t>Vercel</w:t>
-      </w:r>
-      <w:proofErr w:type="spellEnd"/>
-      <w:r>
-        <w:t xml:space="preserve"> </w:t>
-      </w:r>
-    </w:p>
-    <w:p>
-      <w:pPr>
-        <w:numPr>
-          <w:ilvl w:val="0"/>
-          <w:numId w:val="48"/>
-        </w:numPr>
-      </w:pPr>
-      <w:r>
         <w:t xml:space="preserve">Data sourced from GitHub </w:t>
       </w:r>
     </w:p>
     <w:p>
-      <w:r>
-        <w:pict w14:anchorId="6E17CC48">
-          <v:rect id="_x0000_i1427" style="width:0;height:1.5pt" o:hralign="center" o:hrstd="t" o:hr="t" fillcolor="#a0a0a0" stroked="f"/>
-        </w:pict>
-      </w:r>
-    </w:p>
-    <w:p>
-      <w:pPr>
-        <w:rPr>
-          <w:b/>
-          <w:bCs/>
-        </w:rPr>
-      </w:pPr>
-      <w:r>
-        <w:rPr>
-          <w:b/>
-          <w:bCs/>
-        </w:rPr>
+      <w:pPr>
+        <w:pStyle w:val="Heading2"/>
+      </w:pPr>
+      <w:r>
         <w:t>11. Risks &amp; Mitigations</w:t>
       </w:r>
     </w:p>
@@ -3239,13 +2559,6 @@
       </w:r>
     </w:p>
     <w:p>
-      <w:r>
-        <w:pict w14:anchorId="2204C6F7">
-          <v:rect id="_x0000_i1428" style="width:0;height:1.5pt" o:hralign="center" o:hrstd="t" o:hr="t" fillcolor="#a0a0a0" stroked="f"/>
-        </w:pict>
-      </w:r>
-    </w:p>
-    <w:p>
       <w:pPr>
         <w:rPr>
           <w:b/>
@@ -3288,13 +2601,6 @@
       </w:r>
     </w:p>
     <w:p>
-      <w:r>
-        <w:pict w14:anchorId="2C51BF48">
-          <v:rect id="_x0000_i1429" style="width:0;height:1.5pt" o:hralign="center" o:hrstd="t" o:hr="t" fillcolor="#a0a0a0" stroked="f"/>
-        </w:pict>
-      </w:r>
-    </w:p>
-    <w:p>
       <w:pPr>
         <w:rPr>
           <w:b/>
@@ -3337,13 +2643,6 @@
       </w:r>
     </w:p>
     <w:p>
-      <w:r>
-        <w:pict w14:anchorId="572406EB">
-          <v:rect id="_x0000_i1430" style="width:0;height:1.5pt" o:hralign="center" o:hrstd="t" o:hr="t" fillcolor="#a0a0a0" stroked="f"/>
-        </w:pict>
-      </w:r>
-    </w:p>
-    <w:p>
       <w:pPr>
         <w:rPr>
           <w:b/>
@@ -3386,24 +2685,10 @@
       </w:r>
     </w:p>
     <w:p>
-      <w:r>
-        <w:pict w14:anchorId="1C2A5671">
-          <v:rect id="_x0000_i1431" style="width:0;height:1.5pt" o:hralign="center" o:hrstd="t" o:hr="t" fillcolor="#a0a0a0" stroked="f"/>
-        </w:pict>
-      </w:r>
-    </w:p>
-    <w:p>
-      <w:pPr>
-        <w:rPr>
-          <w:b/>
-          <w:bCs/>
-        </w:rPr>
-      </w:pPr>
-      <w:r>
-        <w:rPr>
-          <w:b/>
-          <w:bCs/>
-        </w:rPr>
+      <w:pPr>
+        <w:pStyle w:val="Heading2"/>
+      </w:pPr>
+      <w:r>
         <w:t>12. Release Plan</w:t>
       </w:r>
     </w:p>
@@ -3467,14 +2752,6 @@
       </w:r>
     </w:p>
     <w:p>
-      <w:r>
-        <w:lastRenderedPageBreak/>
-        <w:pict w14:anchorId="1F42E433">
-          <v:rect id="_x0000_i1432" style="width:0;height:1.5pt" o:hralign="center" o:hrstd="t" o:hr="t" fillcolor="#a0a0a0" stroked="f"/>
-        </w:pict>
-      </w:r>
-    </w:p>
-    <w:p>
       <w:pPr>
         <w:rPr>
           <w:b/>
@@ -3523,151 +2800,1386 @@
       </w:r>
     </w:p>
     <w:p>
-      <w:r>
-        <w:pict w14:anchorId="64394660">
-          <v:rect id="_x0000_i1433" style="width:0;height:1.5pt" o:hralign="center" o:hrstd="t" o:hr="t" fillcolor="#a0a0a0" stroked="f"/>
-        </w:pict>
-      </w:r>
-    </w:p>
-    <w:p>
-      <w:pPr>
+      <w:pPr>
+        <w:pStyle w:val="Heading2"/>
+      </w:pPr>
+      <w:r>
+        <w:t>13. Out of Scope</w:t>
+      </w:r>
+    </w:p>
+    <w:p>
+      <w:pPr>
+        <w:numPr>
+          <w:ilvl w:val="0"/>
+          <w:numId w:val="55"/>
+        </w:numPr>
+      </w:pPr>
+      <w:r>
+        <w:t xml:space="preserve">User accounts </w:t>
+      </w:r>
+    </w:p>
+    <w:p>
+      <w:pPr>
+        <w:numPr>
+          <w:ilvl w:val="0"/>
+          <w:numId w:val="55"/>
+        </w:numPr>
+      </w:pPr>
+      <w:r>
+        <w:t xml:space="preserve">Payments </w:t>
+      </w:r>
+    </w:p>
+    <w:p>
+      <w:pPr>
+        <w:numPr>
+          <w:ilvl w:val="0"/>
+          <w:numId w:val="55"/>
+        </w:numPr>
+      </w:pPr>
+      <w:r>
+        <w:lastRenderedPageBreak/>
+        <w:t xml:space="preserve">Multi-platform support </w:t>
+      </w:r>
+    </w:p>
+    <w:p>
+      <w:pPr>
+        <w:numPr>
+          <w:ilvl w:val="0"/>
+          <w:numId w:val="55"/>
+        </w:numPr>
+      </w:pPr>
+      <w:r>
+        <w:t xml:space="preserve">Blog/content system </w:t>
+      </w:r>
+    </w:p>
+    <w:p>
+      <w:pPr>
+        <w:numPr>
+          <w:ilvl w:val="0"/>
+          <w:numId w:val="55"/>
+        </w:numPr>
+      </w:pPr>
+      <w:r>
+        <w:t xml:space="preserve">Advanced analytics </w:t>
+      </w:r>
+    </w:p>
+    <w:p>
+      <w:pPr>
+        <w:pStyle w:val="Heading2"/>
+      </w:pPr>
+      <w:r>
+        <w:t>14. Definition of Done</w:t>
+      </w:r>
+    </w:p>
+    <w:p>
+      <w:r>
+        <w:t>The product is complete when:</w:t>
+      </w:r>
+    </w:p>
+    <w:p>
+      <w:pPr>
+        <w:numPr>
+          <w:ilvl w:val="0"/>
+          <w:numId w:val="56"/>
+        </w:numPr>
+      </w:pPr>
+      <w:r>
+        <w:t xml:space="preserve">Users can download latest version reliably </w:t>
+      </w:r>
+    </w:p>
+    <w:p>
+      <w:pPr>
+        <w:numPr>
+          <w:ilvl w:val="0"/>
+          <w:numId w:val="56"/>
+        </w:numPr>
+      </w:pPr>
+      <w:r>
+        <w:t xml:space="preserve">Page renders with fallback in failure scenarios </w:t>
+      </w:r>
+    </w:p>
+    <w:p>
+      <w:pPr>
+        <w:numPr>
+          <w:ilvl w:val="0"/>
+          <w:numId w:val="56"/>
+        </w:numPr>
+      </w:pPr>
+      <w:r>
+        <w:t xml:space="preserve">Analytics capture page views and downloads </w:t>
+      </w:r>
+    </w:p>
+    <w:p>
+      <w:pPr>
+        <w:numPr>
+          <w:ilvl w:val="0"/>
+          <w:numId w:val="56"/>
+        </w:numPr>
+      </w:pPr>
+      <w:r>
+        <w:t>No broken states exist under API failure</w:t>
+      </w:r>
+    </w:p>
+    <w:p>
+      <w:pPr>
+        <w:pStyle w:val="Heading2"/>
+      </w:pPr>
+      <w:r>
+        <w:t>Sprint 1: Core Setup</w:t>
+      </w:r>
+    </w:p>
+    <w:p>
+      <w:r>
         <w:rPr>
           <w:b/>
           <w:bCs/>
         </w:rPr>
-      </w:pPr>
+        <w:t>Goals:</w:t>
+      </w:r>
+    </w:p>
+    <w:p>
+      <w:pPr>
+        <w:pStyle w:val="ListParagraph"/>
+        <w:numPr>
+          <w:ilvl w:val="0"/>
+          <w:numId w:val="87"/>
+        </w:numPr>
+      </w:pPr>
+      <w:r>
+        <w:t>I</w:t>
+      </w:r>
+      <w:r>
+        <w:t>nitialize project and deployment pipeline</w:t>
+      </w:r>
+    </w:p>
+    <w:p>
+      <w:pPr>
+        <w:pStyle w:val="ListParagraph"/>
+        <w:numPr>
+          <w:ilvl w:val="0"/>
+          <w:numId w:val="87"/>
+        </w:numPr>
+      </w:pPr>
+      <w:r>
+        <w:t>Establish base layout and routing</w:t>
+      </w:r>
+    </w:p>
+    <w:p>
       <w:r>
         <w:rPr>
           <w:b/>
           <w:bCs/>
         </w:rPr>
-        <w:t>13. Out of Scope</w:t>
-      </w:r>
-    </w:p>
-    <w:p>
-      <w:pPr>
-        <w:numPr>
-          <w:ilvl w:val="0"/>
-          <w:numId w:val="55"/>
-        </w:numPr>
-      </w:pPr>
-      <w:r>
-        <w:t xml:space="preserve">User accounts </w:t>
-      </w:r>
-    </w:p>
-    <w:p>
-      <w:pPr>
-        <w:numPr>
-          <w:ilvl w:val="0"/>
-          <w:numId w:val="55"/>
-        </w:numPr>
-      </w:pPr>
-      <w:r>
-        <w:t xml:space="preserve">Payments </w:t>
-      </w:r>
-    </w:p>
-    <w:p>
-      <w:pPr>
-        <w:numPr>
-          <w:ilvl w:val="0"/>
-          <w:numId w:val="55"/>
-        </w:numPr>
-      </w:pPr>
-      <w:r>
-        <w:t xml:space="preserve">Multi-platform support </w:t>
-      </w:r>
-    </w:p>
-    <w:p>
-      <w:pPr>
-        <w:numPr>
-          <w:ilvl w:val="0"/>
-          <w:numId w:val="55"/>
-        </w:numPr>
-      </w:pPr>
-      <w:r>
-        <w:t xml:space="preserve">Blog/content system </w:t>
-      </w:r>
-    </w:p>
-    <w:p>
-      <w:pPr>
-        <w:numPr>
-          <w:ilvl w:val="0"/>
-          <w:numId w:val="55"/>
-        </w:numPr>
-      </w:pPr>
-      <w:r>
-        <w:t xml:space="preserve">Advanced analytics </w:t>
-      </w:r>
-    </w:p>
-    <w:p>
-      <w:r>
-        <w:pict w14:anchorId="044DC684">
-          <v:rect id="_x0000_i1434" style="width:0;height:1.5pt" o:hralign="center" o:hrstd="t" o:hr="t" fillcolor="#a0a0a0" stroked="f"/>
-        </w:pict>
-      </w:r>
-    </w:p>
-    <w:p>
-      <w:pPr>
+        <w:t>Tasks:</w:t>
+      </w:r>
+    </w:p>
+    <w:p>
+      <w:pPr>
+        <w:numPr>
+          <w:ilvl w:val="0"/>
+          <w:numId w:val="57"/>
+        </w:numPr>
+      </w:pPr>
+      <w:r>
+        <w:t xml:space="preserve">Create Next.js project and configure SSG </w:t>
+      </w:r>
+    </w:p>
+    <w:p>
+      <w:pPr>
+        <w:numPr>
+          <w:ilvl w:val="0"/>
+          <w:numId w:val="57"/>
+        </w:numPr>
+      </w:pPr>
+      <w:r>
+        <w:t xml:space="preserve">Set up </w:t>
+      </w:r>
+      <w:proofErr w:type="spellStart"/>
+      <w:r>
+        <w:t>Vercel</w:t>
+      </w:r>
+      <w:proofErr w:type="spellEnd"/>
+      <w:r>
+        <w:t xml:space="preserve"> deployment (auto deploy on push) </w:t>
+      </w:r>
+    </w:p>
+    <w:p>
+      <w:r>
         <w:rPr>
           <w:b/>
           <w:bCs/>
         </w:rPr>
-      </w:pPr>
+        <w:t>Deliverables:</w:t>
+      </w:r>
+    </w:p>
+    <w:p>
+      <w:pPr>
+        <w:numPr>
+          <w:ilvl w:val="0"/>
+          <w:numId w:val="58"/>
+        </w:numPr>
+      </w:pPr>
+      <w:r>
+        <w:t xml:space="preserve">Running website on platform domain </w:t>
+      </w:r>
+    </w:p>
+    <w:p>
+      <w:pPr>
+        <w:numPr>
+          <w:ilvl w:val="0"/>
+          <w:numId w:val="58"/>
+        </w:numPr>
+      </w:pPr>
+      <w:r>
+        <w:t xml:space="preserve">Base layout (header, footer, structure) </w:t>
+      </w:r>
+    </w:p>
+    <w:p>
       <w:r>
         <w:rPr>
           <w:b/>
           <w:bCs/>
         </w:rPr>
-        <w:t>14. Definition of Done</w:t>
-      </w:r>
-    </w:p>
-    <w:p>
-      <w:r>
-        <w:t>The product is complete when:</w:t>
-      </w:r>
-    </w:p>
-    <w:p>
-      <w:pPr>
-        <w:numPr>
-          <w:ilvl w:val="0"/>
-          <w:numId w:val="56"/>
-        </w:numPr>
-      </w:pPr>
-      <w:r>
-        <w:t xml:space="preserve">Users can download latest version reliably </w:t>
-      </w:r>
-    </w:p>
-    <w:p>
-      <w:pPr>
-        <w:numPr>
-          <w:ilvl w:val="0"/>
-          <w:numId w:val="56"/>
-        </w:numPr>
-      </w:pPr>
-      <w:r>
-        <w:t xml:space="preserve">Page renders with fallback in failure scenarios </w:t>
-      </w:r>
-    </w:p>
-    <w:p>
-      <w:pPr>
-        <w:numPr>
-          <w:ilvl w:val="0"/>
-          <w:numId w:val="56"/>
-        </w:numPr>
-      </w:pPr>
-      <w:r>
-        <w:t xml:space="preserve">Analytics capture page views and downloads </w:t>
-      </w:r>
-    </w:p>
-    <w:p>
-      <w:pPr>
-        <w:numPr>
-          <w:ilvl w:val="0"/>
-          <w:numId w:val="56"/>
-        </w:numPr>
-      </w:pPr>
-      <w:r>
-        <w:t>No broken states exist under API failure</w:t>
+        <w:t>Pages Implemented:</w:t>
+      </w:r>
+    </w:p>
+    <w:p>
+      <w:pPr>
+        <w:numPr>
+          <w:ilvl w:val="0"/>
+          <w:numId w:val="59"/>
+        </w:numPr>
+      </w:pPr>
+      <w:r>
+        <w:t xml:space="preserve">Landing Page (skeleton) </w:t>
+      </w:r>
+    </w:p>
+    <w:p>
+      <w:pPr>
+        <w:pStyle w:val="Heading2"/>
+      </w:pPr>
+      <w:r>
+        <w:t>Sprint 2: Static Content &amp; Marketing</w:t>
+      </w:r>
+    </w:p>
+    <w:p>
+      <w:r>
+        <w:rPr>
+          <w:b/>
+          <w:bCs/>
+        </w:rPr>
+        <w:t>Goals:</w:t>
+      </w:r>
+    </w:p>
+    <w:p>
+      <w:pPr>
+        <w:pStyle w:val="ListParagraph"/>
+        <w:numPr>
+          <w:ilvl w:val="0"/>
+          <w:numId w:val="88"/>
+        </w:numPr>
+      </w:pPr>
+      <w:r>
+        <w:t>Build core marketing sections</w:t>
+      </w:r>
+    </w:p>
+    <w:p>
+      <w:pPr>
+        <w:pStyle w:val="ListParagraph"/>
+        <w:numPr>
+          <w:ilvl w:val="0"/>
+          <w:numId w:val="88"/>
+        </w:numPr>
+      </w:pPr>
+      <w:r>
+        <w:t>Communicate product value clearly</w:t>
+      </w:r>
+    </w:p>
+    <w:p>
+      <w:r>
+        <w:rPr>
+          <w:b/>
+          <w:bCs/>
+        </w:rPr>
+        <w:t>Tasks:</w:t>
+      </w:r>
+    </w:p>
+    <w:p>
+      <w:pPr>
+        <w:numPr>
+          <w:ilvl w:val="0"/>
+          <w:numId w:val="60"/>
+        </w:numPr>
+      </w:pPr>
+      <w:r>
+        <w:t xml:space="preserve">Implement hero section (title, tagline, CTA) </w:t>
+      </w:r>
+    </w:p>
+    <w:p>
+      <w:pPr>
+        <w:numPr>
+          <w:ilvl w:val="0"/>
+          <w:numId w:val="60"/>
+        </w:numPr>
+      </w:pPr>
+      <w:r>
+        <w:t xml:space="preserve">Add features section and system requirements </w:t>
+      </w:r>
+    </w:p>
+    <w:p>
+      <w:r>
+        <w:rPr>
+          <w:b/>
+          <w:bCs/>
+        </w:rPr>
+        <w:t>Deliverables:</w:t>
+      </w:r>
+    </w:p>
+    <w:p>
+      <w:pPr>
+        <w:numPr>
+          <w:ilvl w:val="0"/>
+          <w:numId w:val="61"/>
+        </w:numPr>
+      </w:pPr>
+      <w:r>
+        <w:t xml:space="preserve">Complete static marketing content </w:t>
+      </w:r>
+    </w:p>
+    <w:p>
+      <w:pPr>
+        <w:numPr>
+          <w:ilvl w:val="0"/>
+          <w:numId w:val="61"/>
+        </w:numPr>
+      </w:pPr>
+      <w:r>
+        <w:t xml:space="preserve">Structured content hierarchy </w:t>
+      </w:r>
+    </w:p>
+    <w:p>
+      <w:r>
+        <w:rPr>
+          <w:b/>
+          <w:bCs/>
+        </w:rPr>
+        <w:t>Pages Implemented:</w:t>
+      </w:r>
+    </w:p>
+    <w:p>
+      <w:pPr>
+        <w:numPr>
+          <w:ilvl w:val="0"/>
+          <w:numId w:val="62"/>
+        </w:numPr>
+      </w:pPr>
+      <w:r>
+        <w:t xml:space="preserve">Landing Page (marketing sections) </w:t>
+      </w:r>
+    </w:p>
+    <w:p>
+      <w:pPr>
+        <w:pStyle w:val="Heading2"/>
+      </w:pPr>
+      <w:r>
+        <w:t>Sprint 3: Screenshots &amp; Visual Proof</w:t>
+      </w:r>
+    </w:p>
+    <w:p>
+      <w:r>
+        <w:rPr>
+          <w:b/>
+          <w:bCs/>
+        </w:rPr>
+        <w:t>Goals:</w:t>
+      </w:r>
+    </w:p>
+    <w:p>
+      <w:pPr>
+        <w:pStyle w:val="ListParagraph"/>
+        <w:numPr>
+          <w:ilvl w:val="0"/>
+          <w:numId w:val="89"/>
+        </w:numPr>
+      </w:pPr>
+      <w:r>
+        <w:lastRenderedPageBreak/>
+        <w:t>Add visual credibility</w:t>
+      </w:r>
+    </w:p>
+    <w:p>
+      <w:pPr>
+        <w:pStyle w:val="ListParagraph"/>
+        <w:numPr>
+          <w:ilvl w:val="0"/>
+          <w:numId w:val="89"/>
+        </w:numPr>
+      </w:pPr>
+      <w:r>
+        <w:t>Improve product understanding</w:t>
+      </w:r>
+    </w:p>
+    <w:p>
+      <w:r>
+        <w:rPr>
+          <w:b/>
+          <w:bCs/>
+        </w:rPr>
+        <w:t>Tasks:</w:t>
+      </w:r>
+    </w:p>
+    <w:p>
+      <w:pPr>
+        <w:numPr>
+          <w:ilvl w:val="0"/>
+          <w:numId w:val="63"/>
+        </w:numPr>
+      </w:pPr>
+      <w:r>
+        <w:t xml:space="preserve">Integrate screenshot gallery (max 10 images) </w:t>
+      </w:r>
+    </w:p>
+    <w:p>
+      <w:pPr>
+        <w:numPr>
+          <w:ilvl w:val="0"/>
+          <w:numId w:val="63"/>
+        </w:numPr>
+      </w:pPr>
+      <w:r>
+        <w:t xml:space="preserve">Apply image compression and lazy loading </w:t>
+      </w:r>
+    </w:p>
+    <w:p>
+      <w:r>
+        <w:rPr>
+          <w:b/>
+          <w:bCs/>
+        </w:rPr>
+        <w:t>Deliverables:</w:t>
+      </w:r>
+    </w:p>
+    <w:p>
+      <w:pPr>
+        <w:numPr>
+          <w:ilvl w:val="0"/>
+          <w:numId w:val="64"/>
+        </w:numPr>
+      </w:pPr>
+      <w:r>
+        <w:t xml:space="preserve">Screenshot section functional </w:t>
+      </w:r>
+    </w:p>
+    <w:p>
+      <w:pPr>
+        <w:numPr>
+          <w:ilvl w:val="0"/>
+          <w:numId w:val="64"/>
+        </w:numPr>
+      </w:pPr>
+      <w:r>
+        <w:t xml:space="preserve">Optimized image loading </w:t>
+      </w:r>
+    </w:p>
+    <w:p>
+      <w:r>
+        <w:rPr>
+          <w:b/>
+          <w:bCs/>
+        </w:rPr>
+        <w:t>Pages Implemented:</w:t>
+      </w:r>
+    </w:p>
+    <w:p>
+      <w:pPr>
+        <w:numPr>
+          <w:ilvl w:val="0"/>
+          <w:numId w:val="65"/>
+        </w:numPr>
+      </w:pPr>
+      <w:r>
+        <w:t xml:space="preserve">Landing Page (visual section) </w:t>
+      </w:r>
+    </w:p>
+    <w:p>
+      <w:pPr>
+        <w:pStyle w:val="Heading2"/>
+      </w:pPr>
+      <w:r>
+        <w:t>Sprint 4: GitHub Integration &amp; Release Fetching</w:t>
+      </w:r>
+    </w:p>
+    <w:p>
+      <w:r>
+        <w:rPr>
+          <w:b/>
+          <w:bCs/>
+        </w:rPr>
+        <w:t>Goals:</w:t>
+      </w:r>
+    </w:p>
+    <w:p>
+      <w:pPr>
+        <w:pStyle w:val="ListParagraph"/>
+        <w:numPr>
+          <w:ilvl w:val="0"/>
+          <w:numId w:val="90"/>
+        </w:numPr>
+      </w:pPr>
+      <w:r>
+        <w:t>Fetch latest release data</w:t>
+      </w:r>
+    </w:p>
+    <w:p>
+      <w:pPr>
+        <w:pStyle w:val="ListParagraph"/>
+        <w:numPr>
+          <w:ilvl w:val="0"/>
+          <w:numId w:val="90"/>
+        </w:numPr>
+      </w:pPr>
+      <w:r>
+        <w:t>Display version info dynamically</w:t>
+      </w:r>
+    </w:p>
+    <w:p>
+      <w:r>
+        <w:rPr>
+          <w:b/>
+          <w:bCs/>
+        </w:rPr>
+        <w:t>Tasks:</w:t>
+      </w:r>
+    </w:p>
+    <w:p>
+      <w:pPr>
+        <w:numPr>
+          <w:ilvl w:val="0"/>
+          <w:numId w:val="66"/>
+        </w:numPr>
+      </w:pPr>
+      <w:r>
+        <w:t xml:space="preserve">Integrate GitHub API for releases </w:t>
+      </w:r>
+    </w:p>
+    <w:p>
+      <w:pPr>
+        <w:numPr>
+          <w:ilvl w:val="0"/>
+          <w:numId w:val="66"/>
+        </w:numPr>
+      </w:pPr>
+      <w:r>
+        <w:t xml:space="preserve">Extract version, date, and download URLs </w:t>
+      </w:r>
+    </w:p>
+    <w:p>
+      <w:r>
+        <w:rPr>
+          <w:b/>
+          <w:bCs/>
+        </w:rPr>
+        <w:t>Deliverables:</w:t>
+      </w:r>
+    </w:p>
+    <w:p>
+      <w:pPr>
+        <w:numPr>
+          <w:ilvl w:val="0"/>
+          <w:numId w:val="67"/>
+        </w:numPr>
+      </w:pPr>
+      <w:r>
+        <w:t xml:space="preserve">Dynamic release data displayed </w:t>
+      </w:r>
+    </w:p>
+    <w:p>
+      <w:pPr>
+        <w:numPr>
+          <w:ilvl w:val="0"/>
+          <w:numId w:val="67"/>
+        </w:numPr>
+      </w:pPr>
+      <w:r>
+        <w:t xml:space="preserve">Version + metadata visible on page </w:t>
+      </w:r>
+    </w:p>
+    <w:p>
+      <w:r>
+        <w:rPr>
+          <w:b/>
+          <w:bCs/>
+        </w:rPr>
+        <w:t>Pages Implemented:</w:t>
+      </w:r>
+    </w:p>
+    <w:p>
+      <w:pPr>
+        <w:numPr>
+          <w:ilvl w:val="0"/>
+          <w:numId w:val="68"/>
+        </w:numPr>
+      </w:pPr>
+      <w:r>
+        <w:t xml:space="preserve">Landing Page (release info section) </w:t>
+      </w:r>
+    </w:p>
+    <w:p>
+      <w:pPr>
+        <w:pStyle w:val="Heading2"/>
+      </w:pPr>
+      <w:r>
+        <w:t>Sprint 5: Download System</w:t>
+      </w:r>
+    </w:p>
+    <w:p>
+      <w:proofErr w:type="spellStart"/>
+      <w:r>
+        <w:rPr>
+          <w:b/>
+          <w:bCs/>
+        </w:rPr>
+        <w:t>Goals:</w:t>
+      </w:r>
+      <w:proofErr w:type="spellEnd"/>
+    </w:p>
+    <w:p>
+      <w:pPr>
+        <w:pStyle w:val="ListParagraph"/>
+        <w:numPr>
+          <w:ilvl w:val="0"/>
+          <w:numId w:val="91"/>
+        </w:numPr>
+      </w:pPr>
+      <w:r>
+        <w:t>Enable actual downloads</w:t>
+      </w:r>
+    </w:p>
+    <w:p>
+      <w:pPr>
+        <w:pStyle w:val="ListParagraph"/>
+        <w:numPr>
+          <w:ilvl w:val="0"/>
+          <w:numId w:val="91"/>
+        </w:numPr>
+      </w:pPr>
+      <w:r>
+        <w:t>Connect UI to release assets</w:t>
+      </w:r>
+    </w:p>
+    <w:p>
+      <w:r>
+        <w:rPr>
+          <w:b/>
+          <w:bCs/>
+        </w:rPr>
+        <w:t>Tasks:</w:t>
+      </w:r>
+    </w:p>
+    <w:p>
+      <w:pPr>
+        <w:numPr>
+          <w:ilvl w:val="0"/>
+          <w:numId w:val="69"/>
+        </w:numPr>
+      </w:pPr>
+      <w:r>
+        <w:t>Implement download buttons (.exe, .</w:t>
+      </w:r>
+      <w:proofErr w:type="spellStart"/>
+      <w:r>
+        <w:t>msi</w:t>
+      </w:r>
+      <w:proofErr w:type="spellEnd"/>
+      <w:r>
+        <w:t xml:space="preserve">) </w:t>
+      </w:r>
+    </w:p>
+    <w:p>
+      <w:pPr>
+        <w:numPr>
+          <w:ilvl w:val="0"/>
+          <w:numId w:val="69"/>
+        </w:numPr>
+      </w:pPr>
+      <w:r>
+        <w:t xml:space="preserve">Link buttons to GitHub release assets </w:t>
+      </w:r>
+    </w:p>
+    <w:p>
+      <w:r>
+        <w:rPr>
+          <w:b/>
+          <w:bCs/>
+        </w:rPr>
+        <w:t>Deliverables:</w:t>
+      </w:r>
+    </w:p>
+    <w:p>
+      <w:pPr>
+        <w:numPr>
+          <w:ilvl w:val="0"/>
+          <w:numId w:val="70"/>
+        </w:numPr>
+      </w:pPr>
+      <w:r>
+        <w:t xml:space="preserve">Functional download flow </w:t>
+      </w:r>
+    </w:p>
+    <w:p>
+      <w:pPr>
+        <w:numPr>
+          <w:ilvl w:val="0"/>
+          <w:numId w:val="70"/>
+        </w:numPr>
+      </w:pPr>
+      <w:r>
+        <w:t xml:space="preserve">Version-linked downloads </w:t>
+      </w:r>
+    </w:p>
+    <w:p>
+      <w:r>
+        <w:rPr>
+          <w:b/>
+          <w:bCs/>
+        </w:rPr>
+        <w:t>Pages Implemented:</w:t>
+      </w:r>
+    </w:p>
+    <w:p>
+      <w:pPr>
+        <w:numPr>
+          <w:ilvl w:val="0"/>
+          <w:numId w:val="71"/>
+        </w:numPr>
+      </w:pPr>
+      <w:r>
+        <w:t xml:space="preserve">Landing Page (download section) </w:t>
+      </w:r>
+    </w:p>
+    <w:p>
+      <w:pPr>
+        <w:pStyle w:val="Heading2"/>
+      </w:pPr>
+      <w:r>
+        <w:lastRenderedPageBreak/>
+        <w:t>Sprint 6: Fallback System &amp; Reliability</w:t>
+      </w:r>
+    </w:p>
+    <w:p>
+      <w:r>
+        <w:rPr>
+          <w:b/>
+          <w:bCs/>
+        </w:rPr>
+        <w:t>Goals:</w:t>
+      </w:r>
+    </w:p>
+    <w:p>
+      <w:pPr>
+        <w:pStyle w:val="ListParagraph"/>
+        <w:numPr>
+          <w:ilvl w:val="0"/>
+          <w:numId w:val="92"/>
+        </w:numPr>
+      </w:pPr>
+      <w:r>
+        <w:t>Prevent failure states</w:t>
+      </w:r>
+    </w:p>
+    <w:p>
+      <w:pPr>
+        <w:pStyle w:val="ListParagraph"/>
+        <w:numPr>
+          <w:ilvl w:val="0"/>
+          <w:numId w:val="92"/>
+        </w:numPr>
+      </w:pPr>
+      <w:r>
+        <w:t>Ensure site works without API</w:t>
+      </w:r>
+    </w:p>
+    <w:p>
+      <w:r>
+        <w:rPr>
+          <w:b/>
+          <w:bCs/>
+        </w:rPr>
+        <w:t>Tasks:</w:t>
+      </w:r>
+    </w:p>
+    <w:p>
+      <w:pPr>
+        <w:numPr>
+          <w:ilvl w:val="0"/>
+          <w:numId w:val="72"/>
+        </w:numPr>
+      </w:pPr>
+      <w:r>
+        <w:t xml:space="preserve">Implement fallback JSON data </w:t>
+      </w:r>
+    </w:p>
+    <w:p>
+      <w:pPr>
+        <w:numPr>
+          <w:ilvl w:val="0"/>
+          <w:numId w:val="72"/>
+        </w:numPr>
+      </w:pPr>
+      <w:r>
+        <w:t xml:space="preserve">Add layered fallback (API → cache → JSON) </w:t>
+      </w:r>
+    </w:p>
+    <w:p>
+      <w:r>
+        <w:rPr>
+          <w:b/>
+          <w:bCs/>
+        </w:rPr>
+        <w:t>Deliverables:</w:t>
+      </w:r>
+    </w:p>
+    <w:p>
+      <w:pPr>
+        <w:numPr>
+          <w:ilvl w:val="0"/>
+          <w:numId w:val="73"/>
+        </w:numPr>
+      </w:pPr>
+      <w:r>
+        <w:t xml:space="preserve">No empty states on failure </w:t>
+      </w:r>
+    </w:p>
+    <w:p>
+      <w:pPr>
+        <w:numPr>
+          <w:ilvl w:val="0"/>
+          <w:numId w:val="73"/>
+        </w:numPr>
+      </w:pPr>
+      <w:r>
+        <w:t xml:space="preserve">Reliable data rendering </w:t>
+      </w:r>
+    </w:p>
+    <w:p>
+      <w:r>
+        <w:rPr>
+          <w:b/>
+          <w:bCs/>
+        </w:rPr>
+        <w:t>Pages Implemented:</w:t>
+      </w:r>
+    </w:p>
+    <w:p>
+      <w:pPr>
+        <w:numPr>
+          <w:ilvl w:val="0"/>
+          <w:numId w:val="74"/>
+        </w:numPr>
+      </w:pPr>
+      <w:r>
+        <w:t xml:space="preserve">Landing Page (resilient data layer) </w:t>
+      </w:r>
+    </w:p>
+    <w:p>
+      <w:pPr>
+        <w:pStyle w:val="Heading2"/>
+      </w:pPr>
+      <w:r>
+        <w:t>Sprint 7: Changelog &amp; Release Notes</w:t>
+      </w:r>
+    </w:p>
+    <w:p>
+      <w:r>
+        <w:rPr>
+          <w:b/>
+          <w:bCs/>
+        </w:rPr>
+        <w:t>Goals:</w:t>
+      </w:r>
+    </w:p>
+    <w:p>
+      <w:pPr>
+        <w:pStyle w:val="ListParagraph"/>
+        <w:numPr>
+          <w:ilvl w:val="0"/>
+          <w:numId w:val="93"/>
+        </w:numPr>
+      </w:pPr>
+      <w:r>
+        <w:t>Provide transparency</w:t>
+      </w:r>
+    </w:p>
+    <w:p>
+      <w:pPr>
+        <w:pStyle w:val="ListParagraph"/>
+        <w:numPr>
+          <w:ilvl w:val="0"/>
+          <w:numId w:val="93"/>
+        </w:numPr>
+      </w:pPr>
+      <w:r>
+        <w:t>Improve user trust</w:t>
+      </w:r>
+    </w:p>
+    <w:p>
+      <w:r>
+        <w:rPr>
+          <w:b/>
+          <w:bCs/>
+        </w:rPr>
+        <w:t>Tasks:</w:t>
+      </w:r>
+    </w:p>
+    <w:p>
+      <w:pPr>
+        <w:numPr>
+          <w:ilvl w:val="0"/>
+          <w:numId w:val="75"/>
+        </w:numPr>
+      </w:pPr>
+      <w:r>
+        <w:t xml:space="preserve">Display latest release summary </w:t>
+      </w:r>
+    </w:p>
+    <w:p>
+      <w:pPr>
+        <w:numPr>
+          <w:ilvl w:val="0"/>
+          <w:numId w:val="75"/>
+        </w:numPr>
+      </w:pPr>
+      <w:r>
+        <w:t xml:space="preserve">Link to full GitHub release notes </w:t>
+      </w:r>
+    </w:p>
+    <w:p>
+      <w:r>
+        <w:rPr>
+          <w:b/>
+          <w:bCs/>
+        </w:rPr>
+        <w:t>Deliverables:</w:t>
+      </w:r>
+    </w:p>
+    <w:p>
+      <w:pPr>
+        <w:numPr>
+          <w:ilvl w:val="0"/>
+          <w:numId w:val="76"/>
+        </w:numPr>
+      </w:pPr>
+      <w:r>
+        <w:t xml:space="preserve">Changelog section visible </w:t>
+      </w:r>
+    </w:p>
+    <w:p>
+      <w:pPr>
+        <w:numPr>
+          <w:ilvl w:val="0"/>
+          <w:numId w:val="76"/>
+        </w:numPr>
+      </w:pPr>
+      <w:r>
+        <w:t xml:space="preserve">External release navigation </w:t>
+      </w:r>
+    </w:p>
+    <w:p>
+      <w:r>
+        <w:rPr>
+          <w:b/>
+          <w:bCs/>
+        </w:rPr>
+        <w:t>Pages Implemented:</w:t>
+      </w:r>
+    </w:p>
+    <w:p>
+      <w:pPr>
+        <w:numPr>
+          <w:ilvl w:val="0"/>
+          <w:numId w:val="77"/>
+        </w:numPr>
+      </w:pPr>
+      <w:r>
+        <w:t xml:space="preserve">Landing Page (changelog section) </w:t>
+      </w:r>
+    </w:p>
+    <w:p>
+      <w:pPr>
+        <w:pStyle w:val="Heading2"/>
+      </w:pPr>
+      <w:r>
+        <w:t>Sprint 8: Analytics Integration</w:t>
+      </w:r>
+    </w:p>
+    <w:p>
+      <w:r>
+        <w:rPr>
+          <w:b/>
+          <w:bCs/>
+        </w:rPr>
+        <w:t>Goals:</w:t>
+      </w:r>
+    </w:p>
+    <w:p>
+      <w:pPr>
+        <w:pStyle w:val="ListParagraph"/>
+        <w:numPr>
+          <w:ilvl w:val="0"/>
+          <w:numId w:val="94"/>
+        </w:numPr>
+      </w:pPr>
+      <w:r>
+        <w:t>Track user behavior</w:t>
+      </w:r>
+    </w:p>
+    <w:p>
+      <w:pPr>
+        <w:pStyle w:val="ListParagraph"/>
+        <w:numPr>
+          <w:ilvl w:val="0"/>
+          <w:numId w:val="94"/>
+        </w:numPr>
+      </w:pPr>
+      <w:r>
+        <w:t>Measure conversion</w:t>
+      </w:r>
+    </w:p>
+    <w:p>
+      <w:r>
+        <w:rPr>
+          <w:b/>
+          <w:bCs/>
+        </w:rPr>
+        <w:t>Tasks:</w:t>
+      </w:r>
+    </w:p>
+    <w:p>
+      <w:pPr>
+        <w:numPr>
+          <w:ilvl w:val="0"/>
+          <w:numId w:val="78"/>
+        </w:numPr>
+      </w:pPr>
+      <w:r>
+        <w:t xml:space="preserve">Integrate lightweight analytics (e.g., Plausible) </w:t>
+      </w:r>
+    </w:p>
+    <w:p>
+      <w:pPr>
+        <w:numPr>
+          <w:ilvl w:val="0"/>
+          <w:numId w:val="78"/>
+        </w:numPr>
+      </w:pPr>
+      <w:r>
+        <w:t xml:space="preserve">Track page views and download clicks </w:t>
+      </w:r>
+    </w:p>
+    <w:p>
+      <w:r>
+        <w:rPr>
+          <w:b/>
+          <w:bCs/>
+        </w:rPr>
+        <w:t>Deliverables:</w:t>
+      </w:r>
+    </w:p>
+    <w:p>
+      <w:pPr>
+        <w:numPr>
+          <w:ilvl w:val="0"/>
+          <w:numId w:val="79"/>
+        </w:numPr>
+      </w:pPr>
+      <w:r>
+        <w:t xml:space="preserve">Analytics dashboard receiving data </w:t>
+      </w:r>
+    </w:p>
+    <w:p>
+      <w:pPr>
+        <w:numPr>
+          <w:ilvl w:val="0"/>
+          <w:numId w:val="79"/>
+        </w:numPr>
+      </w:pPr>
+      <w:r>
+        <w:t xml:space="preserve">Download click tracking working </w:t>
+      </w:r>
+    </w:p>
+    <w:p>
+      <w:r>
+        <w:rPr>
+          <w:b/>
+          <w:bCs/>
+        </w:rPr>
+        <w:t>Pages Implemented:</w:t>
+      </w:r>
+    </w:p>
+    <w:p>
+      <w:pPr>
+        <w:numPr>
+          <w:ilvl w:val="0"/>
+          <w:numId w:val="80"/>
+        </w:numPr>
+      </w:pPr>
+      <w:r>
+        <w:lastRenderedPageBreak/>
+        <w:t xml:space="preserve">Landing Page (analytics-enabled) </w:t>
+      </w:r>
+    </w:p>
+    <w:p>
+      <w:pPr>
+        <w:pStyle w:val="Heading2"/>
+      </w:pPr>
+      <w:r>
+        <w:t>Sprint 9: Error Handling &amp; UX Feedback</w:t>
+      </w:r>
+    </w:p>
+    <w:p>
+      <w:r>
+        <w:rPr>
+          <w:b/>
+          <w:bCs/>
+        </w:rPr>
+        <w:t>Goals:</w:t>
+      </w:r>
+    </w:p>
+    <w:p>
+      <w:pPr>
+        <w:pStyle w:val="ListParagraph"/>
+        <w:numPr>
+          <w:ilvl w:val="0"/>
+          <w:numId w:val="95"/>
+        </w:numPr>
+      </w:pPr>
+      <w:r>
+        <w:t>Handle failures clearly</w:t>
+      </w:r>
+    </w:p>
+    <w:p>
+      <w:pPr>
+        <w:pStyle w:val="ListParagraph"/>
+        <w:numPr>
+          <w:ilvl w:val="0"/>
+          <w:numId w:val="95"/>
+        </w:numPr>
+      </w:pPr>
+      <w:r>
+        <w:t>Avoid silent errors</w:t>
+      </w:r>
+    </w:p>
+    <w:p>
+      <w:r>
+        <w:rPr>
+          <w:b/>
+          <w:bCs/>
+        </w:rPr>
+        <w:t>Tasks:</w:t>
+      </w:r>
+    </w:p>
+    <w:p>
+      <w:pPr>
+        <w:numPr>
+          <w:ilvl w:val="0"/>
+          <w:numId w:val="81"/>
+        </w:numPr>
+      </w:pPr>
+      <w:r>
+        <w:t xml:space="preserve">Implement UI error messages for API/download failures </w:t>
+      </w:r>
+    </w:p>
+    <w:p>
+      <w:pPr>
+        <w:numPr>
+          <w:ilvl w:val="0"/>
+          <w:numId w:val="81"/>
+        </w:numPr>
+      </w:pPr>
+      <w:r>
+        <w:t xml:space="preserve">Add fallback messaging and guidance </w:t>
+      </w:r>
+    </w:p>
+    <w:p>
+      <w:r>
+        <w:rPr>
+          <w:b/>
+          <w:bCs/>
+        </w:rPr>
+        <w:t>Deliverables:</w:t>
+      </w:r>
+    </w:p>
+    <w:p>
+      <w:pPr>
+        <w:numPr>
+          <w:ilvl w:val="0"/>
+          <w:numId w:val="82"/>
+        </w:numPr>
+      </w:pPr>
+      <w:r>
+        <w:t xml:space="preserve">Clear error states </w:t>
+      </w:r>
+    </w:p>
+    <w:p>
+      <w:pPr>
+        <w:numPr>
+          <w:ilvl w:val="0"/>
+          <w:numId w:val="82"/>
+        </w:numPr>
+      </w:pPr>
+      <w:r>
+        <w:t xml:space="preserve">Improved user feedback </w:t>
+      </w:r>
+    </w:p>
+    <w:p>
+      <w:r>
+        <w:rPr>
+          <w:b/>
+          <w:bCs/>
+        </w:rPr>
+        <w:t>Pages Implemented:</w:t>
+      </w:r>
+    </w:p>
+    <w:p>
+      <w:pPr>
+        <w:numPr>
+          <w:ilvl w:val="0"/>
+          <w:numId w:val="83"/>
+        </w:numPr>
+      </w:pPr>
+      <w:r>
+        <w:t xml:space="preserve">Landing Page (error states) </w:t>
+      </w:r>
+    </w:p>
+    <w:p>
+      <w:pPr>
+        <w:pStyle w:val="Heading2"/>
+      </w:pPr>
+      <w:r>
+        <w:t>Sprint 10: Final Optimization &amp; Deployment Stability</w:t>
+      </w:r>
+    </w:p>
+    <w:p>
+      <w:r>
+        <w:rPr>
+          <w:b/>
+          <w:bCs/>
+        </w:rPr>
+        <w:t>Goals:</w:t>
+      </w:r>
+    </w:p>
+    <w:p>
+      <w:pPr>
+        <w:pStyle w:val="ListParagraph"/>
+        <w:numPr>
+          <w:ilvl w:val="0"/>
+          <w:numId w:val="96"/>
+        </w:numPr>
+      </w:pPr>
+      <w:r>
+        <w:t>Ensure stable production behavior</w:t>
+      </w:r>
+    </w:p>
+    <w:p>
+      <w:pPr>
+        <w:pStyle w:val="ListParagraph"/>
+        <w:numPr>
+          <w:ilvl w:val="0"/>
+          <w:numId w:val="96"/>
+        </w:numPr>
+      </w:pPr>
+      <w:r>
+        <w:t>Optimize performance baseline</w:t>
+      </w:r>
+    </w:p>
+    <w:p>
+      <w:r>
+        <w:rPr>
+          <w:b/>
+          <w:bCs/>
+        </w:rPr>
+        <w:t>Tasks:</w:t>
+      </w:r>
+    </w:p>
+    <w:p>
+      <w:pPr>
+        <w:numPr>
+          <w:ilvl w:val="0"/>
+          <w:numId w:val="84"/>
+        </w:numPr>
+      </w:pPr>
+      <w:r>
+        <w:t xml:space="preserve">Add lazy loading and finalize asset optimization </w:t>
+      </w:r>
+    </w:p>
+    <w:p>
+      <w:pPr>
+        <w:numPr>
+          <w:ilvl w:val="0"/>
+          <w:numId w:val="84"/>
+        </w:numPr>
+      </w:pPr>
+      <w:r>
+        <w:t>Configure scheduled rebuild (</w:t>
+      </w:r>
+      <w:proofErr w:type="spellStart"/>
+      <w:r>
+        <w:t>cron</w:t>
+      </w:r>
+      <w:proofErr w:type="spellEnd"/>
+      <w:r>
+        <w:t xml:space="preserve"> for release updates) </w:t>
+      </w:r>
+    </w:p>
+    <w:p>
+      <w:r>
+        <w:rPr>
+          <w:b/>
+          <w:bCs/>
+        </w:rPr>
+        <w:t>Deliverables:</w:t>
+      </w:r>
+    </w:p>
+    <w:p>
+      <w:pPr>
+        <w:numPr>
+          <w:ilvl w:val="0"/>
+          <w:numId w:val="85"/>
+        </w:numPr>
+      </w:pPr>
+      <w:r>
+        <w:t xml:space="preserve">Stable production deployment </w:t>
+      </w:r>
+    </w:p>
+    <w:p>
+      <w:pPr>
+        <w:numPr>
+          <w:ilvl w:val="0"/>
+          <w:numId w:val="85"/>
+        </w:numPr>
+      </w:pPr>
+      <w:r>
+        <w:t xml:space="preserve">Reliable version update cycle </w:t>
+      </w:r>
+    </w:p>
+    <w:p>
+      <w:r>
+        <w:rPr>
+          <w:b/>
+          <w:bCs/>
+        </w:rPr>
+        <w:t>Pages Implemented:</w:t>
+      </w:r>
+    </w:p>
+    <w:p>
+      <w:pPr>
+        <w:numPr>
+          <w:ilvl w:val="0"/>
+          <w:numId w:val="86"/>
+        </w:numPr>
+      </w:pPr>
+      <w:r>
+        <w:t>Landing Page (final production-ready version)</w:t>
       </w:r>
     </w:p>
     <w:p/>
@@ -3684,6 +4196,232 @@
 <file path=word/numbering.xml><?xml version="1.0" encoding="utf-8"?>
 <w:numbering xmlns:wpc="http://schemas.microsoft.com/office/word/2010/wordprocessingCanvas" xmlns:cx="http://schemas.microsoft.com/office/drawing/2014/chartex" xmlns:cx1="http://schemas.microsoft.com/office/drawing/2015/9/8/chartex" xmlns:cx2="http://schemas.microsoft.com/office/drawing/2015/10/21/chartex" xmlns:cx3="http://schemas.microsoft.com/office/drawing/2016/5/9/chartex" xmlns:cx4="http://schemas.microsoft.com/office/drawing/2016/5/10/chartex" xmlns:cx5="http://schemas.microsoft.com/office/drawing/2016/5/11/chartex" xmlns:cx6="http://schemas.microsoft.com/office/drawing/2016/5/12/chartex" xmlns:cx7="http://schemas.microsoft.com/office/drawing/2016/5/13/chartex" xmlns:cx8="http://schemas.microsoft.com/office/drawing/2016/5/14/chartex" xmlns:mc="http://schemas.openxmlformats.org/markup-compatibility/2006" xmlns:aink="http://schemas.microsoft.com/office/drawing/2016/ink" xmlns:am3d="http://schemas.microsoft.com/office/drawing/2017/model3d" xmlns:o="urn:schemas-microsoft-com:office:office" xmlns:oel="http://schemas.microsoft.com/office/2019/extlst" xmlns:r="http://schemas.openxmlformats.org/officeDocument/2006/relationships" xmlns:m="http://schemas.openxmlformats.org/officeDocument/2006/math" xmlns:v="urn:schemas-microsoft-com:vml" xmlns:wp14="http://schemas.microsoft.com/office/word/2010/wordprocessingDrawing" xmlns:wp="http://schemas.openxmlformats.org/drawingml/2006/wordprocessingDrawing" xmlns:w10="urn:schemas-microsoft-com:office:word" xmlns:w="http://schemas.openxmlformats.org/wordprocessingml/2006/main" xmlns:w14="http://schemas.microsoft.com/office/word/2010/wordml" xmlns:w15="http://schemas.microsoft.com/office/word/2012/wordml" xmlns:w16cex="http://schemas.microsoft.com/office/word/2018/wordml/cex" xmlns:w16cid="http://schemas.microsoft.com/office/word/2016/wordml/cid" xmlns:w16="http://schemas.microsoft.com/office/word/2018/wordml" xmlns:w16du="http://schemas.microsoft.com/office/word/2023/wordml/word16du" xmlns:w16sdtdh="http://schemas.microsoft.com/office/word/2020/wordml/sdtdatahash" xmlns:w16sdtfl="http://schemas.microsoft.com/office/word/2024/wordml/sdtformatlock" xmlns:w16se="http://schemas.microsoft.com/office/word/2015/wordml/symex" xmlns:wpg="http://schemas.microsoft.com/office/word/2010/wordprocessingGroup" xmlns:wpi="http://schemas.microsoft.com/office/word/2010/wordprocessingInk" xmlns:wne="http://schemas.microsoft.com/office/word/2006/wordml" xmlns:wps="http://schemas.microsoft.com/office/word/2010/wordprocessingShape" mc:Ignorable="w14 w15 w16se w16cid w16 w16cex w16sdtdh w16sdtfl w16du wp14">
   <w:abstractNum w:abstractNumId="0" w15:restartNumberingAfterBreak="0">
+    <w:nsid w:val="01931246"/>
+    <w:multiLevelType w:val="multilevel"/>
+    <w:tmpl w:val="97CC1880"/>
+    <w:lvl w:ilvl="0">
+      <w:start w:val="1"/>
+      <w:numFmt w:val="decimal"/>
+      <w:lvlText w:val="%1."/>
+      <w:lvlJc w:val="left"/>
+      <w:pPr>
+        <w:tabs>
+          <w:tab w:val="num" w:pos="720"/>
+        </w:tabs>
+        <w:ind w:left="720" w:hanging="360"/>
+      </w:pPr>
+    </w:lvl>
+    <w:lvl w:ilvl="1" w:tentative="1">
+      <w:start w:val="1"/>
+      <w:numFmt w:val="decimal"/>
+      <w:lvlText w:val="%2."/>
+      <w:lvlJc w:val="left"/>
+      <w:pPr>
+        <w:tabs>
+          <w:tab w:val="num" w:pos="1440"/>
+        </w:tabs>
+        <w:ind w:left="1440" w:hanging="360"/>
+      </w:pPr>
+    </w:lvl>
+    <w:lvl w:ilvl="2" w:tentative="1">
+      <w:start w:val="1"/>
+      <w:numFmt w:val="decimal"/>
+      <w:lvlText w:val="%3."/>
+      <w:lvlJc w:val="left"/>
+      <w:pPr>
+        <w:tabs>
+          <w:tab w:val="num" w:pos="2160"/>
+        </w:tabs>
+        <w:ind w:left="2160" w:hanging="360"/>
+      </w:pPr>
+    </w:lvl>
+    <w:lvl w:ilvl="3" w:tentative="1">
+      <w:start w:val="1"/>
+      <w:numFmt w:val="decimal"/>
+      <w:lvlText w:val="%4."/>
+      <w:lvlJc w:val="left"/>
+      <w:pPr>
+        <w:tabs>
+          <w:tab w:val="num" w:pos="2880"/>
+        </w:tabs>
+        <w:ind w:left="2880" w:hanging="360"/>
+      </w:pPr>
+    </w:lvl>
+    <w:lvl w:ilvl="4" w:tentative="1">
+      <w:start w:val="1"/>
+      <w:numFmt w:val="decimal"/>
+      <w:lvlText w:val="%5."/>
+      <w:lvlJc w:val="left"/>
+      <w:pPr>
+        <w:tabs>
+          <w:tab w:val="num" w:pos="3600"/>
+        </w:tabs>
+        <w:ind w:left="3600" w:hanging="360"/>
+      </w:pPr>
+    </w:lvl>
+    <w:lvl w:ilvl="5" w:tentative="1">
+      <w:start w:val="1"/>
+      <w:numFmt w:val="decimal"/>
+      <w:lvlText w:val="%6."/>
+      <w:lvlJc w:val="left"/>
+      <w:pPr>
+        <w:tabs>
+          <w:tab w:val="num" w:pos="4320"/>
+        </w:tabs>
+        <w:ind w:left="4320" w:hanging="360"/>
+      </w:pPr>
+    </w:lvl>
+    <w:lvl w:ilvl="6" w:tentative="1">
+      <w:start w:val="1"/>
+      <w:numFmt w:val="decimal"/>
+      <w:lvlText w:val="%7."/>
+      <w:lvlJc w:val="left"/>
+      <w:pPr>
+        <w:tabs>
+          <w:tab w:val="num" w:pos="5040"/>
+        </w:tabs>
+        <w:ind w:left="5040" w:hanging="360"/>
+      </w:pPr>
+    </w:lvl>
+    <w:lvl w:ilvl="7" w:tentative="1">
+      <w:start w:val="1"/>
+      <w:numFmt w:val="decimal"/>
+      <w:lvlText w:val="%8."/>
+      <w:lvlJc w:val="left"/>
+      <w:pPr>
+        <w:tabs>
+          <w:tab w:val="num" w:pos="5760"/>
+        </w:tabs>
+        <w:ind w:left="5760" w:hanging="360"/>
+      </w:pPr>
+    </w:lvl>
+    <w:lvl w:ilvl="8" w:tentative="1">
+      <w:start w:val="1"/>
+      <w:numFmt w:val="decimal"/>
+      <w:lvlText w:val="%9."/>
+      <w:lvlJc w:val="left"/>
+      <w:pPr>
+        <w:tabs>
+          <w:tab w:val="num" w:pos="6480"/>
+        </w:tabs>
+        <w:ind w:left="6480" w:hanging="360"/>
+      </w:pPr>
+    </w:lvl>
+  </w:abstractNum>
+  <w:abstractNum w:abstractNumId="1" w15:restartNumberingAfterBreak="0">
+    <w:nsid w:val="02FB00E1"/>
+    <w:multiLevelType w:val="multilevel"/>
+    <w:tmpl w:val="A622D39A"/>
+    <w:lvl w:ilvl="0">
+      <w:start w:val="1"/>
+      <w:numFmt w:val="decimal"/>
+      <w:lvlText w:val="%1."/>
+      <w:lvlJc w:val="left"/>
+      <w:pPr>
+        <w:tabs>
+          <w:tab w:val="num" w:pos="720"/>
+        </w:tabs>
+        <w:ind w:left="720" w:hanging="360"/>
+      </w:pPr>
+    </w:lvl>
+    <w:lvl w:ilvl="1" w:tentative="1">
+      <w:start w:val="1"/>
+      <w:numFmt w:val="decimal"/>
+      <w:lvlText w:val="%2."/>
+      <w:lvlJc w:val="left"/>
+      <w:pPr>
+        <w:tabs>
+          <w:tab w:val="num" w:pos="1440"/>
+        </w:tabs>
+        <w:ind w:left="1440" w:hanging="360"/>
+      </w:pPr>
+    </w:lvl>
+    <w:lvl w:ilvl="2" w:tentative="1">
+      <w:start w:val="1"/>
+      <w:numFmt w:val="decimal"/>
+      <w:lvlText w:val="%3."/>
+      <w:lvlJc w:val="left"/>
+      <w:pPr>
+        <w:tabs>
+          <w:tab w:val="num" w:pos="2160"/>
+        </w:tabs>
+        <w:ind w:left="2160" w:hanging="360"/>
+      </w:pPr>
+    </w:lvl>
+    <w:lvl w:ilvl="3" w:tentative="1">
+      <w:start w:val="1"/>
+      <w:numFmt w:val="decimal"/>
+      <w:lvlText w:val="%4."/>
+      <w:lvlJc w:val="left"/>
+      <w:pPr>
+        <w:tabs>
+          <w:tab w:val="num" w:pos="2880"/>
+        </w:tabs>
+        <w:ind w:left="2880" w:hanging="360"/>
+      </w:pPr>
+    </w:lvl>
+    <w:lvl w:ilvl="4" w:tentative="1">
+      <w:start w:val="1"/>
+      <w:numFmt w:val="decimal"/>
+      <w:lvlText w:val="%5."/>
+      <w:lvlJc w:val="left"/>
+      <w:pPr>
+        <w:tabs>
+          <w:tab w:val="num" w:pos="3600"/>
+        </w:tabs>
+        <w:ind w:left="3600" w:hanging="360"/>
+      </w:pPr>
+    </w:lvl>
+    <w:lvl w:ilvl="5" w:tentative="1">
+      <w:start w:val="1"/>
+      <w:numFmt w:val="decimal"/>
+      <w:lvlText w:val="%6."/>
+      <w:lvlJc w:val="left"/>
+      <w:pPr>
+        <w:tabs>
+          <w:tab w:val="num" w:pos="4320"/>
+        </w:tabs>
+        <w:ind w:left="4320" w:hanging="360"/>
+      </w:pPr>
+    </w:lvl>
+    <w:lvl w:ilvl="6" w:tentative="1">
+      <w:start w:val="1"/>
+      <w:numFmt w:val="decimal"/>
+      <w:lvlText w:val="%7."/>
+      <w:lvlJc w:val="left"/>
+      <w:pPr>
+        <w:tabs>
+          <w:tab w:val="num" w:pos="5040"/>
+        </w:tabs>
+        <w:ind w:left="5040" w:hanging="360"/>
+      </w:pPr>
+    </w:lvl>
+    <w:lvl w:ilvl="7" w:tentative="1">
+      <w:start w:val="1"/>
+      <w:numFmt w:val="decimal"/>
+      <w:lvlText w:val="%8."/>
+      <w:lvlJc w:val="left"/>
+      <w:pPr>
+        <w:tabs>
+          <w:tab w:val="num" w:pos="5760"/>
+        </w:tabs>
+        <w:ind w:left="5760" w:hanging="360"/>
+      </w:pPr>
+    </w:lvl>
+    <w:lvl w:ilvl="8" w:tentative="1">
+      <w:start w:val="1"/>
+      <w:numFmt w:val="decimal"/>
+      <w:lvlText w:val="%9."/>
+      <w:lvlJc w:val="left"/>
+      <w:pPr>
+        <w:tabs>
+          <w:tab w:val="num" w:pos="6480"/>
+        </w:tabs>
+        <w:ind w:left="6480" w:hanging="360"/>
+      </w:pPr>
+    </w:lvl>
+  </w:abstractNum>
+  <w:abstractNum w:abstractNumId="2" w15:restartNumberingAfterBreak="0">
     <w:nsid w:val="037F4050"/>
     <w:multiLevelType w:val="multilevel"/>
     <w:tmpl w:val="02F6FBF0"/>
@@ -3832,7 +4570,459 @@
       </w:rPr>
     </w:lvl>
   </w:abstractNum>
-  <w:abstractNum w:abstractNumId="1" w15:restartNumberingAfterBreak="0">
+  <w:abstractNum w:abstractNumId="3" w15:restartNumberingAfterBreak="0">
+    <w:nsid w:val="03F45102"/>
+    <w:multiLevelType w:val="multilevel"/>
+    <w:tmpl w:val="F0A6CBF0"/>
+    <w:lvl w:ilvl="0">
+      <w:start w:val="1"/>
+      <w:numFmt w:val="decimal"/>
+      <w:lvlText w:val="%1."/>
+      <w:lvlJc w:val="left"/>
+      <w:pPr>
+        <w:tabs>
+          <w:tab w:val="num" w:pos="720"/>
+        </w:tabs>
+        <w:ind w:left="720" w:hanging="360"/>
+      </w:pPr>
+    </w:lvl>
+    <w:lvl w:ilvl="1" w:tentative="1">
+      <w:start w:val="1"/>
+      <w:numFmt w:val="decimal"/>
+      <w:lvlText w:val="%2."/>
+      <w:lvlJc w:val="left"/>
+      <w:pPr>
+        <w:tabs>
+          <w:tab w:val="num" w:pos="1440"/>
+        </w:tabs>
+        <w:ind w:left="1440" w:hanging="360"/>
+      </w:pPr>
+    </w:lvl>
+    <w:lvl w:ilvl="2" w:tentative="1">
+      <w:start w:val="1"/>
+      <w:numFmt w:val="decimal"/>
+      <w:lvlText w:val="%3."/>
+      <w:lvlJc w:val="left"/>
+      <w:pPr>
+        <w:tabs>
+          <w:tab w:val="num" w:pos="2160"/>
+        </w:tabs>
+        <w:ind w:left="2160" w:hanging="360"/>
+      </w:pPr>
+    </w:lvl>
+    <w:lvl w:ilvl="3" w:tentative="1">
+      <w:start w:val="1"/>
+      <w:numFmt w:val="decimal"/>
+      <w:lvlText w:val="%4."/>
+      <w:lvlJc w:val="left"/>
+      <w:pPr>
+        <w:tabs>
+          <w:tab w:val="num" w:pos="2880"/>
+        </w:tabs>
+        <w:ind w:left="2880" w:hanging="360"/>
+      </w:pPr>
+    </w:lvl>
+    <w:lvl w:ilvl="4" w:tentative="1">
+      <w:start w:val="1"/>
+      <w:numFmt w:val="decimal"/>
+      <w:lvlText w:val="%5."/>
+      <w:lvlJc w:val="left"/>
+      <w:pPr>
+        <w:tabs>
+          <w:tab w:val="num" w:pos="3600"/>
+        </w:tabs>
+        <w:ind w:left="3600" w:hanging="360"/>
+      </w:pPr>
+    </w:lvl>
+    <w:lvl w:ilvl="5" w:tentative="1">
+      <w:start w:val="1"/>
+      <w:numFmt w:val="decimal"/>
+      <w:lvlText w:val="%6."/>
+      <w:lvlJc w:val="left"/>
+      <w:pPr>
+        <w:tabs>
+          <w:tab w:val="num" w:pos="4320"/>
+        </w:tabs>
+        <w:ind w:left="4320" w:hanging="360"/>
+      </w:pPr>
+    </w:lvl>
+    <w:lvl w:ilvl="6" w:tentative="1">
+      <w:start w:val="1"/>
+      <w:numFmt w:val="decimal"/>
+      <w:lvlText w:val="%7."/>
+      <w:lvlJc w:val="left"/>
+      <w:pPr>
+        <w:tabs>
+          <w:tab w:val="num" w:pos="5040"/>
+        </w:tabs>
+        <w:ind w:left="5040" w:hanging="360"/>
+      </w:pPr>
+    </w:lvl>
+    <w:lvl w:ilvl="7" w:tentative="1">
+      <w:start w:val="1"/>
+      <w:numFmt w:val="decimal"/>
+      <w:lvlText w:val="%8."/>
+      <w:lvlJc w:val="left"/>
+      <w:pPr>
+        <w:tabs>
+          <w:tab w:val="num" w:pos="5760"/>
+        </w:tabs>
+        <w:ind w:left="5760" w:hanging="360"/>
+      </w:pPr>
+    </w:lvl>
+    <w:lvl w:ilvl="8" w:tentative="1">
+      <w:start w:val="1"/>
+      <w:numFmt w:val="decimal"/>
+      <w:lvlText w:val="%9."/>
+      <w:lvlJc w:val="left"/>
+      <w:pPr>
+        <w:tabs>
+          <w:tab w:val="num" w:pos="6480"/>
+        </w:tabs>
+        <w:ind w:left="6480" w:hanging="360"/>
+      </w:pPr>
+    </w:lvl>
+  </w:abstractNum>
+  <w:abstractNum w:abstractNumId="4" w15:restartNumberingAfterBreak="0">
+    <w:nsid w:val="04241AA0"/>
+    <w:multiLevelType w:val="multilevel"/>
+    <w:tmpl w:val="6440510A"/>
+    <w:lvl w:ilvl="0">
+      <w:start w:val="1"/>
+      <w:numFmt w:val="decimal"/>
+      <w:lvlText w:val="%1."/>
+      <w:lvlJc w:val="left"/>
+      <w:pPr>
+        <w:tabs>
+          <w:tab w:val="num" w:pos="720"/>
+        </w:tabs>
+        <w:ind w:left="720" w:hanging="360"/>
+      </w:pPr>
+    </w:lvl>
+    <w:lvl w:ilvl="1" w:tentative="1">
+      <w:start w:val="1"/>
+      <w:numFmt w:val="decimal"/>
+      <w:lvlText w:val="%2."/>
+      <w:lvlJc w:val="left"/>
+      <w:pPr>
+        <w:tabs>
+          <w:tab w:val="num" w:pos="1440"/>
+        </w:tabs>
+        <w:ind w:left="1440" w:hanging="360"/>
+      </w:pPr>
+    </w:lvl>
+    <w:lvl w:ilvl="2" w:tentative="1">
+      <w:start w:val="1"/>
+      <w:numFmt w:val="decimal"/>
+      <w:lvlText w:val="%3."/>
+      <w:lvlJc w:val="left"/>
+      <w:pPr>
+        <w:tabs>
+          <w:tab w:val="num" w:pos="2160"/>
+        </w:tabs>
+        <w:ind w:left="2160" w:hanging="360"/>
+      </w:pPr>
+    </w:lvl>
+    <w:lvl w:ilvl="3" w:tentative="1">
+      <w:start w:val="1"/>
+      <w:numFmt w:val="decimal"/>
+      <w:lvlText w:val="%4."/>
+      <w:lvlJc w:val="left"/>
+      <w:pPr>
+        <w:tabs>
+          <w:tab w:val="num" w:pos="2880"/>
+        </w:tabs>
+        <w:ind w:left="2880" w:hanging="360"/>
+      </w:pPr>
+    </w:lvl>
+    <w:lvl w:ilvl="4" w:tentative="1">
+      <w:start w:val="1"/>
+      <w:numFmt w:val="decimal"/>
+      <w:lvlText w:val="%5."/>
+      <w:lvlJc w:val="left"/>
+      <w:pPr>
+        <w:tabs>
+          <w:tab w:val="num" w:pos="3600"/>
+        </w:tabs>
+        <w:ind w:left="3600" w:hanging="360"/>
+      </w:pPr>
+    </w:lvl>
+    <w:lvl w:ilvl="5" w:tentative="1">
+      <w:start w:val="1"/>
+      <w:numFmt w:val="decimal"/>
+      <w:lvlText w:val="%6."/>
+      <w:lvlJc w:val="left"/>
+      <w:pPr>
+        <w:tabs>
+          <w:tab w:val="num" w:pos="4320"/>
+        </w:tabs>
+        <w:ind w:left="4320" w:hanging="360"/>
+      </w:pPr>
+    </w:lvl>
+    <w:lvl w:ilvl="6" w:tentative="1">
+      <w:start w:val="1"/>
+      <w:numFmt w:val="decimal"/>
+      <w:lvlText w:val="%7."/>
+      <w:lvlJc w:val="left"/>
+      <w:pPr>
+        <w:tabs>
+          <w:tab w:val="num" w:pos="5040"/>
+        </w:tabs>
+        <w:ind w:left="5040" w:hanging="360"/>
+      </w:pPr>
+    </w:lvl>
+    <w:lvl w:ilvl="7" w:tentative="1">
+      <w:start w:val="1"/>
+      <w:numFmt w:val="decimal"/>
+      <w:lvlText w:val="%8."/>
+      <w:lvlJc w:val="left"/>
+      <w:pPr>
+        <w:tabs>
+          <w:tab w:val="num" w:pos="5760"/>
+        </w:tabs>
+        <w:ind w:left="5760" w:hanging="360"/>
+      </w:pPr>
+    </w:lvl>
+    <w:lvl w:ilvl="8" w:tentative="1">
+      <w:start w:val="1"/>
+      <w:numFmt w:val="decimal"/>
+      <w:lvlText w:val="%9."/>
+      <w:lvlJc w:val="left"/>
+      <w:pPr>
+        <w:tabs>
+          <w:tab w:val="num" w:pos="6480"/>
+        </w:tabs>
+        <w:ind w:left="6480" w:hanging="360"/>
+      </w:pPr>
+    </w:lvl>
+  </w:abstractNum>
+  <w:abstractNum w:abstractNumId="5" w15:restartNumberingAfterBreak="0">
+    <w:nsid w:val="06744BFF"/>
+    <w:multiLevelType w:val="multilevel"/>
+    <w:tmpl w:val="9252E456"/>
+    <w:lvl w:ilvl="0">
+      <w:start w:val="1"/>
+      <w:numFmt w:val="decimal"/>
+      <w:lvlText w:val="%1."/>
+      <w:lvlJc w:val="left"/>
+      <w:pPr>
+        <w:tabs>
+          <w:tab w:val="num" w:pos="720"/>
+        </w:tabs>
+        <w:ind w:left="720" w:hanging="360"/>
+      </w:pPr>
+    </w:lvl>
+    <w:lvl w:ilvl="1" w:tentative="1">
+      <w:start w:val="1"/>
+      <w:numFmt w:val="decimal"/>
+      <w:lvlText w:val="%2."/>
+      <w:lvlJc w:val="left"/>
+      <w:pPr>
+        <w:tabs>
+          <w:tab w:val="num" w:pos="1440"/>
+        </w:tabs>
+        <w:ind w:left="1440" w:hanging="360"/>
+      </w:pPr>
+    </w:lvl>
+    <w:lvl w:ilvl="2" w:tentative="1">
+      <w:start w:val="1"/>
+      <w:numFmt w:val="decimal"/>
+      <w:lvlText w:val="%3."/>
+      <w:lvlJc w:val="left"/>
+      <w:pPr>
+        <w:tabs>
+          <w:tab w:val="num" w:pos="2160"/>
+        </w:tabs>
+        <w:ind w:left="2160" w:hanging="360"/>
+      </w:pPr>
+    </w:lvl>
+    <w:lvl w:ilvl="3" w:tentative="1">
+      <w:start w:val="1"/>
+      <w:numFmt w:val="decimal"/>
+      <w:lvlText w:val="%4."/>
+      <w:lvlJc w:val="left"/>
+      <w:pPr>
+        <w:tabs>
+          <w:tab w:val="num" w:pos="2880"/>
+        </w:tabs>
+        <w:ind w:left="2880" w:hanging="360"/>
+      </w:pPr>
+    </w:lvl>
+    <w:lvl w:ilvl="4" w:tentative="1">
+      <w:start w:val="1"/>
+      <w:numFmt w:val="decimal"/>
+      <w:lvlText w:val="%5."/>
+      <w:lvlJc w:val="left"/>
+      <w:pPr>
+        <w:tabs>
+          <w:tab w:val="num" w:pos="3600"/>
+        </w:tabs>
+        <w:ind w:left="3600" w:hanging="360"/>
+      </w:pPr>
+    </w:lvl>
+    <w:lvl w:ilvl="5" w:tentative="1">
+      <w:start w:val="1"/>
+      <w:numFmt w:val="decimal"/>
+      <w:lvlText w:val="%6."/>
+      <w:lvlJc w:val="left"/>
+      <w:pPr>
+        <w:tabs>
+          <w:tab w:val="num" w:pos="4320"/>
+        </w:tabs>
+        <w:ind w:left="4320" w:hanging="360"/>
+      </w:pPr>
+    </w:lvl>
+    <w:lvl w:ilvl="6" w:tentative="1">
+      <w:start w:val="1"/>
+      <w:numFmt w:val="decimal"/>
+      <w:lvlText w:val="%7."/>
+      <w:lvlJc w:val="left"/>
+      <w:pPr>
+        <w:tabs>
+          <w:tab w:val="num" w:pos="5040"/>
+        </w:tabs>
+        <w:ind w:left="5040" w:hanging="360"/>
+      </w:pPr>
+    </w:lvl>
+    <w:lvl w:ilvl="7" w:tentative="1">
+      <w:start w:val="1"/>
+      <w:numFmt w:val="decimal"/>
+      <w:lvlText w:val="%8."/>
+      <w:lvlJc w:val="left"/>
+      <w:pPr>
+        <w:tabs>
+          <w:tab w:val="num" w:pos="5760"/>
+        </w:tabs>
+        <w:ind w:left="5760" w:hanging="360"/>
+      </w:pPr>
+    </w:lvl>
+    <w:lvl w:ilvl="8" w:tentative="1">
+      <w:start w:val="1"/>
+      <w:numFmt w:val="decimal"/>
+      <w:lvlText w:val="%9."/>
+      <w:lvlJc w:val="left"/>
+      <w:pPr>
+        <w:tabs>
+          <w:tab w:val="num" w:pos="6480"/>
+        </w:tabs>
+        <w:ind w:left="6480" w:hanging="360"/>
+      </w:pPr>
+    </w:lvl>
+  </w:abstractNum>
+  <w:abstractNum w:abstractNumId="6" w15:restartNumberingAfterBreak="0">
+    <w:nsid w:val="08903260"/>
+    <w:multiLevelType w:val="multilevel"/>
+    <w:tmpl w:val="978EA4CC"/>
+    <w:lvl w:ilvl="0">
+      <w:start w:val="1"/>
+      <w:numFmt w:val="decimal"/>
+      <w:lvlText w:val="%1."/>
+      <w:lvlJc w:val="left"/>
+      <w:pPr>
+        <w:tabs>
+          <w:tab w:val="num" w:pos="720"/>
+        </w:tabs>
+        <w:ind w:left="720" w:hanging="360"/>
+      </w:pPr>
+    </w:lvl>
+    <w:lvl w:ilvl="1" w:tentative="1">
+      <w:start w:val="1"/>
+      <w:numFmt w:val="decimal"/>
+      <w:lvlText w:val="%2."/>
+      <w:lvlJc w:val="left"/>
+      <w:pPr>
+        <w:tabs>
+          <w:tab w:val="num" w:pos="1440"/>
+        </w:tabs>
+        <w:ind w:left="1440" w:hanging="360"/>
+      </w:pPr>
+    </w:lvl>
+    <w:lvl w:ilvl="2" w:tentative="1">
+      <w:start w:val="1"/>
+      <w:numFmt w:val="decimal"/>
+      <w:lvlText w:val="%3."/>
+      <w:lvlJc w:val="left"/>
+      <w:pPr>
+        <w:tabs>
+          <w:tab w:val="num" w:pos="2160"/>
+        </w:tabs>
+        <w:ind w:left="2160" w:hanging="360"/>
+      </w:pPr>
+    </w:lvl>
+    <w:lvl w:ilvl="3" w:tentative="1">
+      <w:start w:val="1"/>
+      <w:numFmt w:val="decimal"/>
+      <w:lvlText w:val="%4."/>
+      <w:lvlJc w:val="left"/>
+      <w:pPr>
+        <w:tabs>
+          <w:tab w:val="num" w:pos="2880"/>
+        </w:tabs>
+        <w:ind w:left="2880" w:hanging="360"/>
+      </w:pPr>
+    </w:lvl>
+    <w:lvl w:ilvl="4" w:tentative="1">
+      <w:start w:val="1"/>
+      <w:numFmt w:val="decimal"/>
+      <w:lvlText w:val="%5."/>
+      <w:lvlJc w:val="left"/>
+      <w:pPr>
+        <w:tabs>
+          <w:tab w:val="num" w:pos="3600"/>
+        </w:tabs>
+        <w:ind w:left="3600" w:hanging="360"/>
+      </w:pPr>
+    </w:lvl>
+    <w:lvl w:ilvl="5" w:tentative="1">
+      <w:start w:val="1"/>
+      <w:numFmt w:val="decimal"/>
+      <w:lvlText w:val="%6."/>
+      <w:lvlJc w:val="left"/>
+      <w:pPr>
+        <w:tabs>
+          <w:tab w:val="num" w:pos="4320"/>
+        </w:tabs>
+        <w:ind w:left="4320" w:hanging="360"/>
+      </w:pPr>
+    </w:lvl>
+    <w:lvl w:ilvl="6" w:tentative="1">
+      <w:start w:val="1"/>
+      <w:numFmt w:val="decimal"/>
+      <w:lvlText w:val="%7."/>
+      <w:lvlJc w:val="left"/>
+      <w:pPr>
+        <w:tabs>
+          <w:tab w:val="num" w:pos="5040"/>
+        </w:tabs>
+        <w:ind w:left="5040" w:hanging="360"/>
+      </w:pPr>
+    </w:lvl>
+    <w:lvl w:ilvl="7" w:tentative="1">
+      <w:start w:val="1"/>
+      <w:numFmt w:val="decimal"/>
+      <w:lvlText w:val="%8."/>
+      <w:lvlJc w:val="left"/>
+      <w:pPr>
+        <w:tabs>
+          <w:tab w:val="num" w:pos="5760"/>
+        </w:tabs>
+        <w:ind w:left="5760" w:hanging="360"/>
+      </w:pPr>
+    </w:lvl>
+    <w:lvl w:ilvl="8" w:tentative="1">
+      <w:start w:val="1"/>
+      <w:numFmt w:val="decimal"/>
+      <w:lvlText w:val="%9."/>
+      <w:lvlJc w:val="left"/>
+      <w:pPr>
+        <w:tabs>
+          <w:tab w:val="num" w:pos="6480"/>
+        </w:tabs>
+        <w:ind w:left="6480" w:hanging="360"/>
+      </w:pPr>
+    </w:lvl>
+  </w:abstractNum>
+  <w:abstractNum w:abstractNumId="7" w15:restartNumberingAfterBreak="0">
     <w:nsid w:val="0AD7093E"/>
     <w:multiLevelType w:val="multilevel"/>
     <w:tmpl w:val="89866F08"/>
@@ -3981,7 +5171,7 @@
       </w:rPr>
     </w:lvl>
   </w:abstractNum>
-  <w:abstractNum w:abstractNumId="2" w15:restartNumberingAfterBreak="0">
+  <w:abstractNum w:abstractNumId="8" w15:restartNumberingAfterBreak="0">
     <w:nsid w:val="0AEA5343"/>
     <w:multiLevelType w:val="multilevel"/>
     <w:tmpl w:val="CDC49618"/>
@@ -4130,7 +5320,7 @@
       </w:rPr>
     </w:lvl>
   </w:abstractNum>
-  <w:abstractNum w:abstractNumId="3" w15:restartNumberingAfterBreak="0">
+  <w:abstractNum w:abstractNumId="9" w15:restartNumberingAfterBreak="0">
     <w:nsid w:val="0D936FEF"/>
     <w:multiLevelType w:val="multilevel"/>
     <w:tmpl w:val="E5440C16"/>
@@ -4279,7 +5469,120 @@
       </w:rPr>
     </w:lvl>
   </w:abstractNum>
-  <w:abstractNum w:abstractNumId="4" w15:restartNumberingAfterBreak="0">
+  <w:abstractNum w:abstractNumId="10" w15:restartNumberingAfterBreak="0">
+    <w:nsid w:val="0F305963"/>
+    <w:multiLevelType w:val="multilevel"/>
+    <w:tmpl w:val="031A5F72"/>
+    <w:lvl w:ilvl="0">
+      <w:start w:val="1"/>
+      <w:numFmt w:val="decimal"/>
+      <w:lvlText w:val="%1."/>
+      <w:lvlJc w:val="left"/>
+      <w:pPr>
+        <w:tabs>
+          <w:tab w:val="num" w:pos="720"/>
+        </w:tabs>
+        <w:ind w:left="720" w:hanging="360"/>
+      </w:pPr>
+    </w:lvl>
+    <w:lvl w:ilvl="1" w:tentative="1">
+      <w:start w:val="1"/>
+      <w:numFmt w:val="decimal"/>
+      <w:lvlText w:val="%2."/>
+      <w:lvlJc w:val="left"/>
+      <w:pPr>
+        <w:tabs>
+          <w:tab w:val="num" w:pos="1440"/>
+        </w:tabs>
+        <w:ind w:left="1440" w:hanging="360"/>
+      </w:pPr>
+    </w:lvl>
+    <w:lvl w:ilvl="2" w:tentative="1">
+      <w:start w:val="1"/>
+      <w:numFmt w:val="decimal"/>
+      <w:lvlText w:val="%3."/>
+      <w:lvlJc w:val="left"/>
+      <w:pPr>
+        <w:tabs>
+          <w:tab w:val="num" w:pos="2160"/>
+        </w:tabs>
+        <w:ind w:left="2160" w:hanging="360"/>
+      </w:pPr>
+    </w:lvl>
+    <w:lvl w:ilvl="3" w:tentative="1">
+      <w:start w:val="1"/>
+      <w:numFmt w:val="decimal"/>
+      <w:lvlText w:val="%4."/>
+      <w:lvlJc w:val="left"/>
+      <w:pPr>
+        <w:tabs>
+          <w:tab w:val="num" w:pos="2880"/>
+        </w:tabs>
+        <w:ind w:left="2880" w:hanging="360"/>
+      </w:pPr>
+    </w:lvl>
+    <w:lvl w:ilvl="4" w:tentative="1">
+      <w:start w:val="1"/>
+      <w:numFmt w:val="decimal"/>
+      <w:lvlText w:val="%5."/>
+      <w:lvlJc w:val="left"/>
+      <w:pPr>
+        <w:tabs>
+          <w:tab w:val="num" w:pos="3600"/>
+        </w:tabs>
+        <w:ind w:left="3600" w:hanging="360"/>
+      </w:pPr>
+    </w:lvl>
+    <w:lvl w:ilvl="5" w:tentative="1">
+      <w:start w:val="1"/>
+      <w:numFmt w:val="decimal"/>
+      <w:lvlText w:val="%6."/>
+      <w:lvlJc w:val="left"/>
+      <w:pPr>
+        <w:tabs>
+          <w:tab w:val="num" w:pos="4320"/>
+        </w:tabs>
+        <w:ind w:left="4320" w:hanging="360"/>
+      </w:pPr>
+    </w:lvl>
+    <w:lvl w:ilvl="6" w:tentative="1">
+      <w:start w:val="1"/>
+      <w:numFmt w:val="decimal"/>
+      <w:lvlText w:val="%7."/>
+      <w:lvlJc w:val="left"/>
+      <w:pPr>
+        <w:tabs>
+          <w:tab w:val="num" w:pos="5040"/>
+        </w:tabs>
+        <w:ind w:left="5040" w:hanging="360"/>
+      </w:pPr>
+    </w:lvl>
+    <w:lvl w:ilvl="7" w:tentative="1">
+      <w:start w:val="1"/>
+      <w:numFmt w:val="decimal"/>
+      <w:lvlText w:val="%8."/>
+      <w:lvlJc w:val="left"/>
+      <w:pPr>
+        <w:tabs>
+          <w:tab w:val="num" w:pos="5760"/>
+        </w:tabs>
+        <w:ind w:left="5760" w:hanging="360"/>
+      </w:pPr>
+    </w:lvl>
+    <w:lvl w:ilvl="8" w:tentative="1">
+      <w:start w:val="1"/>
+      <w:numFmt w:val="decimal"/>
+      <w:lvlText w:val="%9."/>
+      <w:lvlJc w:val="left"/>
+      <w:pPr>
+        <w:tabs>
+          <w:tab w:val="num" w:pos="6480"/>
+        </w:tabs>
+        <w:ind w:left="6480" w:hanging="360"/>
+      </w:pPr>
+    </w:lvl>
+  </w:abstractNum>
+  <w:abstractNum w:abstractNumId="11" w15:restartNumberingAfterBreak="0">
     <w:nsid w:val="0F543D57"/>
     <w:multiLevelType w:val="multilevel"/>
     <w:tmpl w:val="D916C728"/>
@@ -4428,7 +5731,7 @@
       </w:rPr>
     </w:lvl>
   </w:abstractNum>
-  <w:abstractNum w:abstractNumId="5" w15:restartNumberingAfterBreak="0">
+  <w:abstractNum w:abstractNumId="12" w15:restartNumberingAfterBreak="0">
     <w:nsid w:val="0FC05CEF"/>
     <w:multiLevelType w:val="multilevel"/>
     <w:tmpl w:val="02E8D064"/>
@@ -4577,7 +5880,7 @@
       </w:rPr>
     </w:lvl>
   </w:abstractNum>
-  <w:abstractNum w:abstractNumId="6" w15:restartNumberingAfterBreak="0">
+  <w:abstractNum w:abstractNumId="13" w15:restartNumberingAfterBreak="0">
     <w:nsid w:val="10221E31"/>
     <w:multiLevelType w:val="multilevel"/>
     <w:tmpl w:val="FDF2C494"/>
@@ -4726,7 +6029,120 @@
       </w:rPr>
     </w:lvl>
   </w:abstractNum>
-  <w:abstractNum w:abstractNumId="7" w15:restartNumberingAfterBreak="0">
+  <w:abstractNum w:abstractNumId="14" w15:restartNumberingAfterBreak="0">
+    <w:nsid w:val="112D0D08"/>
+    <w:multiLevelType w:val="hybridMultilevel"/>
+    <w:tmpl w:val="5D1ED1B2"/>
+    <w:lvl w:ilvl="0" w:tplc="04090001">
+      <w:start w:val="1"/>
+      <w:numFmt w:val="bullet"/>
+      <w:lvlText w:val=""/>
+      <w:lvlJc w:val="left"/>
+      <w:pPr>
+        <w:ind w:left="720" w:hanging="360"/>
+      </w:pPr>
+      <w:rPr>
+        <w:rFonts w:ascii="Symbol" w:hAnsi="Symbol" w:hint="default"/>
+      </w:rPr>
+    </w:lvl>
+    <w:lvl w:ilvl="1" w:tplc="04090003" w:tentative="1">
+      <w:start w:val="1"/>
+      <w:numFmt w:val="bullet"/>
+      <w:lvlText w:val="o"/>
+      <w:lvlJc w:val="left"/>
+      <w:pPr>
+        <w:ind w:left="1440" w:hanging="360"/>
+      </w:pPr>
+      <w:rPr>
+        <w:rFonts w:ascii="Courier New" w:hAnsi="Courier New" w:cs="Courier New" w:hint="default"/>
+      </w:rPr>
+    </w:lvl>
+    <w:lvl w:ilvl="2" w:tplc="04090005" w:tentative="1">
+      <w:start w:val="1"/>
+      <w:numFmt w:val="bullet"/>
+      <w:lvlText w:val=""/>
+      <w:lvlJc w:val="left"/>
+      <w:pPr>
+        <w:ind w:left="2160" w:hanging="360"/>
+      </w:pPr>
+      <w:rPr>
+        <w:rFonts w:ascii="Wingdings" w:hAnsi="Wingdings" w:hint="default"/>
+      </w:rPr>
+    </w:lvl>
+    <w:lvl w:ilvl="3" w:tplc="04090001" w:tentative="1">
+      <w:start w:val="1"/>
+      <w:numFmt w:val="bullet"/>
+      <w:lvlText w:val=""/>
+      <w:lvlJc w:val="left"/>
+      <w:pPr>
+        <w:ind w:left="2880" w:hanging="360"/>
+      </w:pPr>
+      <w:rPr>
+        <w:rFonts w:ascii="Symbol" w:hAnsi="Symbol" w:hint="default"/>
+      </w:rPr>
+    </w:lvl>
+    <w:lvl w:ilvl="4" w:tplc="04090003" w:tentative="1">
+      <w:start w:val="1"/>
+      <w:numFmt w:val="bullet"/>
+      <w:lvlText w:val="o"/>
+      <w:lvlJc w:val="left"/>
+      <w:pPr>
+        <w:ind w:left="3600" w:hanging="360"/>
+      </w:pPr>
+      <w:rPr>
+        <w:rFonts w:ascii="Courier New" w:hAnsi="Courier New" w:cs="Courier New" w:hint="default"/>
+      </w:rPr>
+    </w:lvl>
+    <w:lvl w:ilvl="5" w:tplc="04090005" w:tentative="1">
+      <w:start w:val="1"/>
+      <w:numFmt w:val="bullet"/>
+      <w:lvlText w:val=""/>
+      <w:lvlJc w:val="left"/>
+      <w:pPr>
+        <w:ind w:left="4320" w:hanging="360"/>
+      </w:pPr>
+      <w:rPr>
+        <w:rFonts w:ascii="Wingdings" w:hAnsi="Wingdings" w:hint="default"/>
+      </w:rPr>
+    </w:lvl>
+    <w:lvl w:ilvl="6" w:tplc="04090001" w:tentative="1">
+      <w:start w:val="1"/>
+      <w:numFmt w:val="bullet"/>
+      <w:lvlText w:val=""/>
+      <w:lvlJc w:val="left"/>
+      <w:pPr>
+        <w:ind w:left="5040" w:hanging="360"/>
+      </w:pPr>
+      <w:rPr>
+        <w:rFonts w:ascii="Symbol" w:hAnsi="Symbol" w:hint="default"/>
+      </w:rPr>
+    </w:lvl>
+    <w:lvl w:ilvl="7" w:tplc="04090003" w:tentative="1">
+      <w:start w:val="1"/>
+      <w:numFmt w:val="bullet"/>
+      <w:lvlText w:val="o"/>
+      <w:lvlJc w:val="left"/>
+      <w:pPr>
+        <w:ind w:left="5760" w:hanging="360"/>
+      </w:pPr>
+      <w:rPr>
+        <w:rFonts w:ascii="Courier New" w:hAnsi="Courier New" w:cs="Courier New" w:hint="default"/>
+      </w:rPr>
+    </w:lvl>
+    <w:lvl w:ilvl="8" w:tplc="04090005" w:tentative="1">
+      <w:start w:val="1"/>
+      <w:numFmt w:val="bullet"/>
+      <w:lvlText w:val=""/>
+      <w:lvlJc w:val="left"/>
+      <w:pPr>
+        <w:ind w:left="6480" w:hanging="360"/>
+      </w:pPr>
+      <w:rPr>
+        <w:rFonts w:ascii="Wingdings" w:hAnsi="Wingdings" w:hint="default"/>
+      </w:rPr>
+    </w:lvl>
+  </w:abstractNum>
+  <w:abstractNum w:abstractNumId="15" w15:restartNumberingAfterBreak="0">
     <w:nsid w:val="11EA5FA6"/>
     <w:multiLevelType w:val="multilevel"/>
     <w:tmpl w:val="6840C0A8"/>
@@ -4875,7 +6291,120 @@
       </w:rPr>
     </w:lvl>
   </w:abstractNum>
-  <w:abstractNum w:abstractNumId="8" w15:restartNumberingAfterBreak="0">
+  <w:abstractNum w:abstractNumId="16" w15:restartNumberingAfterBreak="0">
+    <w:nsid w:val="150F18DE"/>
+    <w:multiLevelType w:val="multilevel"/>
+    <w:tmpl w:val="40B60460"/>
+    <w:lvl w:ilvl="0">
+      <w:start w:val="1"/>
+      <w:numFmt w:val="decimal"/>
+      <w:lvlText w:val="%1."/>
+      <w:lvlJc w:val="left"/>
+      <w:pPr>
+        <w:tabs>
+          <w:tab w:val="num" w:pos="720"/>
+        </w:tabs>
+        <w:ind w:left="720" w:hanging="360"/>
+      </w:pPr>
+    </w:lvl>
+    <w:lvl w:ilvl="1" w:tentative="1">
+      <w:start w:val="1"/>
+      <w:numFmt w:val="decimal"/>
+      <w:lvlText w:val="%2."/>
+      <w:lvlJc w:val="left"/>
+      <w:pPr>
+        <w:tabs>
+          <w:tab w:val="num" w:pos="1440"/>
+        </w:tabs>
+        <w:ind w:left="1440" w:hanging="360"/>
+      </w:pPr>
+    </w:lvl>
+    <w:lvl w:ilvl="2" w:tentative="1">
+      <w:start w:val="1"/>
+      <w:numFmt w:val="decimal"/>
+      <w:lvlText w:val="%3."/>
+      <w:lvlJc w:val="left"/>
+      <w:pPr>
+        <w:tabs>
+          <w:tab w:val="num" w:pos="2160"/>
+        </w:tabs>
+        <w:ind w:left="2160" w:hanging="360"/>
+      </w:pPr>
+    </w:lvl>
+    <w:lvl w:ilvl="3" w:tentative="1">
+      <w:start w:val="1"/>
+      <w:numFmt w:val="decimal"/>
+      <w:lvlText w:val="%4."/>
+      <w:lvlJc w:val="left"/>
+      <w:pPr>
+        <w:tabs>
+          <w:tab w:val="num" w:pos="2880"/>
+        </w:tabs>
+        <w:ind w:left="2880" w:hanging="360"/>
+      </w:pPr>
+    </w:lvl>
+    <w:lvl w:ilvl="4" w:tentative="1">
+      <w:start w:val="1"/>
+      <w:numFmt w:val="decimal"/>
+      <w:lvlText w:val="%5."/>
+      <w:lvlJc w:val="left"/>
+      <w:pPr>
+        <w:tabs>
+          <w:tab w:val="num" w:pos="3600"/>
+        </w:tabs>
+        <w:ind w:left="3600" w:hanging="360"/>
+      </w:pPr>
+    </w:lvl>
+    <w:lvl w:ilvl="5" w:tentative="1">
+      <w:start w:val="1"/>
+      <w:numFmt w:val="decimal"/>
+      <w:lvlText w:val="%6."/>
+      <w:lvlJc w:val="left"/>
+      <w:pPr>
+        <w:tabs>
+          <w:tab w:val="num" w:pos="4320"/>
+        </w:tabs>
+        <w:ind w:left="4320" w:hanging="360"/>
+      </w:pPr>
+    </w:lvl>
+    <w:lvl w:ilvl="6" w:tentative="1">
+      <w:start w:val="1"/>
+      <w:numFmt w:val="decimal"/>
+      <w:lvlText w:val="%7."/>
+      <w:lvlJc w:val="left"/>
+      <w:pPr>
+        <w:tabs>
+          <w:tab w:val="num" w:pos="5040"/>
+        </w:tabs>
+        <w:ind w:left="5040" w:hanging="360"/>
+      </w:pPr>
+    </w:lvl>
+    <w:lvl w:ilvl="7" w:tentative="1">
+      <w:start w:val="1"/>
+      <w:numFmt w:val="decimal"/>
+      <w:lvlText w:val="%8."/>
+      <w:lvlJc w:val="left"/>
+      <w:pPr>
+        <w:tabs>
+          <w:tab w:val="num" w:pos="5760"/>
+        </w:tabs>
+        <w:ind w:left="5760" w:hanging="360"/>
+      </w:pPr>
+    </w:lvl>
+    <w:lvl w:ilvl="8" w:tentative="1">
+      <w:start w:val="1"/>
+      <w:numFmt w:val="decimal"/>
+      <w:lvlText w:val="%9."/>
+      <w:lvlJc w:val="left"/>
+      <w:pPr>
+        <w:tabs>
+          <w:tab w:val="num" w:pos="6480"/>
+        </w:tabs>
+        <w:ind w:left="6480" w:hanging="360"/>
+      </w:pPr>
+    </w:lvl>
+  </w:abstractNum>
+  <w:abstractNum w:abstractNumId="17" w15:restartNumberingAfterBreak="0">
     <w:nsid w:val="189079FC"/>
     <w:multiLevelType w:val="multilevel"/>
     <w:tmpl w:val="FA18F19E"/>
@@ -5024,7 +6553,120 @@
       </w:rPr>
     </w:lvl>
   </w:abstractNum>
-  <w:abstractNum w:abstractNumId="9" w15:restartNumberingAfterBreak="0">
+  <w:abstractNum w:abstractNumId="18" w15:restartNumberingAfterBreak="0">
+    <w:nsid w:val="19FA46BC"/>
+    <w:multiLevelType w:val="hybridMultilevel"/>
+    <w:tmpl w:val="D1CC2FEE"/>
+    <w:lvl w:ilvl="0" w:tplc="04090001">
+      <w:start w:val="1"/>
+      <w:numFmt w:val="bullet"/>
+      <w:lvlText w:val=""/>
+      <w:lvlJc w:val="left"/>
+      <w:pPr>
+        <w:ind w:left="720" w:hanging="360"/>
+      </w:pPr>
+      <w:rPr>
+        <w:rFonts w:ascii="Symbol" w:hAnsi="Symbol" w:hint="default"/>
+      </w:rPr>
+    </w:lvl>
+    <w:lvl w:ilvl="1" w:tplc="04090003" w:tentative="1">
+      <w:start w:val="1"/>
+      <w:numFmt w:val="bullet"/>
+      <w:lvlText w:val="o"/>
+      <w:lvlJc w:val="left"/>
+      <w:pPr>
+        <w:ind w:left="1440" w:hanging="360"/>
+      </w:pPr>
+      <w:rPr>
+        <w:rFonts w:ascii="Courier New" w:hAnsi="Courier New" w:cs="Courier New" w:hint="default"/>
+      </w:rPr>
+    </w:lvl>
+    <w:lvl w:ilvl="2" w:tplc="04090005" w:tentative="1">
+      <w:start w:val="1"/>
+      <w:numFmt w:val="bullet"/>
+      <w:lvlText w:val=""/>
+      <w:lvlJc w:val="left"/>
+      <w:pPr>
+        <w:ind w:left="2160" w:hanging="360"/>
+      </w:pPr>
+      <w:rPr>
+        <w:rFonts w:ascii="Wingdings" w:hAnsi="Wingdings" w:hint="default"/>
+      </w:rPr>
+    </w:lvl>
+    <w:lvl w:ilvl="3" w:tplc="04090001" w:tentative="1">
+      <w:start w:val="1"/>
+      <w:numFmt w:val="bullet"/>
+      <w:lvlText w:val=""/>
+      <w:lvlJc w:val="left"/>
+      <w:pPr>
+        <w:ind w:left="2880" w:hanging="360"/>
+      </w:pPr>
+      <w:rPr>
+        <w:rFonts w:ascii="Symbol" w:hAnsi="Symbol" w:hint="default"/>
+      </w:rPr>
+    </w:lvl>
+    <w:lvl w:ilvl="4" w:tplc="04090003" w:tentative="1">
+      <w:start w:val="1"/>
+      <w:numFmt w:val="bullet"/>
+      <w:lvlText w:val="o"/>
+      <w:lvlJc w:val="left"/>
+      <w:pPr>
+        <w:ind w:left="3600" w:hanging="360"/>
+      </w:pPr>
+      <w:rPr>
+        <w:rFonts w:ascii="Courier New" w:hAnsi="Courier New" w:cs="Courier New" w:hint="default"/>
+      </w:rPr>
+    </w:lvl>
+    <w:lvl w:ilvl="5" w:tplc="04090005" w:tentative="1">
+      <w:start w:val="1"/>
+      <w:numFmt w:val="bullet"/>
+      <w:lvlText w:val=""/>
+      <w:lvlJc w:val="left"/>
+      <w:pPr>
+        <w:ind w:left="4320" w:hanging="360"/>
+      </w:pPr>
+      <w:rPr>
+        <w:rFonts w:ascii="Wingdings" w:hAnsi="Wingdings" w:hint="default"/>
+      </w:rPr>
+    </w:lvl>
+    <w:lvl w:ilvl="6" w:tplc="04090001" w:tentative="1">
+      <w:start w:val="1"/>
+      <w:numFmt w:val="bullet"/>
+      <w:lvlText w:val=""/>
+      <w:lvlJc w:val="left"/>
+      <w:pPr>
+        <w:ind w:left="5040" w:hanging="360"/>
+      </w:pPr>
+      <w:rPr>
+        <w:rFonts w:ascii="Symbol" w:hAnsi="Symbol" w:hint="default"/>
+      </w:rPr>
+    </w:lvl>
+    <w:lvl w:ilvl="7" w:tplc="04090003" w:tentative="1">
+      <w:start w:val="1"/>
+      <w:numFmt w:val="bullet"/>
+      <w:lvlText w:val="o"/>
+      <w:lvlJc w:val="left"/>
+      <w:pPr>
+        <w:ind w:left="5760" w:hanging="360"/>
+      </w:pPr>
+      <w:rPr>
+        <w:rFonts w:ascii="Courier New" w:hAnsi="Courier New" w:cs="Courier New" w:hint="default"/>
+      </w:rPr>
+    </w:lvl>
+    <w:lvl w:ilvl="8" w:tplc="04090005" w:tentative="1">
+      <w:start w:val="1"/>
+      <w:numFmt w:val="bullet"/>
+      <w:lvlText w:val=""/>
+      <w:lvlJc w:val="left"/>
+      <w:pPr>
+        <w:ind w:left="6480" w:hanging="360"/>
+      </w:pPr>
+      <w:rPr>
+        <w:rFonts w:ascii="Wingdings" w:hAnsi="Wingdings" w:hint="default"/>
+      </w:rPr>
+    </w:lvl>
+  </w:abstractNum>
+  <w:abstractNum w:abstractNumId="19" w15:restartNumberingAfterBreak="0">
     <w:nsid w:val="1A2647D6"/>
     <w:multiLevelType w:val="multilevel"/>
     <w:tmpl w:val="26A85C26"/>
@@ -5173,7 +6815,7 @@
       </w:rPr>
     </w:lvl>
   </w:abstractNum>
-  <w:abstractNum w:abstractNumId="10" w15:restartNumberingAfterBreak="0">
+  <w:abstractNum w:abstractNumId="20" w15:restartNumberingAfterBreak="0">
     <w:nsid w:val="1BEF4F67"/>
     <w:multiLevelType w:val="multilevel"/>
     <w:tmpl w:val="C930C29E"/>
@@ -5322,7 +6964,7 @@
       </w:rPr>
     </w:lvl>
   </w:abstractNum>
-  <w:abstractNum w:abstractNumId="11" w15:restartNumberingAfterBreak="0">
+  <w:abstractNum w:abstractNumId="21" w15:restartNumberingAfterBreak="0">
     <w:nsid w:val="1C6F0BD8"/>
     <w:multiLevelType w:val="multilevel"/>
     <w:tmpl w:val="3132CCF8"/>
@@ -5471,7 +7113,233 @@
       </w:rPr>
     </w:lvl>
   </w:abstractNum>
-  <w:abstractNum w:abstractNumId="12" w15:restartNumberingAfterBreak="0">
+  <w:abstractNum w:abstractNumId="22" w15:restartNumberingAfterBreak="0">
+    <w:nsid w:val="1D8F2089"/>
+    <w:multiLevelType w:val="multilevel"/>
+    <w:tmpl w:val="DFDC8004"/>
+    <w:lvl w:ilvl="0">
+      <w:start w:val="1"/>
+      <w:numFmt w:val="decimal"/>
+      <w:lvlText w:val="%1."/>
+      <w:lvlJc w:val="left"/>
+      <w:pPr>
+        <w:tabs>
+          <w:tab w:val="num" w:pos="720"/>
+        </w:tabs>
+        <w:ind w:left="720" w:hanging="360"/>
+      </w:pPr>
+    </w:lvl>
+    <w:lvl w:ilvl="1" w:tentative="1">
+      <w:start w:val="1"/>
+      <w:numFmt w:val="decimal"/>
+      <w:lvlText w:val="%2."/>
+      <w:lvlJc w:val="left"/>
+      <w:pPr>
+        <w:tabs>
+          <w:tab w:val="num" w:pos="1440"/>
+        </w:tabs>
+        <w:ind w:left="1440" w:hanging="360"/>
+      </w:pPr>
+    </w:lvl>
+    <w:lvl w:ilvl="2" w:tentative="1">
+      <w:start w:val="1"/>
+      <w:numFmt w:val="decimal"/>
+      <w:lvlText w:val="%3."/>
+      <w:lvlJc w:val="left"/>
+      <w:pPr>
+        <w:tabs>
+          <w:tab w:val="num" w:pos="2160"/>
+        </w:tabs>
+        <w:ind w:left="2160" w:hanging="360"/>
+      </w:pPr>
+    </w:lvl>
+    <w:lvl w:ilvl="3" w:tentative="1">
+      <w:start w:val="1"/>
+      <w:numFmt w:val="decimal"/>
+      <w:lvlText w:val="%4."/>
+      <w:lvlJc w:val="left"/>
+      <w:pPr>
+        <w:tabs>
+          <w:tab w:val="num" w:pos="2880"/>
+        </w:tabs>
+        <w:ind w:left="2880" w:hanging="360"/>
+      </w:pPr>
+    </w:lvl>
+    <w:lvl w:ilvl="4" w:tentative="1">
+      <w:start w:val="1"/>
+      <w:numFmt w:val="decimal"/>
+      <w:lvlText w:val="%5."/>
+      <w:lvlJc w:val="left"/>
+      <w:pPr>
+        <w:tabs>
+          <w:tab w:val="num" w:pos="3600"/>
+        </w:tabs>
+        <w:ind w:left="3600" w:hanging="360"/>
+      </w:pPr>
+    </w:lvl>
+    <w:lvl w:ilvl="5" w:tentative="1">
+      <w:start w:val="1"/>
+      <w:numFmt w:val="decimal"/>
+      <w:lvlText w:val="%6."/>
+      <w:lvlJc w:val="left"/>
+      <w:pPr>
+        <w:tabs>
+          <w:tab w:val="num" w:pos="4320"/>
+        </w:tabs>
+        <w:ind w:left="4320" w:hanging="360"/>
+      </w:pPr>
+    </w:lvl>
+    <w:lvl w:ilvl="6" w:tentative="1">
+      <w:start w:val="1"/>
+      <w:numFmt w:val="decimal"/>
+      <w:lvlText w:val="%7."/>
+      <w:lvlJc w:val="left"/>
+      <w:pPr>
+        <w:tabs>
+          <w:tab w:val="num" w:pos="5040"/>
+        </w:tabs>
+        <w:ind w:left="5040" w:hanging="360"/>
+      </w:pPr>
+    </w:lvl>
+    <w:lvl w:ilvl="7" w:tentative="1">
+      <w:start w:val="1"/>
+      <w:numFmt w:val="decimal"/>
+      <w:lvlText w:val="%8."/>
+      <w:lvlJc w:val="left"/>
+      <w:pPr>
+        <w:tabs>
+          <w:tab w:val="num" w:pos="5760"/>
+        </w:tabs>
+        <w:ind w:left="5760" w:hanging="360"/>
+      </w:pPr>
+    </w:lvl>
+    <w:lvl w:ilvl="8" w:tentative="1">
+      <w:start w:val="1"/>
+      <w:numFmt w:val="decimal"/>
+      <w:lvlText w:val="%9."/>
+      <w:lvlJc w:val="left"/>
+      <w:pPr>
+        <w:tabs>
+          <w:tab w:val="num" w:pos="6480"/>
+        </w:tabs>
+        <w:ind w:left="6480" w:hanging="360"/>
+      </w:pPr>
+    </w:lvl>
+  </w:abstractNum>
+  <w:abstractNum w:abstractNumId="23" w15:restartNumberingAfterBreak="0">
+    <w:nsid w:val="1F4728AE"/>
+    <w:multiLevelType w:val="hybridMultilevel"/>
+    <w:tmpl w:val="8D2A2FF8"/>
+    <w:lvl w:ilvl="0" w:tplc="04090001">
+      <w:start w:val="1"/>
+      <w:numFmt w:val="bullet"/>
+      <w:lvlText w:val=""/>
+      <w:lvlJc w:val="left"/>
+      <w:pPr>
+        <w:ind w:left="720" w:hanging="360"/>
+      </w:pPr>
+      <w:rPr>
+        <w:rFonts w:ascii="Symbol" w:hAnsi="Symbol" w:hint="default"/>
+      </w:rPr>
+    </w:lvl>
+    <w:lvl w:ilvl="1" w:tplc="04090003" w:tentative="1">
+      <w:start w:val="1"/>
+      <w:numFmt w:val="bullet"/>
+      <w:lvlText w:val="o"/>
+      <w:lvlJc w:val="left"/>
+      <w:pPr>
+        <w:ind w:left="1440" w:hanging="360"/>
+      </w:pPr>
+      <w:rPr>
+        <w:rFonts w:ascii="Courier New" w:hAnsi="Courier New" w:cs="Courier New" w:hint="default"/>
+      </w:rPr>
+    </w:lvl>
+    <w:lvl w:ilvl="2" w:tplc="04090005" w:tentative="1">
+      <w:start w:val="1"/>
+      <w:numFmt w:val="bullet"/>
+      <w:lvlText w:val=""/>
+      <w:lvlJc w:val="left"/>
+      <w:pPr>
+        <w:ind w:left="2160" w:hanging="360"/>
+      </w:pPr>
+      <w:rPr>
+        <w:rFonts w:ascii="Wingdings" w:hAnsi="Wingdings" w:hint="default"/>
+      </w:rPr>
+    </w:lvl>
+    <w:lvl w:ilvl="3" w:tplc="04090001" w:tentative="1">
+      <w:start w:val="1"/>
+      <w:numFmt w:val="bullet"/>
+      <w:lvlText w:val=""/>
+      <w:lvlJc w:val="left"/>
+      <w:pPr>
+        <w:ind w:left="2880" w:hanging="360"/>
+      </w:pPr>
+      <w:rPr>
+        <w:rFonts w:ascii="Symbol" w:hAnsi="Symbol" w:hint="default"/>
+      </w:rPr>
+    </w:lvl>
+    <w:lvl w:ilvl="4" w:tplc="04090003" w:tentative="1">
+      <w:start w:val="1"/>
+      <w:numFmt w:val="bullet"/>
+      <w:lvlText w:val="o"/>
+      <w:lvlJc w:val="left"/>
+      <w:pPr>
+        <w:ind w:left="3600" w:hanging="360"/>
+      </w:pPr>
+      <w:rPr>
+        <w:rFonts w:ascii="Courier New" w:hAnsi="Courier New" w:cs="Courier New" w:hint="default"/>
+      </w:rPr>
+    </w:lvl>
+    <w:lvl w:ilvl="5" w:tplc="04090005" w:tentative="1">
+      <w:start w:val="1"/>
+      <w:numFmt w:val="bullet"/>
+      <w:lvlText w:val=""/>
+      <w:lvlJc w:val="left"/>
+      <w:pPr>
+        <w:ind w:left="4320" w:hanging="360"/>
+      </w:pPr>
+      <w:rPr>
+        <w:rFonts w:ascii="Wingdings" w:hAnsi="Wingdings" w:hint="default"/>
+      </w:rPr>
+    </w:lvl>
+    <w:lvl w:ilvl="6" w:tplc="04090001" w:tentative="1">
+      <w:start w:val="1"/>
+      <w:numFmt w:val="bullet"/>
+      <w:lvlText w:val=""/>
+      <w:lvlJc w:val="left"/>
+      <w:pPr>
+        <w:ind w:left="5040" w:hanging="360"/>
+      </w:pPr>
+      <w:rPr>
+        <w:rFonts w:ascii="Symbol" w:hAnsi="Symbol" w:hint="default"/>
+      </w:rPr>
+    </w:lvl>
+    <w:lvl w:ilvl="7" w:tplc="04090003" w:tentative="1">
+      <w:start w:val="1"/>
+      <w:numFmt w:val="bullet"/>
+      <w:lvlText w:val="o"/>
+      <w:lvlJc w:val="left"/>
+      <w:pPr>
+        <w:ind w:left="5760" w:hanging="360"/>
+      </w:pPr>
+      <w:rPr>
+        <w:rFonts w:ascii="Courier New" w:hAnsi="Courier New" w:cs="Courier New" w:hint="default"/>
+      </w:rPr>
+    </w:lvl>
+    <w:lvl w:ilvl="8" w:tplc="04090005" w:tentative="1">
+      <w:start w:val="1"/>
+      <w:numFmt w:val="bullet"/>
+      <w:lvlText w:val=""/>
+      <w:lvlJc w:val="left"/>
+      <w:pPr>
+        <w:ind w:left="6480" w:hanging="360"/>
+      </w:pPr>
+      <w:rPr>
+        <w:rFonts w:ascii="Wingdings" w:hAnsi="Wingdings" w:hint="default"/>
+      </w:rPr>
+    </w:lvl>
+  </w:abstractNum>
+  <w:abstractNum w:abstractNumId="24" w15:restartNumberingAfterBreak="0">
     <w:nsid w:val="20AE6CB4"/>
     <w:multiLevelType w:val="multilevel"/>
     <w:tmpl w:val="23CE046A"/>
@@ -5620,7 +7488,7 @@
       </w:rPr>
     </w:lvl>
   </w:abstractNum>
-  <w:abstractNum w:abstractNumId="13" w15:restartNumberingAfterBreak="0">
+  <w:abstractNum w:abstractNumId="25" w15:restartNumberingAfterBreak="0">
     <w:nsid w:val="20D718D0"/>
     <w:multiLevelType w:val="multilevel"/>
     <w:tmpl w:val="0F48BEF4"/>
@@ -5769,7 +7637,120 @@
       </w:rPr>
     </w:lvl>
   </w:abstractNum>
-  <w:abstractNum w:abstractNumId="14" w15:restartNumberingAfterBreak="0">
+  <w:abstractNum w:abstractNumId="26" w15:restartNumberingAfterBreak="0">
+    <w:nsid w:val="22137CF4"/>
+    <w:multiLevelType w:val="hybridMultilevel"/>
+    <w:tmpl w:val="EED29CDC"/>
+    <w:lvl w:ilvl="0" w:tplc="04090001">
+      <w:start w:val="1"/>
+      <w:numFmt w:val="bullet"/>
+      <w:lvlText w:val=""/>
+      <w:lvlJc w:val="left"/>
+      <w:pPr>
+        <w:ind w:left="720" w:hanging="360"/>
+      </w:pPr>
+      <w:rPr>
+        <w:rFonts w:ascii="Symbol" w:hAnsi="Symbol" w:hint="default"/>
+      </w:rPr>
+    </w:lvl>
+    <w:lvl w:ilvl="1" w:tplc="04090003" w:tentative="1">
+      <w:start w:val="1"/>
+      <w:numFmt w:val="bullet"/>
+      <w:lvlText w:val="o"/>
+      <w:lvlJc w:val="left"/>
+      <w:pPr>
+        <w:ind w:left="1440" w:hanging="360"/>
+      </w:pPr>
+      <w:rPr>
+        <w:rFonts w:ascii="Courier New" w:hAnsi="Courier New" w:cs="Courier New" w:hint="default"/>
+      </w:rPr>
+    </w:lvl>
+    <w:lvl w:ilvl="2" w:tplc="04090005" w:tentative="1">
+      <w:start w:val="1"/>
+      <w:numFmt w:val="bullet"/>
+      <w:lvlText w:val=""/>
+      <w:lvlJc w:val="left"/>
+      <w:pPr>
+        <w:ind w:left="2160" w:hanging="360"/>
+      </w:pPr>
+      <w:rPr>
+        <w:rFonts w:ascii="Wingdings" w:hAnsi="Wingdings" w:hint="default"/>
+      </w:rPr>
+    </w:lvl>
+    <w:lvl w:ilvl="3" w:tplc="04090001" w:tentative="1">
+      <w:start w:val="1"/>
+      <w:numFmt w:val="bullet"/>
+      <w:lvlText w:val=""/>
+      <w:lvlJc w:val="left"/>
+      <w:pPr>
+        <w:ind w:left="2880" w:hanging="360"/>
+      </w:pPr>
+      <w:rPr>
+        <w:rFonts w:ascii="Symbol" w:hAnsi="Symbol" w:hint="default"/>
+      </w:rPr>
+    </w:lvl>
+    <w:lvl w:ilvl="4" w:tplc="04090003" w:tentative="1">
+      <w:start w:val="1"/>
+      <w:numFmt w:val="bullet"/>
+      <w:lvlText w:val="o"/>
+      <w:lvlJc w:val="left"/>
+      <w:pPr>
+        <w:ind w:left="3600" w:hanging="360"/>
+      </w:pPr>
+      <w:rPr>
+        <w:rFonts w:ascii="Courier New" w:hAnsi="Courier New" w:cs="Courier New" w:hint="default"/>
+      </w:rPr>
+    </w:lvl>
+    <w:lvl w:ilvl="5" w:tplc="04090005" w:tentative="1">
+      <w:start w:val="1"/>
+      <w:numFmt w:val="bullet"/>
+      <w:lvlText w:val=""/>
+      <w:lvlJc w:val="left"/>
+      <w:pPr>
+        <w:ind w:left="4320" w:hanging="360"/>
+      </w:pPr>
+      <w:rPr>
+        <w:rFonts w:ascii="Wingdings" w:hAnsi="Wingdings" w:hint="default"/>
+      </w:rPr>
+    </w:lvl>
+    <w:lvl w:ilvl="6" w:tplc="04090001" w:tentative="1">
+      <w:start w:val="1"/>
+      <w:numFmt w:val="bullet"/>
+      <w:lvlText w:val=""/>
+      <w:lvlJc w:val="left"/>
+      <w:pPr>
+        <w:ind w:left="5040" w:hanging="360"/>
+      </w:pPr>
+      <w:rPr>
+        <w:rFonts w:ascii="Symbol" w:hAnsi="Symbol" w:hint="default"/>
+      </w:rPr>
+    </w:lvl>
+    <w:lvl w:ilvl="7" w:tplc="04090003" w:tentative="1">
+      <w:start w:val="1"/>
+      <w:numFmt w:val="bullet"/>
+      <w:lvlText w:val="o"/>
+      <w:lvlJc w:val="left"/>
+      <w:pPr>
+        <w:ind w:left="5760" w:hanging="360"/>
+      </w:pPr>
+      <w:rPr>
+        <w:rFonts w:ascii="Courier New" w:hAnsi="Courier New" w:cs="Courier New" w:hint="default"/>
+      </w:rPr>
+    </w:lvl>
+    <w:lvl w:ilvl="8" w:tplc="04090005" w:tentative="1">
+      <w:start w:val="1"/>
+      <w:numFmt w:val="bullet"/>
+      <w:lvlText w:val=""/>
+      <w:lvlJc w:val="left"/>
+      <w:pPr>
+        <w:ind w:left="6480" w:hanging="360"/>
+      </w:pPr>
+      <w:rPr>
+        <w:rFonts w:ascii="Wingdings" w:hAnsi="Wingdings" w:hint="default"/>
+      </w:rPr>
+    </w:lvl>
+  </w:abstractNum>
+  <w:abstractNum w:abstractNumId="27" w15:restartNumberingAfterBreak="0">
     <w:nsid w:val="22710504"/>
     <w:multiLevelType w:val="multilevel"/>
     <w:tmpl w:val="12660FAE"/>
@@ -5918,7 +7899,7 @@
       </w:rPr>
     </w:lvl>
   </w:abstractNum>
-  <w:abstractNum w:abstractNumId="15" w15:restartNumberingAfterBreak="0">
+  <w:abstractNum w:abstractNumId="28" w15:restartNumberingAfterBreak="0">
     <w:nsid w:val="23372B13"/>
     <w:multiLevelType w:val="multilevel"/>
     <w:tmpl w:val="8764AEE8"/>
@@ -6067,7 +8048,120 @@
       </w:rPr>
     </w:lvl>
   </w:abstractNum>
-  <w:abstractNum w:abstractNumId="16" w15:restartNumberingAfterBreak="0">
+  <w:abstractNum w:abstractNumId="29" w15:restartNumberingAfterBreak="0">
+    <w:nsid w:val="245F7CE0"/>
+    <w:multiLevelType w:val="multilevel"/>
+    <w:tmpl w:val="C32AD6EC"/>
+    <w:lvl w:ilvl="0">
+      <w:start w:val="1"/>
+      <w:numFmt w:val="decimal"/>
+      <w:lvlText w:val="%1."/>
+      <w:lvlJc w:val="left"/>
+      <w:pPr>
+        <w:tabs>
+          <w:tab w:val="num" w:pos="720"/>
+        </w:tabs>
+        <w:ind w:left="720" w:hanging="360"/>
+      </w:pPr>
+    </w:lvl>
+    <w:lvl w:ilvl="1" w:tentative="1">
+      <w:start w:val="1"/>
+      <w:numFmt w:val="decimal"/>
+      <w:lvlText w:val="%2."/>
+      <w:lvlJc w:val="left"/>
+      <w:pPr>
+        <w:tabs>
+          <w:tab w:val="num" w:pos="1440"/>
+        </w:tabs>
+        <w:ind w:left="1440" w:hanging="360"/>
+      </w:pPr>
+    </w:lvl>
+    <w:lvl w:ilvl="2" w:tentative="1">
+      <w:start w:val="1"/>
+      <w:numFmt w:val="decimal"/>
+      <w:lvlText w:val="%3."/>
+      <w:lvlJc w:val="left"/>
+      <w:pPr>
+        <w:tabs>
+          <w:tab w:val="num" w:pos="2160"/>
+        </w:tabs>
+        <w:ind w:left="2160" w:hanging="360"/>
+      </w:pPr>
+    </w:lvl>
+    <w:lvl w:ilvl="3" w:tentative="1">
+      <w:start w:val="1"/>
+      <w:numFmt w:val="decimal"/>
+      <w:lvlText w:val="%4."/>
+      <w:lvlJc w:val="left"/>
+      <w:pPr>
+        <w:tabs>
+          <w:tab w:val="num" w:pos="2880"/>
+        </w:tabs>
+        <w:ind w:left="2880" w:hanging="360"/>
+      </w:pPr>
+    </w:lvl>
+    <w:lvl w:ilvl="4" w:tentative="1">
+      <w:start w:val="1"/>
+      <w:numFmt w:val="decimal"/>
+      <w:lvlText w:val="%5."/>
+      <w:lvlJc w:val="left"/>
+      <w:pPr>
+        <w:tabs>
+          <w:tab w:val="num" w:pos="3600"/>
+        </w:tabs>
+        <w:ind w:left="3600" w:hanging="360"/>
+      </w:pPr>
+    </w:lvl>
+    <w:lvl w:ilvl="5" w:tentative="1">
+      <w:start w:val="1"/>
+      <w:numFmt w:val="decimal"/>
+      <w:lvlText w:val="%6."/>
+      <w:lvlJc w:val="left"/>
+      <w:pPr>
+        <w:tabs>
+          <w:tab w:val="num" w:pos="4320"/>
+        </w:tabs>
+        <w:ind w:left="4320" w:hanging="360"/>
+      </w:pPr>
+    </w:lvl>
+    <w:lvl w:ilvl="6" w:tentative="1">
+      <w:start w:val="1"/>
+      <w:numFmt w:val="decimal"/>
+      <w:lvlText w:val="%7."/>
+      <w:lvlJc w:val="left"/>
+      <w:pPr>
+        <w:tabs>
+          <w:tab w:val="num" w:pos="5040"/>
+        </w:tabs>
+        <w:ind w:left="5040" w:hanging="360"/>
+      </w:pPr>
+    </w:lvl>
+    <w:lvl w:ilvl="7" w:tentative="1">
+      <w:start w:val="1"/>
+      <w:numFmt w:val="decimal"/>
+      <w:lvlText w:val="%8."/>
+      <w:lvlJc w:val="left"/>
+      <w:pPr>
+        <w:tabs>
+          <w:tab w:val="num" w:pos="5760"/>
+        </w:tabs>
+        <w:ind w:left="5760" w:hanging="360"/>
+      </w:pPr>
+    </w:lvl>
+    <w:lvl w:ilvl="8" w:tentative="1">
+      <w:start w:val="1"/>
+      <w:numFmt w:val="decimal"/>
+      <w:lvlText w:val="%9."/>
+      <w:lvlJc w:val="left"/>
+      <w:pPr>
+        <w:tabs>
+          <w:tab w:val="num" w:pos="6480"/>
+        </w:tabs>
+        <w:ind w:left="6480" w:hanging="360"/>
+      </w:pPr>
+    </w:lvl>
+  </w:abstractNum>
+  <w:abstractNum w:abstractNumId="30" w15:restartNumberingAfterBreak="0">
     <w:nsid w:val="24E46EC5"/>
     <w:multiLevelType w:val="multilevel"/>
     <w:tmpl w:val="9EDCDBA8"/>
@@ -6216,7 +8310,7 @@
       </w:rPr>
     </w:lvl>
   </w:abstractNum>
-  <w:abstractNum w:abstractNumId="17" w15:restartNumberingAfterBreak="0">
+  <w:abstractNum w:abstractNumId="31" w15:restartNumberingAfterBreak="0">
     <w:nsid w:val="275946CE"/>
     <w:multiLevelType w:val="multilevel"/>
     <w:tmpl w:val="1A4E6230"/>
@@ -6365,7 +8459,7 @@
       </w:rPr>
     </w:lvl>
   </w:abstractNum>
-  <w:abstractNum w:abstractNumId="18" w15:restartNumberingAfterBreak="0">
+  <w:abstractNum w:abstractNumId="32" w15:restartNumberingAfterBreak="0">
     <w:nsid w:val="27966A0B"/>
     <w:multiLevelType w:val="multilevel"/>
     <w:tmpl w:val="F9640AC4"/>
@@ -6514,7 +8608,120 @@
       </w:rPr>
     </w:lvl>
   </w:abstractNum>
-  <w:abstractNum w:abstractNumId="19" w15:restartNumberingAfterBreak="0">
+  <w:abstractNum w:abstractNumId="33" w15:restartNumberingAfterBreak="0">
+    <w:nsid w:val="29927142"/>
+    <w:multiLevelType w:val="multilevel"/>
+    <w:tmpl w:val="A3EE4D02"/>
+    <w:lvl w:ilvl="0">
+      <w:start w:val="1"/>
+      <w:numFmt w:val="decimal"/>
+      <w:lvlText w:val="%1."/>
+      <w:lvlJc w:val="left"/>
+      <w:pPr>
+        <w:tabs>
+          <w:tab w:val="num" w:pos="720"/>
+        </w:tabs>
+        <w:ind w:left="720" w:hanging="360"/>
+      </w:pPr>
+    </w:lvl>
+    <w:lvl w:ilvl="1" w:tentative="1">
+      <w:start w:val="1"/>
+      <w:numFmt w:val="decimal"/>
+      <w:lvlText w:val="%2."/>
+      <w:lvlJc w:val="left"/>
+      <w:pPr>
+        <w:tabs>
+          <w:tab w:val="num" w:pos="1440"/>
+        </w:tabs>
+        <w:ind w:left="1440" w:hanging="360"/>
+      </w:pPr>
+    </w:lvl>
+    <w:lvl w:ilvl="2" w:tentative="1">
+      <w:start w:val="1"/>
+      <w:numFmt w:val="decimal"/>
+      <w:lvlText w:val="%3."/>
+      <w:lvlJc w:val="left"/>
+      <w:pPr>
+        <w:tabs>
+          <w:tab w:val="num" w:pos="2160"/>
+        </w:tabs>
+        <w:ind w:left="2160" w:hanging="360"/>
+      </w:pPr>
+    </w:lvl>
+    <w:lvl w:ilvl="3" w:tentative="1">
+      <w:start w:val="1"/>
+      <w:numFmt w:val="decimal"/>
+      <w:lvlText w:val="%4."/>
+      <w:lvlJc w:val="left"/>
+      <w:pPr>
+        <w:tabs>
+          <w:tab w:val="num" w:pos="2880"/>
+        </w:tabs>
+        <w:ind w:left="2880" w:hanging="360"/>
+      </w:pPr>
+    </w:lvl>
+    <w:lvl w:ilvl="4" w:tentative="1">
+      <w:start w:val="1"/>
+      <w:numFmt w:val="decimal"/>
+      <w:lvlText w:val="%5."/>
+      <w:lvlJc w:val="left"/>
+      <w:pPr>
+        <w:tabs>
+          <w:tab w:val="num" w:pos="3600"/>
+        </w:tabs>
+        <w:ind w:left="3600" w:hanging="360"/>
+      </w:pPr>
+    </w:lvl>
+    <w:lvl w:ilvl="5" w:tentative="1">
+      <w:start w:val="1"/>
+      <w:numFmt w:val="decimal"/>
+      <w:lvlText w:val="%6."/>
+      <w:lvlJc w:val="left"/>
+      <w:pPr>
+        <w:tabs>
+          <w:tab w:val="num" w:pos="4320"/>
+        </w:tabs>
+        <w:ind w:left="4320" w:hanging="360"/>
+      </w:pPr>
+    </w:lvl>
+    <w:lvl w:ilvl="6" w:tentative="1">
+      <w:start w:val="1"/>
+      <w:numFmt w:val="decimal"/>
+      <w:lvlText w:val="%7."/>
+      <w:lvlJc w:val="left"/>
+      <w:pPr>
+        <w:tabs>
+          <w:tab w:val="num" w:pos="5040"/>
+        </w:tabs>
+        <w:ind w:left="5040" w:hanging="360"/>
+      </w:pPr>
+    </w:lvl>
+    <w:lvl w:ilvl="7" w:tentative="1">
+      <w:start w:val="1"/>
+      <w:numFmt w:val="decimal"/>
+      <w:lvlText w:val="%8."/>
+      <w:lvlJc w:val="left"/>
+      <w:pPr>
+        <w:tabs>
+          <w:tab w:val="num" w:pos="5760"/>
+        </w:tabs>
+        <w:ind w:left="5760" w:hanging="360"/>
+      </w:pPr>
+    </w:lvl>
+    <w:lvl w:ilvl="8" w:tentative="1">
+      <w:start w:val="1"/>
+      <w:numFmt w:val="decimal"/>
+      <w:lvlText w:val="%9."/>
+      <w:lvlJc w:val="left"/>
+      <w:pPr>
+        <w:tabs>
+          <w:tab w:val="num" w:pos="6480"/>
+        </w:tabs>
+        <w:ind w:left="6480" w:hanging="360"/>
+      </w:pPr>
+    </w:lvl>
+  </w:abstractNum>
+  <w:abstractNum w:abstractNumId="34" w15:restartNumberingAfterBreak="0">
     <w:nsid w:val="2AFF3ECC"/>
     <w:multiLevelType w:val="multilevel"/>
     <w:tmpl w:val="8E8ABD42"/>
@@ -6663,7 +8870,7 @@
       </w:rPr>
     </w:lvl>
   </w:abstractNum>
-  <w:abstractNum w:abstractNumId="20" w15:restartNumberingAfterBreak="0">
+  <w:abstractNum w:abstractNumId="35" w15:restartNumberingAfterBreak="0">
     <w:nsid w:val="2BB44914"/>
     <w:multiLevelType w:val="multilevel"/>
     <w:tmpl w:val="B14C3CA8"/>
@@ -6812,7 +9019,7 @@
       </w:rPr>
     </w:lvl>
   </w:abstractNum>
-  <w:abstractNum w:abstractNumId="21" w15:restartNumberingAfterBreak="0">
+  <w:abstractNum w:abstractNumId="36" w15:restartNumberingAfterBreak="0">
     <w:nsid w:val="2BE35DB9"/>
     <w:multiLevelType w:val="multilevel"/>
     <w:tmpl w:val="BA5E2228"/>
@@ -6961,7 +9168,7 @@
       </w:rPr>
     </w:lvl>
   </w:abstractNum>
-  <w:abstractNum w:abstractNumId="22" w15:restartNumberingAfterBreak="0">
+  <w:abstractNum w:abstractNumId="37" w15:restartNumberingAfterBreak="0">
     <w:nsid w:val="2EB17DDA"/>
     <w:multiLevelType w:val="multilevel"/>
     <w:tmpl w:val="D44E57F6"/>
@@ -7110,7 +9317,233 @@
       </w:rPr>
     </w:lvl>
   </w:abstractNum>
-  <w:abstractNum w:abstractNumId="23" w15:restartNumberingAfterBreak="0">
+  <w:abstractNum w:abstractNumId="38" w15:restartNumberingAfterBreak="0">
+    <w:nsid w:val="35EA1C07"/>
+    <w:multiLevelType w:val="multilevel"/>
+    <w:tmpl w:val="D2AEEAE6"/>
+    <w:lvl w:ilvl="0">
+      <w:start w:val="1"/>
+      <w:numFmt w:val="decimal"/>
+      <w:lvlText w:val="%1."/>
+      <w:lvlJc w:val="left"/>
+      <w:pPr>
+        <w:tabs>
+          <w:tab w:val="num" w:pos="720"/>
+        </w:tabs>
+        <w:ind w:left="720" w:hanging="360"/>
+      </w:pPr>
+    </w:lvl>
+    <w:lvl w:ilvl="1" w:tentative="1">
+      <w:start w:val="1"/>
+      <w:numFmt w:val="decimal"/>
+      <w:lvlText w:val="%2."/>
+      <w:lvlJc w:val="left"/>
+      <w:pPr>
+        <w:tabs>
+          <w:tab w:val="num" w:pos="1440"/>
+        </w:tabs>
+        <w:ind w:left="1440" w:hanging="360"/>
+      </w:pPr>
+    </w:lvl>
+    <w:lvl w:ilvl="2" w:tentative="1">
+      <w:start w:val="1"/>
+      <w:numFmt w:val="decimal"/>
+      <w:lvlText w:val="%3."/>
+      <w:lvlJc w:val="left"/>
+      <w:pPr>
+        <w:tabs>
+          <w:tab w:val="num" w:pos="2160"/>
+        </w:tabs>
+        <w:ind w:left="2160" w:hanging="360"/>
+      </w:pPr>
+    </w:lvl>
+    <w:lvl w:ilvl="3" w:tentative="1">
+      <w:start w:val="1"/>
+      <w:numFmt w:val="decimal"/>
+      <w:lvlText w:val="%4."/>
+      <w:lvlJc w:val="left"/>
+      <w:pPr>
+        <w:tabs>
+          <w:tab w:val="num" w:pos="2880"/>
+        </w:tabs>
+        <w:ind w:left="2880" w:hanging="360"/>
+      </w:pPr>
+    </w:lvl>
+    <w:lvl w:ilvl="4" w:tentative="1">
+      <w:start w:val="1"/>
+      <w:numFmt w:val="decimal"/>
+      <w:lvlText w:val="%5."/>
+      <w:lvlJc w:val="left"/>
+      <w:pPr>
+        <w:tabs>
+          <w:tab w:val="num" w:pos="3600"/>
+        </w:tabs>
+        <w:ind w:left="3600" w:hanging="360"/>
+      </w:pPr>
+    </w:lvl>
+    <w:lvl w:ilvl="5" w:tentative="1">
+      <w:start w:val="1"/>
+      <w:numFmt w:val="decimal"/>
+      <w:lvlText w:val="%6."/>
+      <w:lvlJc w:val="left"/>
+      <w:pPr>
+        <w:tabs>
+          <w:tab w:val="num" w:pos="4320"/>
+        </w:tabs>
+        <w:ind w:left="4320" w:hanging="360"/>
+      </w:pPr>
+    </w:lvl>
+    <w:lvl w:ilvl="6" w:tentative="1">
+      <w:start w:val="1"/>
+      <w:numFmt w:val="decimal"/>
+      <w:lvlText w:val="%7."/>
+      <w:lvlJc w:val="left"/>
+      <w:pPr>
+        <w:tabs>
+          <w:tab w:val="num" w:pos="5040"/>
+        </w:tabs>
+        <w:ind w:left="5040" w:hanging="360"/>
+      </w:pPr>
+    </w:lvl>
+    <w:lvl w:ilvl="7" w:tentative="1">
+      <w:start w:val="1"/>
+      <w:numFmt w:val="decimal"/>
+      <w:lvlText w:val="%8."/>
+      <w:lvlJc w:val="left"/>
+      <w:pPr>
+        <w:tabs>
+          <w:tab w:val="num" w:pos="5760"/>
+        </w:tabs>
+        <w:ind w:left="5760" w:hanging="360"/>
+      </w:pPr>
+    </w:lvl>
+    <w:lvl w:ilvl="8" w:tentative="1">
+      <w:start w:val="1"/>
+      <w:numFmt w:val="decimal"/>
+      <w:lvlText w:val="%9."/>
+      <w:lvlJc w:val="left"/>
+      <w:pPr>
+        <w:tabs>
+          <w:tab w:val="num" w:pos="6480"/>
+        </w:tabs>
+        <w:ind w:left="6480" w:hanging="360"/>
+      </w:pPr>
+    </w:lvl>
+  </w:abstractNum>
+  <w:abstractNum w:abstractNumId="39" w15:restartNumberingAfterBreak="0">
+    <w:nsid w:val="390C481E"/>
+    <w:multiLevelType w:val="multilevel"/>
+    <w:tmpl w:val="D65C1B36"/>
+    <w:lvl w:ilvl="0">
+      <w:start w:val="1"/>
+      <w:numFmt w:val="decimal"/>
+      <w:lvlText w:val="%1."/>
+      <w:lvlJc w:val="left"/>
+      <w:pPr>
+        <w:tabs>
+          <w:tab w:val="num" w:pos="720"/>
+        </w:tabs>
+        <w:ind w:left="720" w:hanging="360"/>
+      </w:pPr>
+    </w:lvl>
+    <w:lvl w:ilvl="1" w:tentative="1">
+      <w:start w:val="1"/>
+      <w:numFmt w:val="decimal"/>
+      <w:lvlText w:val="%2."/>
+      <w:lvlJc w:val="left"/>
+      <w:pPr>
+        <w:tabs>
+          <w:tab w:val="num" w:pos="1440"/>
+        </w:tabs>
+        <w:ind w:left="1440" w:hanging="360"/>
+      </w:pPr>
+    </w:lvl>
+    <w:lvl w:ilvl="2" w:tentative="1">
+      <w:start w:val="1"/>
+      <w:numFmt w:val="decimal"/>
+      <w:lvlText w:val="%3."/>
+      <w:lvlJc w:val="left"/>
+      <w:pPr>
+        <w:tabs>
+          <w:tab w:val="num" w:pos="2160"/>
+        </w:tabs>
+        <w:ind w:left="2160" w:hanging="360"/>
+      </w:pPr>
+    </w:lvl>
+    <w:lvl w:ilvl="3" w:tentative="1">
+      <w:start w:val="1"/>
+      <w:numFmt w:val="decimal"/>
+      <w:lvlText w:val="%4."/>
+      <w:lvlJc w:val="left"/>
+      <w:pPr>
+        <w:tabs>
+          <w:tab w:val="num" w:pos="2880"/>
+        </w:tabs>
+        <w:ind w:left="2880" w:hanging="360"/>
+      </w:pPr>
+    </w:lvl>
+    <w:lvl w:ilvl="4" w:tentative="1">
+      <w:start w:val="1"/>
+      <w:numFmt w:val="decimal"/>
+      <w:lvlText w:val="%5."/>
+      <w:lvlJc w:val="left"/>
+      <w:pPr>
+        <w:tabs>
+          <w:tab w:val="num" w:pos="3600"/>
+        </w:tabs>
+        <w:ind w:left="3600" w:hanging="360"/>
+      </w:pPr>
+    </w:lvl>
+    <w:lvl w:ilvl="5" w:tentative="1">
+      <w:start w:val="1"/>
+      <w:numFmt w:val="decimal"/>
+      <w:lvlText w:val="%6."/>
+      <w:lvlJc w:val="left"/>
+      <w:pPr>
+        <w:tabs>
+          <w:tab w:val="num" w:pos="4320"/>
+        </w:tabs>
+        <w:ind w:left="4320" w:hanging="360"/>
+      </w:pPr>
+    </w:lvl>
+    <w:lvl w:ilvl="6" w:tentative="1">
+      <w:start w:val="1"/>
+      <w:numFmt w:val="decimal"/>
+      <w:lvlText w:val="%7."/>
+      <w:lvlJc w:val="left"/>
+      <w:pPr>
+        <w:tabs>
+          <w:tab w:val="num" w:pos="5040"/>
+        </w:tabs>
+        <w:ind w:left="5040" w:hanging="360"/>
+      </w:pPr>
+    </w:lvl>
+    <w:lvl w:ilvl="7" w:tentative="1">
+      <w:start w:val="1"/>
+      <w:numFmt w:val="decimal"/>
+      <w:lvlText w:val="%8."/>
+      <w:lvlJc w:val="left"/>
+      <w:pPr>
+        <w:tabs>
+          <w:tab w:val="num" w:pos="5760"/>
+        </w:tabs>
+        <w:ind w:left="5760" w:hanging="360"/>
+      </w:pPr>
+    </w:lvl>
+    <w:lvl w:ilvl="8" w:tentative="1">
+      <w:start w:val="1"/>
+      <w:numFmt w:val="decimal"/>
+      <w:lvlText w:val="%9."/>
+      <w:lvlJc w:val="left"/>
+      <w:pPr>
+        <w:tabs>
+          <w:tab w:val="num" w:pos="6480"/>
+        </w:tabs>
+        <w:ind w:left="6480" w:hanging="360"/>
+      </w:pPr>
+    </w:lvl>
+  </w:abstractNum>
+  <w:abstractNum w:abstractNumId="40" w15:restartNumberingAfterBreak="0">
     <w:nsid w:val="3B7838A5"/>
     <w:multiLevelType w:val="multilevel"/>
     <w:tmpl w:val="B302D7B6"/>
@@ -7259,7 +9692,120 @@
       </w:rPr>
     </w:lvl>
   </w:abstractNum>
-  <w:abstractNum w:abstractNumId="24" w15:restartNumberingAfterBreak="0">
+  <w:abstractNum w:abstractNumId="41" w15:restartNumberingAfterBreak="0">
+    <w:nsid w:val="3BEC18A9"/>
+    <w:multiLevelType w:val="multilevel"/>
+    <w:tmpl w:val="90C09D00"/>
+    <w:lvl w:ilvl="0">
+      <w:start w:val="1"/>
+      <w:numFmt w:val="decimal"/>
+      <w:lvlText w:val="%1."/>
+      <w:lvlJc w:val="left"/>
+      <w:pPr>
+        <w:tabs>
+          <w:tab w:val="num" w:pos="720"/>
+        </w:tabs>
+        <w:ind w:left="720" w:hanging="360"/>
+      </w:pPr>
+    </w:lvl>
+    <w:lvl w:ilvl="1" w:tentative="1">
+      <w:start w:val="1"/>
+      <w:numFmt w:val="decimal"/>
+      <w:lvlText w:val="%2."/>
+      <w:lvlJc w:val="left"/>
+      <w:pPr>
+        <w:tabs>
+          <w:tab w:val="num" w:pos="1440"/>
+        </w:tabs>
+        <w:ind w:left="1440" w:hanging="360"/>
+      </w:pPr>
+    </w:lvl>
+    <w:lvl w:ilvl="2" w:tentative="1">
+      <w:start w:val="1"/>
+      <w:numFmt w:val="decimal"/>
+      <w:lvlText w:val="%3."/>
+      <w:lvlJc w:val="left"/>
+      <w:pPr>
+        <w:tabs>
+          <w:tab w:val="num" w:pos="2160"/>
+        </w:tabs>
+        <w:ind w:left="2160" w:hanging="360"/>
+      </w:pPr>
+    </w:lvl>
+    <w:lvl w:ilvl="3" w:tentative="1">
+      <w:start w:val="1"/>
+      <w:numFmt w:val="decimal"/>
+      <w:lvlText w:val="%4."/>
+      <w:lvlJc w:val="left"/>
+      <w:pPr>
+        <w:tabs>
+          <w:tab w:val="num" w:pos="2880"/>
+        </w:tabs>
+        <w:ind w:left="2880" w:hanging="360"/>
+      </w:pPr>
+    </w:lvl>
+    <w:lvl w:ilvl="4" w:tentative="1">
+      <w:start w:val="1"/>
+      <w:numFmt w:val="decimal"/>
+      <w:lvlText w:val="%5."/>
+      <w:lvlJc w:val="left"/>
+      <w:pPr>
+        <w:tabs>
+          <w:tab w:val="num" w:pos="3600"/>
+        </w:tabs>
+        <w:ind w:left="3600" w:hanging="360"/>
+      </w:pPr>
+    </w:lvl>
+    <w:lvl w:ilvl="5" w:tentative="1">
+      <w:start w:val="1"/>
+      <w:numFmt w:val="decimal"/>
+      <w:lvlText w:val="%6."/>
+      <w:lvlJc w:val="left"/>
+      <w:pPr>
+        <w:tabs>
+          <w:tab w:val="num" w:pos="4320"/>
+        </w:tabs>
+        <w:ind w:left="4320" w:hanging="360"/>
+      </w:pPr>
+    </w:lvl>
+    <w:lvl w:ilvl="6" w:tentative="1">
+      <w:start w:val="1"/>
+      <w:numFmt w:val="decimal"/>
+      <w:lvlText w:val="%7."/>
+      <w:lvlJc w:val="left"/>
+      <w:pPr>
+        <w:tabs>
+          <w:tab w:val="num" w:pos="5040"/>
+        </w:tabs>
+        <w:ind w:left="5040" w:hanging="360"/>
+      </w:pPr>
+    </w:lvl>
+    <w:lvl w:ilvl="7" w:tentative="1">
+      <w:start w:val="1"/>
+      <w:numFmt w:val="decimal"/>
+      <w:lvlText w:val="%8."/>
+      <w:lvlJc w:val="left"/>
+      <w:pPr>
+        <w:tabs>
+          <w:tab w:val="num" w:pos="5760"/>
+        </w:tabs>
+        <w:ind w:left="5760" w:hanging="360"/>
+      </w:pPr>
+    </w:lvl>
+    <w:lvl w:ilvl="8" w:tentative="1">
+      <w:start w:val="1"/>
+      <w:numFmt w:val="decimal"/>
+      <w:lvlText w:val="%9."/>
+      <w:lvlJc w:val="left"/>
+      <w:pPr>
+        <w:tabs>
+          <w:tab w:val="num" w:pos="6480"/>
+        </w:tabs>
+        <w:ind w:left="6480" w:hanging="360"/>
+      </w:pPr>
+    </w:lvl>
+  </w:abstractNum>
+  <w:abstractNum w:abstractNumId="42" w15:restartNumberingAfterBreak="0">
     <w:nsid w:val="3E562FFE"/>
     <w:multiLevelType w:val="multilevel"/>
     <w:tmpl w:val="DD2C7596"/>
@@ -7408,7 +9954,7 @@
       </w:rPr>
     </w:lvl>
   </w:abstractNum>
-  <w:abstractNum w:abstractNumId="25" w15:restartNumberingAfterBreak="0">
+  <w:abstractNum w:abstractNumId="43" w15:restartNumberingAfterBreak="0">
     <w:nsid w:val="3EC24E06"/>
     <w:multiLevelType w:val="multilevel"/>
     <w:tmpl w:val="144AAF5A"/>
@@ -7557,7 +10103,7 @@
       </w:rPr>
     </w:lvl>
   </w:abstractNum>
-  <w:abstractNum w:abstractNumId="26" w15:restartNumberingAfterBreak="0">
+  <w:abstractNum w:abstractNumId="44" w15:restartNumberingAfterBreak="0">
     <w:nsid w:val="4088664C"/>
     <w:multiLevelType w:val="multilevel"/>
     <w:tmpl w:val="77543696"/>
@@ -7706,7 +10252,233 @@
       </w:rPr>
     </w:lvl>
   </w:abstractNum>
-  <w:abstractNum w:abstractNumId="27" w15:restartNumberingAfterBreak="0">
+  <w:abstractNum w:abstractNumId="45" w15:restartNumberingAfterBreak="0">
+    <w:nsid w:val="4116295A"/>
+    <w:multiLevelType w:val="multilevel"/>
+    <w:tmpl w:val="4EF4498C"/>
+    <w:lvl w:ilvl="0">
+      <w:start w:val="1"/>
+      <w:numFmt w:val="decimal"/>
+      <w:lvlText w:val="%1."/>
+      <w:lvlJc w:val="left"/>
+      <w:pPr>
+        <w:tabs>
+          <w:tab w:val="num" w:pos="720"/>
+        </w:tabs>
+        <w:ind w:left="720" w:hanging="360"/>
+      </w:pPr>
+    </w:lvl>
+    <w:lvl w:ilvl="1" w:tentative="1">
+      <w:start w:val="1"/>
+      <w:numFmt w:val="decimal"/>
+      <w:lvlText w:val="%2."/>
+      <w:lvlJc w:val="left"/>
+      <w:pPr>
+        <w:tabs>
+          <w:tab w:val="num" w:pos="1440"/>
+        </w:tabs>
+        <w:ind w:left="1440" w:hanging="360"/>
+      </w:pPr>
+    </w:lvl>
+    <w:lvl w:ilvl="2" w:tentative="1">
+      <w:start w:val="1"/>
+      <w:numFmt w:val="decimal"/>
+      <w:lvlText w:val="%3."/>
+      <w:lvlJc w:val="left"/>
+      <w:pPr>
+        <w:tabs>
+          <w:tab w:val="num" w:pos="2160"/>
+        </w:tabs>
+        <w:ind w:left="2160" w:hanging="360"/>
+      </w:pPr>
+    </w:lvl>
+    <w:lvl w:ilvl="3" w:tentative="1">
+      <w:start w:val="1"/>
+      <w:numFmt w:val="decimal"/>
+      <w:lvlText w:val="%4."/>
+      <w:lvlJc w:val="left"/>
+      <w:pPr>
+        <w:tabs>
+          <w:tab w:val="num" w:pos="2880"/>
+        </w:tabs>
+        <w:ind w:left="2880" w:hanging="360"/>
+      </w:pPr>
+    </w:lvl>
+    <w:lvl w:ilvl="4" w:tentative="1">
+      <w:start w:val="1"/>
+      <w:numFmt w:val="decimal"/>
+      <w:lvlText w:val="%5."/>
+      <w:lvlJc w:val="left"/>
+      <w:pPr>
+        <w:tabs>
+          <w:tab w:val="num" w:pos="3600"/>
+        </w:tabs>
+        <w:ind w:left="3600" w:hanging="360"/>
+      </w:pPr>
+    </w:lvl>
+    <w:lvl w:ilvl="5" w:tentative="1">
+      <w:start w:val="1"/>
+      <w:numFmt w:val="decimal"/>
+      <w:lvlText w:val="%6."/>
+      <w:lvlJc w:val="left"/>
+      <w:pPr>
+        <w:tabs>
+          <w:tab w:val="num" w:pos="4320"/>
+        </w:tabs>
+        <w:ind w:left="4320" w:hanging="360"/>
+      </w:pPr>
+    </w:lvl>
+    <w:lvl w:ilvl="6" w:tentative="1">
+      <w:start w:val="1"/>
+      <w:numFmt w:val="decimal"/>
+      <w:lvlText w:val="%7."/>
+      <w:lvlJc w:val="left"/>
+      <w:pPr>
+        <w:tabs>
+          <w:tab w:val="num" w:pos="5040"/>
+        </w:tabs>
+        <w:ind w:left="5040" w:hanging="360"/>
+      </w:pPr>
+    </w:lvl>
+    <w:lvl w:ilvl="7" w:tentative="1">
+      <w:start w:val="1"/>
+      <w:numFmt w:val="decimal"/>
+      <w:lvlText w:val="%8."/>
+      <w:lvlJc w:val="left"/>
+      <w:pPr>
+        <w:tabs>
+          <w:tab w:val="num" w:pos="5760"/>
+        </w:tabs>
+        <w:ind w:left="5760" w:hanging="360"/>
+      </w:pPr>
+    </w:lvl>
+    <w:lvl w:ilvl="8" w:tentative="1">
+      <w:start w:val="1"/>
+      <w:numFmt w:val="decimal"/>
+      <w:lvlText w:val="%9."/>
+      <w:lvlJc w:val="left"/>
+      <w:pPr>
+        <w:tabs>
+          <w:tab w:val="num" w:pos="6480"/>
+        </w:tabs>
+        <w:ind w:left="6480" w:hanging="360"/>
+      </w:pPr>
+    </w:lvl>
+  </w:abstractNum>
+  <w:abstractNum w:abstractNumId="46" w15:restartNumberingAfterBreak="0">
+    <w:nsid w:val="41B44D01"/>
+    <w:multiLevelType w:val="multilevel"/>
+    <w:tmpl w:val="DBDE507A"/>
+    <w:lvl w:ilvl="0">
+      <w:start w:val="1"/>
+      <w:numFmt w:val="decimal"/>
+      <w:lvlText w:val="%1."/>
+      <w:lvlJc w:val="left"/>
+      <w:pPr>
+        <w:tabs>
+          <w:tab w:val="num" w:pos="720"/>
+        </w:tabs>
+        <w:ind w:left="720" w:hanging="360"/>
+      </w:pPr>
+    </w:lvl>
+    <w:lvl w:ilvl="1" w:tentative="1">
+      <w:start w:val="1"/>
+      <w:numFmt w:val="decimal"/>
+      <w:lvlText w:val="%2."/>
+      <w:lvlJc w:val="left"/>
+      <w:pPr>
+        <w:tabs>
+          <w:tab w:val="num" w:pos="1440"/>
+        </w:tabs>
+        <w:ind w:left="1440" w:hanging="360"/>
+      </w:pPr>
+    </w:lvl>
+    <w:lvl w:ilvl="2" w:tentative="1">
+      <w:start w:val="1"/>
+      <w:numFmt w:val="decimal"/>
+      <w:lvlText w:val="%3."/>
+      <w:lvlJc w:val="left"/>
+      <w:pPr>
+        <w:tabs>
+          <w:tab w:val="num" w:pos="2160"/>
+        </w:tabs>
+        <w:ind w:left="2160" w:hanging="360"/>
+      </w:pPr>
+    </w:lvl>
+    <w:lvl w:ilvl="3" w:tentative="1">
+      <w:start w:val="1"/>
+      <w:numFmt w:val="decimal"/>
+      <w:lvlText w:val="%4."/>
+      <w:lvlJc w:val="left"/>
+      <w:pPr>
+        <w:tabs>
+          <w:tab w:val="num" w:pos="2880"/>
+        </w:tabs>
+        <w:ind w:left="2880" w:hanging="360"/>
+      </w:pPr>
+    </w:lvl>
+    <w:lvl w:ilvl="4" w:tentative="1">
+      <w:start w:val="1"/>
+      <w:numFmt w:val="decimal"/>
+      <w:lvlText w:val="%5."/>
+      <w:lvlJc w:val="left"/>
+      <w:pPr>
+        <w:tabs>
+          <w:tab w:val="num" w:pos="3600"/>
+        </w:tabs>
+        <w:ind w:left="3600" w:hanging="360"/>
+      </w:pPr>
+    </w:lvl>
+    <w:lvl w:ilvl="5" w:tentative="1">
+      <w:start w:val="1"/>
+      <w:numFmt w:val="decimal"/>
+      <w:lvlText w:val="%6."/>
+      <w:lvlJc w:val="left"/>
+      <w:pPr>
+        <w:tabs>
+          <w:tab w:val="num" w:pos="4320"/>
+        </w:tabs>
+        <w:ind w:left="4320" w:hanging="360"/>
+      </w:pPr>
+    </w:lvl>
+    <w:lvl w:ilvl="6" w:tentative="1">
+      <w:start w:val="1"/>
+      <w:numFmt w:val="decimal"/>
+      <w:lvlText w:val="%7."/>
+      <w:lvlJc w:val="left"/>
+      <w:pPr>
+        <w:tabs>
+          <w:tab w:val="num" w:pos="5040"/>
+        </w:tabs>
+        <w:ind w:left="5040" w:hanging="360"/>
+      </w:pPr>
+    </w:lvl>
+    <w:lvl w:ilvl="7" w:tentative="1">
+      <w:start w:val="1"/>
+      <w:numFmt w:val="decimal"/>
+      <w:lvlText w:val="%8."/>
+      <w:lvlJc w:val="left"/>
+      <w:pPr>
+        <w:tabs>
+          <w:tab w:val="num" w:pos="5760"/>
+        </w:tabs>
+        <w:ind w:left="5760" w:hanging="360"/>
+      </w:pPr>
+    </w:lvl>
+    <w:lvl w:ilvl="8" w:tentative="1">
+      <w:start w:val="1"/>
+      <w:numFmt w:val="decimal"/>
+      <w:lvlText w:val="%9."/>
+      <w:lvlJc w:val="left"/>
+      <w:pPr>
+        <w:tabs>
+          <w:tab w:val="num" w:pos="6480"/>
+        </w:tabs>
+        <w:ind w:left="6480" w:hanging="360"/>
+      </w:pPr>
+    </w:lvl>
+  </w:abstractNum>
+  <w:abstractNum w:abstractNumId="47" w15:restartNumberingAfterBreak="0">
     <w:nsid w:val="41C907A1"/>
     <w:multiLevelType w:val="multilevel"/>
     <w:tmpl w:val="A4F002C0"/>
@@ -7855,7 +10627,7 @@
       </w:rPr>
     </w:lvl>
   </w:abstractNum>
-  <w:abstractNum w:abstractNumId="28" w15:restartNumberingAfterBreak="0">
+  <w:abstractNum w:abstractNumId="48" w15:restartNumberingAfterBreak="0">
     <w:nsid w:val="42D363C1"/>
     <w:multiLevelType w:val="multilevel"/>
     <w:tmpl w:val="83420FC2"/>
@@ -8004,7 +10776,7 @@
       </w:rPr>
     </w:lvl>
   </w:abstractNum>
-  <w:abstractNum w:abstractNumId="29" w15:restartNumberingAfterBreak="0">
+  <w:abstractNum w:abstractNumId="49" w15:restartNumberingAfterBreak="0">
     <w:nsid w:val="42E7521A"/>
     <w:multiLevelType w:val="multilevel"/>
     <w:tmpl w:val="EC5645C0"/>
@@ -8153,7 +10925,233 @@
       </w:rPr>
     </w:lvl>
   </w:abstractNum>
-  <w:abstractNum w:abstractNumId="30" w15:restartNumberingAfterBreak="0">
+  <w:abstractNum w:abstractNumId="50" w15:restartNumberingAfterBreak="0">
+    <w:nsid w:val="439040F5"/>
+    <w:multiLevelType w:val="hybridMultilevel"/>
+    <w:tmpl w:val="8D7A25B8"/>
+    <w:lvl w:ilvl="0" w:tplc="04090001">
+      <w:start w:val="1"/>
+      <w:numFmt w:val="bullet"/>
+      <w:lvlText w:val=""/>
+      <w:lvlJc w:val="left"/>
+      <w:pPr>
+        <w:ind w:left="720" w:hanging="360"/>
+      </w:pPr>
+      <w:rPr>
+        <w:rFonts w:ascii="Symbol" w:hAnsi="Symbol" w:hint="default"/>
+      </w:rPr>
+    </w:lvl>
+    <w:lvl w:ilvl="1" w:tplc="04090003" w:tentative="1">
+      <w:start w:val="1"/>
+      <w:numFmt w:val="bullet"/>
+      <w:lvlText w:val="o"/>
+      <w:lvlJc w:val="left"/>
+      <w:pPr>
+        <w:ind w:left="1440" w:hanging="360"/>
+      </w:pPr>
+      <w:rPr>
+        <w:rFonts w:ascii="Courier New" w:hAnsi="Courier New" w:cs="Courier New" w:hint="default"/>
+      </w:rPr>
+    </w:lvl>
+    <w:lvl w:ilvl="2" w:tplc="04090005" w:tentative="1">
+      <w:start w:val="1"/>
+      <w:numFmt w:val="bullet"/>
+      <w:lvlText w:val=""/>
+      <w:lvlJc w:val="left"/>
+      <w:pPr>
+        <w:ind w:left="2160" w:hanging="360"/>
+      </w:pPr>
+      <w:rPr>
+        <w:rFonts w:ascii="Wingdings" w:hAnsi="Wingdings" w:hint="default"/>
+      </w:rPr>
+    </w:lvl>
+    <w:lvl w:ilvl="3" w:tplc="04090001" w:tentative="1">
+      <w:start w:val="1"/>
+      <w:numFmt w:val="bullet"/>
+      <w:lvlText w:val=""/>
+      <w:lvlJc w:val="left"/>
+      <w:pPr>
+        <w:ind w:left="2880" w:hanging="360"/>
+      </w:pPr>
+      <w:rPr>
+        <w:rFonts w:ascii="Symbol" w:hAnsi="Symbol" w:hint="default"/>
+      </w:rPr>
+    </w:lvl>
+    <w:lvl w:ilvl="4" w:tplc="04090003" w:tentative="1">
+      <w:start w:val="1"/>
+      <w:numFmt w:val="bullet"/>
+      <w:lvlText w:val="o"/>
+      <w:lvlJc w:val="left"/>
+      <w:pPr>
+        <w:ind w:left="3600" w:hanging="360"/>
+      </w:pPr>
+      <w:rPr>
+        <w:rFonts w:ascii="Courier New" w:hAnsi="Courier New" w:cs="Courier New" w:hint="default"/>
+      </w:rPr>
+    </w:lvl>
+    <w:lvl w:ilvl="5" w:tplc="04090005" w:tentative="1">
+      <w:start w:val="1"/>
+      <w:numFmt w:val="bullet"/>
+      <w:lvlText w:val=""/>
+      <w:lvlJc w:val="left"/>
+      <w:pPr>
+        <w:ind w:left="4320" w:hanging="360"/>
+      </w:pPr>
+      <w:rPr>
+        <w:rFonts w:ascii="Wingdings" w:hAnsi="Wingdings" w:hint="default"/>
+      </w:rPr>
+    </w:lvl>
+    <w:lvl w:ilvl="6" w:tplc="04090001" w:tentative="1">
+      <w:start w:val="1"/>
+      <w:numFmt w:val="bullet"/>
+      <w:lvlText w:val=""/>
+      <w:lvlJc w:val="left"/>
+      <w:pPr>
+        <w:ind w:left="5040" w:hanging="360"/>
+      </w:pPr>
+      <w:rPr>
+        <w:rFonts w:ascii="Symbol" w:hAnsi="Symbol" w:hint="default"/>
+      </w:rPr>
+    </w:lvl>
+    <w:lvl w:ilvl="7" w:tplc="04090003" w:tentative="1">
+      <w:start w:val="1"/>
+      <w:numFmt w:val="bullet"/>
+      <w:lvlText w:val="o"/>
+      <w:lvlJc w:val="left"/>
+      <w:pPr>
+        <w:ind w:left="5760" w:hanging="360"/>
+      </w:pPr>
+      <w:rPr>
+        <w:rFonts w:ascii="Courier New" w:hAnsi="Courier New" w:cs="Courier New" w:hint="default"/>
+      </w:rPr>
+    </w:lvl>
+    <w:lvl w:ilvl="8" w:tplc="04090005" w:tentative="1">
+      <w:start w:val="1"/>
+      <w:numFmt w:val="bullet"/>
+      <w:lvlText w:val=""/>
+      <w:lvlJc w:val="left"/>
+      <w:pPr>
+        <w:ind w:left="6480" w:hanging="360"/>
+      </w:pPr>
+      <w:rPr>
+        <w:rFonts w:ascii="Wingdings" w:hAnsi="Wingdings" w:hint="default"/>
+      </w:rPr>
+    </w:lvl>
+  </w:abstractNum>
+  <w:abstractNum w:abstractNumId="51" w15:restartNumberingAfterBreak="0">
+    <w:nsid w:val="43F97393"/>
+    <w:multiLevelType w:val="multilevel"/>
+    <w:tmpl w:val="4BF09F26"/>
+    <w:lvl w:ilvl="0">
+      <w:start w:val="1"/>
+      <w:numFmt w:val="decimal"/>
+      <w:lvlText w:val="%1."/>
+      <w:lvlJc w:val="left"/>
+      <w:pPr>
+        <w:tabs>
+          <w:tab w:val="num" w:pos="720"/>
+        </w:tabs>
+        <w:ind w:left="720" w:hanging="360"/>
+      </w:pPr>
+    </w:lvl>
+    <w:lvl w:ilvl="1" w:tentative="1">
+      <w:start w:val="1"/>
+      <w:numFmt w:val="decimal"/>
+      <w:lvlText w:val="%2."/>
+      <w:lvlJc w:val="left"/>
+      <w:pPr>
+        <w:tabs>
+          <w:tab w:val="num" w:pos="1440"/>
+        </w:tabs>
+        <w:ind w:left="1440" w:hanging="360"/>
+      </w:pPr>
+    </w:lvl>
+    <w:lvl w:ilvl="2" w:tentative="1">
+      <w:start w:val="1"/>
+      <w:numFmt w:val="decimal"/>
+      <w:lvlText w:val="%3."/>
+      <w:lvlJc w:val="left"/>
+      <w:pPr>
+        <w:tabs>
+          <w:tab w:val="num" w:pos="2160"/>
+        </w:tabs>
+        <w:ind w:left="2160" w:hanging="360"/>
+      </w:pPr>
+    </w:lvl>
+    <w:lvl w:ilvl="3" w:tentative="1">
+      <w:start w:val="1"/>
+      <w:numFmt w:val="decimal"/>
+      <w:lvlText w:val="%4."/>
+      <w:lvlJc w:val="left"/>
+      <w:pPr>
+        <w:tabs>
+          <w:tab w:val="num" w:pos="2880"/>
+        </w:tabs>
+        <w:ind w:left="2880" w:hanging="360"/>
+      </w:pPr>
+    </w:lvl>
+    <w:lvl w:ilvl="4" w:tentative="1">
+      <w:start w:val="1"/>
+      <w:numFmt w:val="decimal"/>
+      <w:lvlText w:val="%5."/>
+      <w:lvlJc w:val="left"/>
+      <w:pPr>
+        <w:tabs>
+          <w:tab w:val="num" w:pos="3600"/>
+        </w:tabs>
+        <w:ind w:left="3600" w:hanging="360"/>
+      </w:pPr>
+    </w:lvl>
+    <w:lvl w:ilvl="5" w:tentative="1">
+      <w:start w:val="1"/>
+      <w:numFmt w:val="decimal"/>
+      <w:lvlText w:val="%6."/>
+      <w:lvlJc w:val="left"/>
+      <w:pPr>
+        <w:tabs>
+          <w:tab w:val="num" w:pos="4320"/>
+        </w:tabs>
+        <w:ind w:left="4320" w:hanging="360"/>
+      </w:pPr>
+    </w:lvl>
+    <w:lvl w:ilvl="6" w:tentative="1">
+      <w:start w:val="1"/>
+      <w:numFmt w:val="decimal"/>
+      <w:lvlText w:val="%7."/>
+      <w:lvlJc w:val="left"/>
+      <w:pPr>
+        <w:tabs>
+          <w:tab w:val="num" w:pos="5040"/>
+        </w:tabs>
+        <w:ind w:left="5040" w:hanging="360"/>
+      </w:pPr>
+    </w:lvl>
+    <w:lvl w:ilvl="7" w:tentative="1">
+      <w:start w:val="1"/>
+      <w:numFmt w:val="decimal"/>
+      <w:lvlText w:val="%8."/>
+      <w:lvlJc w:val="left"/>
+      <w:pPr>
+        <w:tabs>
+          <w:tab w:val="num" w:pos="5760"/>
+        </w:tabs>
+        <w:ind w:left="5760" w:hanging="360"/>
+      </w:pPr>
+    </w:lvl>
+    <w:lvl w:ilvl="8" w:tentative="1">
+      <w:start w:val="1"/>
+      <w:numFmt w:val="decimal"/>
+      <w:lvlText w:val="%9."/>
+      <w:lvlJc w:val="left"/>
+      <w:pPr>
+        <w:tabs>
+          <w:tab w:val="num" w:pos="6480"/>
+        </w:tabs>
+        <w:ind w:left="6480" w:hanging="360"/>
+      </w:pPr>
+    </w:lvl>
+  </w:abstractNum>
+  <w:abstractNum w:abstractNumId="52" w15:restartNumberingAfterBreak="0">
     <w:nsid w:val="469800A3"/>
     <w:multiLevelType w:val="multilevel"/>
     <w:tmpl w:val="5BB6ECD6"/>
@@ -8302,7 +11300,7 @@
       </w:rPr>
     </w:lvl>
   </w:abstractNum>
-  <w:abstractNum w:abstractNumId="31" w15:restartNumberingAfterBreak="0">
+  <w:abstractNum w:abstractNumId="53" w15:restartNumberingAfterBreak="0">
     <w:nsid w:val="46AF7081"/>
     <w:multiLevelType w:val="multilevel"/>
     <w:tmpl w:val="891C8570"/>
@@ -8451,7 +11449,120 @@
       </w:rPr>
     </w:lvl>
   </w:abstractNum>
-  <w:abstractNum w:abstractNumId="32" w15:restartNumberingAfterBreak="0">
+  <w:abstractNum w:abstractNumId="54" w15:restartNumberingAfterBreak="0">
+    <w:nsid w:val="46CD5EFD"/>
+    <w:multiLevelType w:val="multilevel"/>
+    <w:tmpl w:val="933A9ECC"/>
+    <w:lvl w:ilvl="0">
+      <w:start w:val="1"/>
+      <w:numFmt w:val="decimal"/>
+      <w:lvlText w:val="%1."/>
+      <w:lvlJc w:val="left"/>
+      <w:pPr>
+        <w:tabs>
+          <w:tab w:val="num" w:pos="720"/>
+        </w:tabs>
+        <w:ind w:left="720" w:hanging="360"/>
+      </w:pPr>
+    </w:lvl>
+    <w:lvl w:ilvl="1" w:tentative="1">
+      <w:start w:val="1"/>
+      <w:numFmt w:val="decimal"/>
+      <w:lvlText w:val="%2."/>
+      <w:lvlJc w:val="left"/>
+      <w:pPr>
+        <w:tabs>
+          <w:tab w:val="num" w:pos="1440"/>
+        </w:tabs>
+        <w:ind w:left="1440" w:hanging="360"/>
+      </w:pPr>
+    </w:lvl>
+    <w:lvl w:ilvl="2" w:tentative="1">
+      <w:start w:val="1"/>
+      <w:numFmt w:val="decimal"/>
+      <w:lvlText w:val="%3."/>
+      <w:lvlJc w:val="left"/>
+      <w:pPr>
+        <w:tabs>
+          <w:tab w:val="num" w:pos="2160"/>
+        </w:tabs>
+        <w:ind w:left="2160" w:hanging="360"/>
+      </w:pPr>
+    </w:lvl>
+    <w:lvl w:ilvl="3" w:tentative="1">
+      <w:start w:val="1"/>
+      <w:numFmt w:val="decimal"/>
+      <w:lvlText w:val="%4."/>
+      <w:lvlJc w:val="left"/>
+      <w:pPr>
+        <w:tabs>
+          <w:tab w:val="num" w:pos="2880"/>
+        </w:tabs>
+        <w:ind w:left="2880" w:hanging="360"/>
+      </w:pPr>
+    </w:lvl>
+    <w:lvl w:ilvl="4" w:tentative="1">
+      <w:start w:val="1"/>
+      <w:numFmt w:val="decimal"/>
+      <w:lvlText w:val="%5."/>
+      <w:lvlJc w:val="left"/>
+      <w:pPr>
+        <w:tabs>
+          <w:tab w:val="num" w:pos="3600"/>
+        </w:tabs>
+        <w:ind w:left="3600" w:hanging="360"/>
+      </w:pPr>
+    </w:lvl>
+    <w:lvl w:ilvl="5" w:tentative="1">
+      <w:start w:val="1"/>
+      <w:numFmt w:val="decimal"/>
+      <w:lvlText w:val="%6."/>
+      <w:lvlJc w:val="left"/>
+      <w:pPr>
+        <w:tabs>
+          <w:tab w:val="num" w:pos="4320"/>
+        </w:tabs>
+        <w:ind w:left="4320" w:hanging="360"/>
+      </w:pPr>
+    </w:lvl>
+    <w:lvl w:ilvl="6" w:tentative="1">
+      <w:start w:val="1"/>
+      <w:numFmt w:val="decimal"/>
+      <w:lvlText w:val="%7."/>
+      <w:lvlJc w:val="left"/>
+      <w:pPr>
+        <w:tabs>
+          <w:tab w:val="num" w:pos="5040"/>
+        </w:tabs>
+        <w:ind w:left="5040" w:hanging="360"/>
+      </w:pPr>
+    </w:lvl>
+    <w:lvl w:ilvl="7" w:tentative="1">
+      <w:start w:val="1"/>
+      <w:numFmt w:val="decimal"/>
+      <w:lvlText w:val="%8."/>
+      <w:lvlJc w:val="left"/>
+      <w:pPr>
+        <w:tabs>
+          <w:tab w:val="num" w:pos="5760"/>
+        </w:tabs>
+        <w:ind w:left="5760" w:hanging="360"/>
+      </w:pPr>
+    </w:lvl>
+    <w:lvl w:ilvl="8" w:tentative="1">
+      <w:start w:val="1"/>
+      <w:numFmt w:val="decimal"/>
+      <w:lvlText w:val="%9."/>
+      <w:lvlJc w:val="left"/>
+      <w:pPr>
+        <w:tabs>
+          <w:tab w:val="num" w:pos="6480"/>
+        </w:tabs>
+        <w:ind w:left="6480" w:hanging="360"/>
+      </w:pPr>
+    </w:lvl>
+  </w:abstractNum>
+  <w:abstractNum w:abstractNumId="55" w15:restartNumberingAfterBreak="0">
     <w:nsid w:val="48B80188"/>
     <w:multiLevelType w:val="multilevel"/>
     <w:tmpl w:val="D5F0131A"/>
@@ -8600,7 +11711,7 @@
       </w:rPr>
     </w:lvl>
   </w:abstractNum>
-  <w:abstractNum w:abstractNumId="33" w15:restartNumberingAfterBreak="0">
+  <w:abstractNum w:abstractNumId="56" w15:restartNumberingAfterBreak="0">
     <w:nsid w:val="49BD0F73"/>
     <w:multiLevelType w:val="multilevel"/>
     <w:tmpl w:val="C17A1310"/>
@@ -8749,7 +11860,120 @@
       </w:rPr>
     </w:lvl>
   </w:abstractNum>
-  <w:abstractNum w:abstractNumId="34" w15:restartNumberingAfterBreak="0">
+  <w:abstractNum w:abstractNumId="57" w15:restartNumberingAfterBreak="0">
+    <w:nsid w:val="49FA4E27"/>
+    <w:multiLevelType w:val="hybridMultilevel"/>
+    <w:tmpl w:val="C3D2FF74"/>
+    <w:lvl w:ilvl="0" w:tplc="04090001">
+      <w:start w:val="1"/>
+      <w:numFmt w:val="bullet"/>
+      <w:lvlText w:val=""/>
+      <w:lvlJc w:val="left"/>
+      <w:pPr>
+        <w:ind w:left="720" w:hanging="360"/>
+      </w:pPr>
+      <w:rPr>
+        <w:rFonts w:ascii="Symbol" w:hAnsi="Symbol" w:hint="default"/>
+      </w:rPr>
+    </w:lvl>
+    <w:lvl w:ilvl="1" w:tplc="04090003" w:tentative="1">
+      <w:start w:val="1"/>
+      <w:numFmt w:val="bullet"/>
+      <w:lvlText w:val="o"/>
+      <w:lvlJc w:val="left"/>
+      <w:pPr>
+        <w:ind w:left="1440" w:hanging="360"/>
+      </w:pPr>
+      <w:rPr>
+        <w:rFonts w:ascii="Courier New" w:hAnsi="Courier New" w:cs="Courier New" w:hint="default"/>
+      </w:rPr>
+    </w:lvl>
+    <w:lvl w:ilvl="2" w:tplc="04090005" w:tentative="1">
+      <w:start w:val="1"/>
+      <w:numFmt w:val="bullet"/>
+      <w:lvlText w:val=""/>
+      <w:lvlJc w:val="left"/>
+      <w:pPr>
+        <w:ind w:left="2160" w:hanging="360"/>
+      </w:pPr>
+      <w:rPr>
+        <w:rFonts w:ascii="Wingdings" w:hAnsi="Wingdings" w:hint="default"/>
+      </w:rPr>
+    </w:lvl>
+    <w:lvl w:ilvl="3" w:tplc="04090001" w:tentative="1">
+      <w:start w:val="1"/>
+      <w:numFmt w:val="bullet"/>
+      <w:lvlText w:val=""/>
+      <w:lvlJc w:val="left"/>
+      <w:pPr>
+        <w:ind w:left="2880" w:hanging="360"/>
+      </w:pPr>
+      <w:rPr>
+        <w:rFonts w:ascii="Symbol" w:hAnsi="Symbol" w:hint="default"/>
+      </w:rPr>
+    </w:lvl>
+    <w:lvl w:ilvl="4" w:tplc="04090003" w:tentative="1">
+      <w:start w:val="1"/>
+      <w:numFmt w:val="bullet"/>
+      <w:lvlText w:val="o"/>
+      <w:lvlJc w:val="left"/>
+      <w:pPr>
+        <w:ind w:left="3600" w:hanging="360"/>
+      </w:pPr>
+      <w:rPr>
+        <w:rFonts w:ascii="Courier New" w:hAnsi="Courier New" w:cs="Courier New" w:hint="default"/>
+      </w:rPr>
+    </w:lvl>
+    <w:lvl w:ilvl="5" w:tplc="04090005" w:tentative="1">
+      <w:start w:val="1"/>
+      <w:numFmt w:val="bullet"/>
+      <w:lvlText w:val=""/>
+      <w:lvlJc w:val="left"/>
+      <w:pPr>
+        <w:ind w:left="4320" w:hanging="360"/>
+      </w:pPr>
+      <w:rPr>
+        <w:rFonts w:ascii="Wingdings" w:hAnsi="Wingdings" w:hint="default"/>
+      </w:rPr>
+    </w:lvl>
+    <w:lvl w:ilvl="6" w:tplc="04090001" w:tentative="1">
+      <w:start w:val="1"/>
+      <w:numFmt w:val="bullet"/>
+      <w:lvlText w:val=""/>
+      <w:lvlJc w:val="left"/>
+      <w:pPr>
+        <w:ind w:left="5040" w:hanging="360"/>
+      </w:pPr>
+      <w:rPr>
+        <w:rFonts w:ascii="Symbol" w:hAnsi="Symbol" w:hint="default"/>
+      </w:rPr>
+    </w:lvl>
+    <w:lvl w:ilvl="7" w:tplc="04090003" w:tentative="1">
+      <w:start w:val="1"/>
+      <w:numFmt w:val="bullet"/>
+      <w:lvlText w:val="o"/>
+      <w:lvlJc w:val="left"/>
+      <w:pPr>
+        <w:ind w:left="5760" w:hanging="360"/>
+      </w:pPr>
+      <w:rPr>
+        <w:rFonts w:ascii="Courier New" w:hAnsi="Courier New" w:cs="Courier New" w:hint="default"/>
+      </w:rPr>
+    </w:lvl>
+    <w:lvl w:ilvl="8" w:tplc="04090005" w:tentative="1">
+      <w:start w:val="1"/>
+      <w:numFmt w:val="bullet"/>
+      <w:lvlText w:val=""/>
+      <w:lvlJc w:val="left"/>
+      <w:pPr>
+        <w:ind w:left="6480" w:hanging="360"/>
+      </w:pPr>
+      <w:rPr>
+        <w:rFonts w:ascii="Wingdings" w:hAnsi="Wingdings" w:hint="default"/>
+      </w:rPr>
+    </w:lvl>
+  </w:abstractNum>
+  <w:abstractNum w:abstractNumId="58" w15:restartNumberingAfterBreak="0">
     <w:nsid w:val="4A805ED0"/>
     <w:multiLevelType w:val="multilevel"/>
     <w:tmpl w:val="33268A04"/>
@@ -8898,7 +12122,233 @@
       </w:rPr>
     </w:lvl>
   </w:abstractNum>
-  <w:abstractNum w:abstractNumId="35" w15:restartNumberingAfterBreak="0">
+  <w:abstractNum w:abstractNumId="59" w15:restartNumberingAfterBreak="0">
+    <w:nsid w:val="4AE162A8"/>
+    <w:multiLevelType w:val="hybridMultilevel"/>
+    <w:tmpl w:val="1262B9D2"/>
+    <w:lvl w:ilvl="0" w:tplc="04090001">
+      <w:start w:val="1"/>
+      <w:numFmt w:val="bullet"/>
+      <w:lvlText w:val=""/>
+      <w:lvlJc w:val="left"/>
+      <w:pPr>
+        <w:ind w:left="720" w:hanging="360"/>
+      </w:pPr>
+      <w:rPr>
+        <w:rFonts w:ascii="Symbol" w:hAnsi="Symbol" w:hint="default"/>
+      </w:rPr>
+    </w:lvl>
+    <w:lvl w:ilvl="1" w:tplc="04090003" w:tentative="1">
+      <w:start w:val="1"/>
+      <w:numFmt w:val="bullet"/>
+      <w:lvlText w:val="o"/>
+      <w:lvlJc w:val="left"/>
+      <w:pPr>
+        <w:ind w:left="1440" w:hanging="360"/>
+      </w:pPr>
+      <w:rPr>
+        <w:rFonts w:ascii="Courier New" w:hAnsi="Courier New" w:cs="Courier New" w:hint="default"/>
+      </w:rPr>
+    </w:lvl>
+    <w:lvl w:ilvl="2" w:tplc="04090005" w:tentative="1">
+      <w:start w:val="1"/>
+      <w:numFmt w:val="bullet"/>
+      <w:lvlText w:val=""/>
+      <w:lvlJc w:val="left"/>
+      <w:pPr>
+        <w:ind w:left="2160" w:hanging="360"/>
+      </w:pPr>
+      <w:rPr>
+        <w:rFonts w:ascii="Wingdings" w:hAnsi="Wingdings" w:hint="default"/>
+      </w:rPr>
+    </w:lvl>
+    <w:lvl w:ilvl="3" w:tplc="04090001" w:tentative="1">
+      <w:start w:val="1"/>
+      <w:numFmt w:val="bullet"/>
+      <w:lvlText w:val=""/>
+      <w:lvlJc w:val="left"/>
+      <w:pPr>
+        <w:ind w:left="2880" w:hanging="360"/>
+      </w:pPr>
+      <w:rPr>
+        <w:rFonts w:ascii="Symbol" w:hAnsi="Symbol" w:hint="default"/>
+      </w:rPr>
+    </w:lvl>
+    <w:lvl w:ilvl="4" w:tplc="04090003" w:tentative="1">
+      <w:start w:val="1"/>
+      <w:numFmt w:val="bullet"/>
+      <w:lvlText w:val="o"/>
+      <w:lvlJc w:val="left"/>
+      <w:pPr>
+        <w:ind w:left="3600" w:hanging="360"/>
+      </w:pPr>
+      <w:rPr>
+        <w:rFonts w:ascii="Courier New" w:hAnsi="Courier New" w:cs="Courier New" w:hint="default"/>
+      </w:rPr>
+    </w:lvl>
+    <w:lvl w:ilvl="5" w:tplc="04090005" w:tentative="1">
+      <w:start w:val="1"/>
+      <w:numFmt w:val="bullet"/>
+      <w:lvlText w:val=""/>
+      <w:lvlJc w:val="left"/>
+      <w:pPr>
+        <w:ind w:left="4320" w:hanging="360"/>
+      </w:pPr>
+      <w:rPr>
+        <w:rFonts w:ascii="Wingdings" w:hAnsi="Wingdings" w:hint="default"/>
+      </w:rPr>
+    </w:lvl>
+    <w:lvl w:ilvl="6" w:tplc="04090001" w:tentative="1">
+      <w:start w:val="1"/>
+      <w:numFmt w:val="bullet"/>
+      <w:lvlText w:val=""/>
+      <w:lvlJc w:val="left"/>
+      <w:pPr>
+        <w:ind w:left="5040" w:hanging="360"/>
+      </w:pPr>
+      <w:rPr>
+        <w:rFonts w:ascii="Symbol" w:hAnsi="Symbol" w:hint="default"/>
+      </w:rPr>
+    </w:lvl>
+    <w:lvl w:ilvl="7" w:tplc="04090003" w:tentative="1">
+      <w:start w:val="1"/>
+      <w:numFmt w:val="bullet"/>
+      <w:lvlText w:val="o"/>
+      <w:lvlJc w:val="left"/>
+      <w:pPr>
+        <w:ind w:left="5760" w:hanging="360"/>
+      </w:pPr>
+      <w:rPr>
+        <w:rFonts w:ascii="Courier New" w:hAnsi="Courier New" w:cs="Courier New" w:hint="default"/>
+      </w:rPr>
+    </w:lvl>
+    <w:lvl w:ilvl="8" w:tplc="04090005" w:tentative="1">
+      <w:start w:val="1"/>
+      <w:numFmt w:val="bullet"/>
+      <w:lvlText w:val=""/>
+      <w:lvlJc w:val="left"/>
+      <w:pPr>
+        <w:ind w:left="6480" w:hanging="360"/>
+      </w:pPr>
+      <w:rPr>
+        <w:rFonts w:ascii="Wingdings" w:hAnsi="Wingdings" w:hint="default"/>
+      </w:rPr>
+    </w:lvl>
+  </w:abstractNum>
+  <w:abstractNum w:abstractNumId="60" w15:restartNumberingAfterBreak="0">
+    <w:nsid w:val="4C866E5B"/>
+    <w:multiLevelType w:val="hybridMultilevel"/>
+    <w:tmpl w:val="E984317E"/>
+    <w:lvl w:ilvl="0" w:tplc="04090001">
+      <w:start w:val="1"/>
+      <w:numFmt w:val="bullet"/>
+      <w:lvlText w:val=""/>
+      <w:lvlJc w:val="left"/>
+      <w:pPr>
+        <w:ind w:left="720" w:hanging="360"/>
+      </w:pPr>
+      <w:rPr>
+        <w:rFonts w:ascii="Symbol" w:hAnsi="Symbol" w:hint="default"/>
+      </w:rPr>
+    </w:lvl>
+    <w:lvl w:ilvl="1" w:tplc="04090003" w:tentative="1">
+      <w:start w:val="1"/>
+      <w:numFmt w:val="bullet"/>
+      <w:lvlText w:val="o"/>
+      <w:lvlJc w:val="left"/>
+      <w:pPr>
+        <w:ind w:left="1440" w:hanging="360"/>
+      </w:pPr>
+      <w:rPr>
+        <w:rFonts w:ascii="Courier New" w:hAnsi="Courier New" w:cs="Courier New" w:hint="default"/>
+      </w:rPr>
+    </w:lvl>
+    <w:lvl w:ilvl="2" w:tplc="04090005" w:tentative="1">
+      <w:start w:val="1"/>
+      <w:numFmt w:val="bullet"/>
+      <w:lvlText w:val=""/>
+      <w:lvlJc w:val="left"/>
+      <w:pPr>
+        <w:ind w:left="2160" w:hanging="360"/>
+      </w:pPr>
+      <w:rPr>
+        <w:rFonts w:ascii="Wingdings" w:hAnsi="Wingdings" w:hint="default"/>
+      </w:rPr>
+    </w:lvl>
+    <w:lvl w:ilvl="3" w:tplc="04090001" w:tentative="1">
+      <w:start w:val="1"/>
+      <w:numFmt w:val="bullet"/>
+      <w:lvlText w:val=""/>
+      <w:lvlJc w:val="left"/>
+      <w:pPr>
+        <w:ind w:left="2880" w:hanging="360"/>
+      </w:pPr>
+      <w:rPr>
+        <w:rFonts w:ascii="Symbol" w:hAnsi="Symbol" w:hint="default"/>
+      </w:rPr>
+    </w:lvl>
+    <w:lvl w:ilvl="4" w:tplc="04090003" w:tentative="1">
+      <w:start w:val="1"/>
+      <w:numFmt w:val="bullet"/>
+      <w:lvlText w:val="o"/>
+      <w:lvlJc w:val="left"/>
+      <w:pPr>
+        <w:ind w:left="3600" w:hanging="360"/>
+      </w:pPr>
+      <w:rPr>
+        <w:rFonts w:ascii="Courier New" w:hAnsi="Courier New" w:cs="Courier New" w:hint="default"/>
+      </w:rPr>
+    </w:lvl>
+    <w:lvl w:ilvl="5" w:tplc="04090005" w:tentative="1">
+      <w:start w:val="1"/>
+      <w:numFmt w:val="bullet"/>
+      <w:lvlText w:val=""/>
+      <w:lvlJc w:val="left"/>
+      <w:pPr>
+        <w:ind w:left="4320" w:hanging="360"/>
+      </w:pPr>
+      <w:rPr>
+        <w:rFonts w:ascii="Wingdings" w:hAnsi="Wingdings" w:hint="default"/>
+      </w:rPr>
+    </w:lvl>
+    <w:lvl w:ilvl="6" w:tplc="04090001" w:tentative="1">
+      <w:start w:val="1"/>
+      <w:numFmt w:val="bullet"/>
+      <w:lvlText w:val=""/>
+      <w:lvlJc w:val="left"/>
+      <w:pPr>
+        <w:ind w:left="5040" w:hanging="360"/>
+      </w:pPr>
+      <w:rPr>
+        <w:rFonts w:ascii="Symbol" w:hAnsi="Symbol" w:hint="default"/>
+      </w:rPr>
+    </w:lvl>
+    <w:lvl w:ilvl="7" w:tplc="04090003" w:tentative="1">
+      <w:start w:val="1"/>
+      <w:numFmt w:val="bullet"/>
+      <w:lvlText w:val="o"/>
+      <w:lvlJc w:val="left"/>
+      <w:pPr>
+        <w:ind w:left="5760" w:hanging="360"/>
+      </w:pPr>
+      <w:rPr>
+        <w:rFonts w:ascii="Courier New" w:hAnsi="Courier New" w:cs="Courier New" w:hint="default"/>
+      </w:rPr>
+    </w:lvl>
+    <w:lvl w:ilvl="8" w:tplc="04090005" w:tentative="1">
+      <w:start w:val="1"/>
+      <w:numFmt w:val="bullet"/>
+      <w:lvlText w:val=""/>
+      <w:lvlJc w:val="left"/>
+      <w:pPr>
+        <w:ind w:left="6480" w:hanging="360"/>
+      </w:pPr>
+      <w:rPr>
+        <w:rFonts w:ascii="Wingdings" w:hAnsi="Wingdings" w:hint="default"/>
+      </w:rPr>
+    </w:lvl>
+  </w:abstractNum>
+  <w:abstractNum w:abstractNumId="61" w15:restartNumberingAfterBreak="0">
     <w:nsid w:val="4CF63D72"/>
     <w:multiLevelType w:val="multilevel"/>
     <w:tmpl w:val="165E8D26"/>
@@ -9047,7 +12497,7 @@
       </w:rPr>
     </w:lvl>
   </w:abstractNum>
-  <w:abstractNum w:abstractNumId="36" w15:restartNumberingAfterBreak="0">
+  <w:abstractNum w:abstractNumId="62" w15:restartNumberingAfterBreak="0">
     <w:nsid w:val="4D503BA9"/>
     <w:multiLevelType w:val="multilevel"/>
     <w:tmpl w:val="1076F02E"/>
@@ -9196,7 +12646,120 @@
       </w:rPr>
     </w:lvl>
   </w:abstractNum>
-  <w:abstractNum w:abstractNumId="37" w15:restartNumberingAfterBreak="0">
+  <w:abstractNum w:abstractNumId="63" w15:restartNumberingAfterBreak="0">
+    <w:nsid w:val="4E4B633F"/>
+    <w:multiLevelType w:val="multilevel"/>
+    <w:tmpl w:val="682A726C"/>
+    <w:lvl w:ilvl="0">
+      <w:start w:val="1"/>
+      <w:numFmt w:val="decimal"/>
+      <w:lvlText w:val="%1."/>
+      <w:lvlJc w:val="left"/>
+      <w:pPr>
+        <w:tabs>
+          <w:tab w:val="num" w:pos="720"/>
+        </w:tabs>
+        <w:ind w:left="720" w:hanging="360"/>
+      </w:pPr>
+    </w:lvl>
+    <w:lvl w:ilvl="1" w:tentative="1">
+      <w:start w:val="1"/>
+      <w:numFmt w:val="decimal"/>
+      <w:lvlText w:val="%2."/>
+      <w:lvlJc w:val="left"/>
+      <w:pPr>
+        <w:tabs>
+          <w:tab w:val="num" w:pos="1440"/>
+        </w:tabs>
+        <w:ind w:left="1440" w:hanging="360"/>
+      </w:pPr>
+    </w:lvl>
+    <w:lvl w:ilvl="2" w:tentative="1">
+      <w:start w:val="1"/>
+      <w:numFmt w:val="decimal"/>
+      <w:lvlText w:val="%3."/>
+      <w:lvlJc w:val="left"/>
+      <w:pPr>
+        <w:tabs>
+          <w:tab w:val="num" w:pos="2160"/>
+        </w:tabs>
+        <w:ind w:left="2160" w:hanging="360"/>
+      </w:pPr>
+    </w:lvl>
+    <w:lvl w:ilvl="3" w:tentative="1">
+      <w:start w:val="1"/>
+      <w:numFmt w:val="decimal"/>
+      <w:lvlText w:val="%4."/>
+      <w:lvlJc w:val="left"/>
+      <w:pPr>
+        <w:tabs>
+          <w:tab w:val="num" w:pos="2880"/>
+        </w:tabs>
+        <w:ind w:left="2880" w:hanging="360"/>
+      </w:pPr>
+    </w:lvl>
+    <w:lvl w:ilvl="4" w:tentative="1">
+      <w:start w:val="1"/>
+      <w:numFmt w:val="decimal"/>
+      <w:lvlText w:val="%5."/>
+      <w:lvlJc w:val="left"/>
+      <w:pPr>
+        <w:tabs>
+          <w:tab w:val="num" w:pos="3600"/>
+        </w:tabs>
+        <w:ind w:left="3600" w:hanging="360"/>
+      </w:pPr>
+    </w:lvl>
+    <w:lvl w:ilvl="5" w:tentative="1">
+      <w:start w:val="1"/>
+      <w:numFmt w:val="decimal"/>
+      <w:lvlText w:val="%6."/>
+      <w:lvlJc w:val="left"/>
+      <w:pPr>
+        <w:tabs>
+          <w:tab w:val="num" w:pos="4320"/>
+        </w:tabs>
+        <w:ind w:left="4320" w:hanging="360"/>
+      </w:pPr>
+    </w:lvl>
+    <w:lvl w:ilvl="6" w:tentative="1">
+      <w:start w:val="1"/>
+      <w:numFmt w:val="decimal"/>
+      <w:lvlText w:val="%7."/>
+      <w:lvlJc w:val="left"/>
+      <w:pPr>
+        <w:tabs>
+          <w:tab w:val="num" w:pos="5040"/>
+        </w:tabs>
+        <w:ind w:left="5040" w:hanging="360"/>
+      </w:pPr>
+    </w:lvl>
+    <w:lvl w:ilvl="7" w:tentative="1">
+      <w:start w:val="1"/>
+      <w:numFmt w:val="decimal"/>
+      <w:lvlText w:val="%8."/>
+      <w:lvlJc w:val="left"/>
+      <w:pPr>
+        <w:tabs>
+          <w:tab w:val="num" w:pos="5760"/>
+        </w:tabs>
+        <w:ind w:left="5760" w:hanging="360"/>
+      </w:pPr>
+    </w:lvl>
+    <w:lvl w:ilvl="8" w:tentative="1">
+      <w:start w:val="1"/>
+      <w:numFmt w:val="decimal"/>
+      <w:lvlText w:val="%9."/>
+      <w:lvlJc w:val="left"/>
+      <w:pPr>
+        <w:tabs>
+          <w:tab w:val="num" w:pos="6480"/>
+        </w:tabs>
+        <w:ind w:left="6480" w:hanging="360"/>
+      </w:pPr>
+    </w:lvl>
+  </w:abstractNum>
+  <w:abstractNum w:abstractNumId="64" w15:restartNumberingAfterBreak="0">
     <w:nsid w:val="4F647640"/>
     <w:multiLevelType w:val="multilevel"/>
     <w:tmpl w:val="83F84B82"/>
@@ -9309,7 +12872,120 @@
       </w:pPr>
     </w:lvl>
   </w:abstractNum>
-  <w:abstractNum w:abstractNumId="38" w15:restartNumberingAfterBreak="0">
+  <w:abstractNum w:abstractNumId="65" w15:restartNumberingAfterBreak="0">
+    <w:nsid w:val="4F971416"/>
+    <w:multiLevelType w:val="hybridMultilevel"/>
+    <w:tmpl w:val="73A0216A"/>
+    <w:lvl w:ilvl="0" w:tplc="04090001">
+      <w:start w:val="1"/>
+      <w:numFmt w:val="bullet"/>
+      <w:lvlText w:val=""/>
+      <w:lvlJc w:val="left"/>
+      <w:pPr>
+        <w:ind w:left="720" w:hanging="360"/>
+      </w:pPr>
+      <w:rPr>
+        <w:rFonts w:ascii="Symbol" w:hAnsi="Symbol" w:hint="default"/>
+      </w:rPr>
+    </w:lvl>
+    <w:lvl w:ilvl="1" w:tplc="04090003" w:tentative="1">
+      <w:start w:val="1"/>
+      <w:numFmt w:val="bullet"/>
+      <w:lvlText w:val="o"/>
+      <w:lvlJc w:val="left"/>
+      <w:pPr>
+        <w:ind w:left="1440" w:hanging="360"/>
+      </w:pPr>
+      <w:rPr>
+        <w:rFonts w:ascii="Courier New" w:hAnsi="Courier New" w:cs="Courier New" w:hint="default"/>
+      </w:rPr>
+    </w:lvl>
+    <w:lvl w:ilvl="2" w:tplc="04090005" w:tentative="1">
+      <w:start w:val="1"/>
+      <w:numFmt w:val="bullet"/>
+      <w:lvlText w:val=""/>
+      <w:lvlJc w:val="left"/>
+      <w:pPr>
+        <w:ind w:left="2160" w:hanging="360"/>
+      </w:pPr>
+      <w:rPr>
+        <w:rFonts w:ascii="Wingdings" w:hAnsi="Wingdings" w:hint="default"/>
+      </w:rPr>
+    </w:lvl>
+    <w:lvl w:ilvl="3" w:tplc="04090001" w:tentative="1">
+      <w:start w:val="1"/>
+      <w:numFmt w:val="bullet"/>
+      <w:lvlText w:val=""/>
+      <w:lvlJc w:val="left"/>
+      <w:pPr>
+        <w:ind w:left="2880" w:hanging="360"/>
+      </w:pPr>
+      <w:rPr>
+        <w:rFonts w:ascii="Symbol" w:hAnsi="Symbol" w:hint="default"/>
+      </w:rPr>
+    </w:lvl>
+    <w:lvl w:ilvl="4" w:tplc="04090003" w:tentative="1">
+      <w:start w:val="1"/>
+      <w:numFmt w:val="bullet"/>
+      <w:lvlText w:val="o"/>
+      <w:lvlJc w:val="left"/>
+      <w:pPr>
+        <w:ind w:left="3600" w:hanging="360"/>
+      </w:pPr>
+      <w:rPr>
+        <w:rFonts w:ascii="Courier New" w:hAnsi="Courier New" w:cs="Courier New" w:hint="default"/>
+      </w:rPr>
+    </w:lvl>
+    <w:lvl w:ilvl="5" w:tplc="04090005" w:tentative="1">
+      <w:start w:val="1"/>
+      <w:numFmt w:val="bullet"/>
+      <w:lvlText w:val=""/>
+      <w:lvlJc w:val="left"/>
+      <w:pPr>
+        <w:ind w:left="4320" w:hanging="360"/>
+      </w:pPr>
+      <w:rPr>
+        <w:rFonts w:ascii="Wingdings" w:hAnsi="Wingdings" w:hint="default"/>
+      </w:rPr>
+    </w:lvl>
+    <w:lvl w:ilvl="6" w:tplc="04090001" w:tentative="1">
+      <w:start w:val="1"/>
+      <w:numFmt w:val="bullet"/>
+      <w:lvlText w:val=""/>
+      <w:lvlJc w:val="left"/>
+      <w:pPr>
+        <w:ind w:left="5040" w:hanging="360"/>
+      </w:pPr>
+      <w:rPr>
+        <w:rFonts w:ascii="Symbol" w:hAnsi="Symbol" w:hint="default"/>
+      </w:rPr>
+    </w:lvl>
+    <w:lvl w:ilvl="7" w:tplc="04090003" w:tentative="1">
+      <w:start w:val="1"/>
+      <w:numFmt w:val="bullet"/>
+      <w:lvlText w:val="o"/>
+      <w:lvlJc w:val="left"/>
+      <w:pPr>
+        <w:ind w:left="5760" w:hanging="360"/>
+      </w:pPr>
+      <w:rPr>
+        <w:rFonts w:ascii="Courier New" w:hAnsi="Courier New" w:cs="Courier New" w:hint="default"/>
+      </w:rPr>
+    </w:lvl>
+    <w:lvl w:ilvl="8" w:tplc="04090005" w:tentative="1">
+      <w:start w:val="1"/>
+      <w:numFmt w:val="bullet"/>
+      <w:lvlText w:val=""/>
+      <w:lvlJc w:val="left"/>
+      <w:pPr>
+        <w:ind w:left="6480" w:hanging="360"/>
+      </w:pPr>
+      <w:rPr>
+        <w:rFonts w:ascii="Wingdings" w:hAnsi="Wingdings" w:hint="default"/>
+      </w:rPr>
+    </w:lvl>
+  </w:abstractNum>
+  <w:abstractNum w:abstractNumId="66" w15:restartNumberingAfterBreak="0">
     <w:nsid w:val="502307B4"/>
     <w:multiLevelType w:val="multilevel"/>
     <w:tmpl w:val="574C9752"/>
@@ -9458,7 +13134,7 @@
       </w:rPr>
     </w:lvl>
   </w:abstractNum>
-  <w:abstractNum w:abstractNumId="39" w15:restartNumberingAfterBreak="0">
+  <w:abstractNum w:abstractNumId="67" w15:restartNumberingAfterBreak="0">
     <w:nsid w:val="505C3087"/>
     <w:multiLevelType w:val="multilevel"/>
     <w:tmpl w:val="AE5C705E"/>
@@ -9607,7 +13283,120 @@
       </w:rPr>
     </w:lvl>
   </w:abstractNum>
-  <w:abstractNum w:abstractNumId="40" w15:restartNumberingAfterBreak="0">
+  <w:abstractNum w:abstractNumId="68" w15:restartNumberingAfterBreak="0">
+    <w:nsid w:val="53424ACB"/>
+    <w:multiLevelType w:val="multilevel"/>
+    <w:tmpl w:val="1FA2DFBC"/>
+    <w:lvl w:ilvl="0">
+      <w:start w:val="1"/>
+      <w:numFmt w:val="decimal"/>
+      <w:lvlText w:val="%1."/>
+      <w:lvlJc w:val="left"/>
+      <w:pPr>
+        <w:tabs>
+          <w:tab w:val="num" w:pos="720"/>
+        </w:tabs>
+        <w:ind w:left="720" w:hanging="360"/>
+      </w:pPr>
+    </w:lvl>
+    <w:lvl w:ilvl="1" w:tentative="1">
+      <w:start w:val="1"/>
+      <w:numFmt w:val="decimal"/>
+      <w:lvlText w:val="%2."/>
+      <w:lvlJc w:val="left"/>
+      <w:pPr>
+        <w:tabs>
+          <w:tab w:val="num" w:pos="1440"/>
+        </w:tabs>
+        <w:ind w:left="1440" w:hanging="360"/>
+      </w:pPr>
+    </w:lvl>
+    <w:lvl w:ilvl="2" w:tentative="1">
+      <w:start w:val="1"/>
+      <w:numFmt w:val="decimal"/>
+      <w:lvlText w:val="%3."/>
+      <w:lvlJc w:val="left"/>
+      <w:pPr>
+        <w:tabs>
+          <w:tab w:val="num" w:pos="2160"/>
+        </w:tabs>
+        <w:ind w:left="2160" w:hanging="360"/>
+      </w:pPr>
+    </w:lvl>
+    <w:lvl w:ilvl="3" w:tentative="1">
+      <w:start w:val="1"/>
+      <w:numFmt w:val="decimal"/>
+      <w:lvlText w:val="%4."/>
+      <w:lvlJc w:val="left"/>
+      <w:pPr>
+        <w:tabs>
+          <w:tab w:val="num" w:pos="2880"/>
+        </w:tabs>
+        <w:ind w:left="2880" w:hanging="360"/>
+      </w:pPr>
+    </w:lvl>
+    <w:lvl w:ilvl="4" w:tentative="1">
+      <w:start w:val="1"/>
+      <w:numFmt w:val="decimal"/>
+      <w:lvlText w:val="%5."/>
+      <w:lvlJc w:val="left"/>
+      <w:pPr>
+        <w:tabs>
+          <w:tab w:val="num" w:pos="3600"/>
+        </w:tabs>
+        <w:ind w:left="3600" w:hanging="360"/>
+      </w:pPr>
+    </w:lvl>
+    <w:lvl w:ilvl="5" w:tentative="1">
+      <w:start w:val="1"/>
+      <w:numFmt w:val="decimal"/>
+      <w:lvlText w:val="%6."/>
+      <w:lvlJc w:val="left"/>
+      <w:pPr>
+        <w:tabs>
+          <w:tab w:val="num" w:pos="4320"/>
+        </w:tabs>
+        <w:ind w:left="4320" w:hanging="360"/>
+      </w:pPr>
+    </w:lvl>
+    <w:lvl w:ilvl="6" w:tentative="1">
+      <w:start w:val="1"/>
+      <w:numFmt w:val="decimal"/>
+      <w:lvlText w:val="%7."/>
+      <w:lvlJc w:val="left"/>
+      <w:pPr>
+        <w:tabs>
+          <w:tab w:val="num" w:pos="5040"/>
+        </w:tabs>
+        <w:ind w:left="5040" w:hanging="360"/>
+      </w:pPr>
+    </w:lvl>
+    <w:lvl w:ilvl="7" w:tentative="1">
+      <w:start w:val="1"/>
+      <w:numFmt w:val="decimal"/>
+      <w:lvlText w:val="%8."/>
+      <w:lvlJc w:val="left"/>
+      <w:pPr>
+        <w:tabs>
+          <w:tab w:val="num" w:pos="5760"/>
+        </w:tabs>
+        <w:ind w:left="5760" w:hanging="360"/>
+      </w:pPr>
+    </w:lvl>
+    <w:lvl w:ilvl="8" w:tentative="1">
+      <w:start w:val="1"/>
+      <w:numFmt w:val="decimal"/>
+      <w:lvlText w:val="%9."/>
+      <w:lvlJc w:val="left"/>
+      <w:pPr>
+        <w:tabs>
+          <w:tab w:val="num" w:pos="6480"/>
+        </w:tabs>
+        <w:ind w:left="6480" w:hanging="360"/>
+      </w:pPr>
+    </w:lvl>
+  </w:abstractNum>
+  <w:abstractNum w:abstractNumId="69" w15:restartNumberingAfterBreak="0">
     <w:nsid w:val="554F759C"/>
     <w:multiLevelType w:val="multilevel"/>
     <w:tmpl w:val="479EDA62"/>
@@ -9756,7 +13545,233 @@
       </w:rPr>
     </w:lvl>
   </w:abstractNum>
-  <w:abstractNum w:abstractNumId="41" w15:restartNumberingAfterBreak="0">
+  <w:abstractNum w:abstractNumId="70" w15:restartNumberingAfterBreak="0">
+    <w:nsid w:val="55502C19"/>
+    <w:multiLevelType w:val="multilevel"/>
+    <w:tmpl w:val="F4D6452C"/>
+    <w:lvl w:ilvl="0">
+      <w:start w:val="1"/>
+      <w:numFmt w:val="decimal"/>
+      <w:lvlText w:val="%1."/>
+      <w:lvlJc w:val="left"/>
+      <w:pPr>
+        <w:tabs>
+          <w:tab w:val="num" w:pos="720"/>
+        </w:tabs>
+        <w:ind w:left="720" w:hanging="360"/>
+      </w:pPr>
+    </w:lvl>
+    <w:lvl w:ilvl="1" w:tentative="1">
+      <w:start w:val="1"/>
+      <w:numFmt w:val="decimal"/>
+      <w:lvlText w:val="%2."/>
+      <w:lvlJc w:val="left"/>
+      <w:pPr>
+        <w:tabs>
+          <w:tab w:val="num" w:pos="1440"/>
+        </w:tabs>
+        <w:ind w:left="1440" w:hanging="360"/>
+      </w:pPr>
+    </w:lvl>
+    <w:lvl w:ilvl="2" w:tentative="1">
+      <w:start w:val="1"/>
+      <w:numFmt w:val="decimal"/>
+      <w:lvlText w:val="%3."/>
+      <w:lvlJc w:val="left"/>
+      <w:pPr>
+        <w:tabs>
+          <w:tab w:val="num" w:pos="2160"/>
+        </w:tabs>
+        <w:ind w:left="2160" w:hanging="360"/>
+      </w:pPr>
+    </w:lvl>
+    <w:lvl w:ilvl="3" w:tentative="1">
+      <w:start w:val="1"/>
+      <w:numFmt w:val="decimal"/>
+      <w:lvlText w:val="%4."/>
+      <w:lvlJc w:val="left"/>
+      <w:pPr>
+        <w:tabs>
+          <w:tab w:val="num" w:pos="2880"/>
+        </w:tabs>
+        <w:ind w:left="2880" w:hanging="360"/>
+      </w:pPr>
+    </w:lvl>
+    <w:lvl w:ilvl="4" w:tentative="1">
+      <w:start w:val="1"/>
+      <w:numFmt w:val="decimal"/>
+      <w:lvlText w:val="%5."/>
+      <w:lvlJc w:val="left"/>
+      <w:pPr>
+        <w:tabs>
+          <w:tab w:val="num" w:pos="3600"/>
+        </w:tabs>
+        <w:ind w:left="3600" w:hanging="360"/>
+      </w:pPr>
+    </w:lvl>
+    <w:lvl w:ilvl="5" w:tentative="1">
+      <w:start w:val="1"/>
+      <w:numFmt w:val="decimal"/>
+      <w:lvlText w:val="%6."/>
+      <w:lvlJc w:val="left"/>
+      <w:pPr>
+        <w:tabs>
+          <w:tab w:val="num" w:pos="4320"/>
+        </w:tabs>
+        <w:ind w:left="4320" w:hanging="360"/>
+      </w:pPr>
+    </w:lvl>
+    <w:lvl w:ilvl="6" w:tentative="1">
+      <w:start w:val="1"/>
+      <w:numFmt w:val="decimal"/>
+      <w:lvlText w:val="%7."/>
+      <w:lvlJc w:val="left"/>
+      <w:pPr>
+        <w:tabs>
+          <w:tab w:val="num" w:pos="5040"/>
+        </w:tabs>
+        <w:ind w:left="5040" w:hanging="360"/>
+      </w:pPr>
+    </w:lvl>
+    <w:lvl w:ilvl="7" w:tentative="1">
+      <w:start w:val="1"/>
+      <w:numFmt w:val="decimal"/>
+      <w:lvlText w:val="%8."/>
+      <w:lvlJc w:val="left"/>
+      <w:pPr>
+        <w:tabs>
+          <w:tab w:val="num" w:pos="5760"/>
+        </w:tabs>
+        <w:ind w:left="5760" w:hanging="360"/>
+      </w:pPr>
+    </w:lvl>
+    <w:lvl w:ilvl="8" w:tentative="1">
+      <w:start w:val="1"/>
+      <w:numFmt w:val="decimal"/>
+      <w:lvlText w:val="%9."/>
+      <w:lvlJc w:val="left"/>
+      <w:pPr>
+        <w:tabs>
+          <w:tab w:val="num" w:pos="6480"/>
+        </w:tabs>
+        <w:ind w:left="6480" w:hanging="360"/>
+      </w:pPr>
+    </w:lvl>
+  </w:abstractNum>
+  <w:abstractNum w:abstractNumId="71" w15:restartNumberingAfterBreak="0">
+    <w:nsid w:val="56AF3D9A"/>
+    <w:multiLevelType w:val="multilevel"/>
+    <w:tmpl w:val="1650809C"/>
+    <w:lvl w:ilvl="0">
+      <w:start w:val="1"/>
+      <w:numFmt w:val="decimal"/>
+      <w:lvlText w:val="%1."/>
+      <w:lvlJc w:val="left"/>
+      <w:pPr>
+        <w:tabs>
+          <w:tab w:val="num" w:pos="720"/>
+        </w:tabs>
+        <w:ind w:left="720" w:hanging="360"/>
+      </w:pPr>
+    </w:lvl>
+    <w:lvl w:ilvl="1" w:tentative="1">
+      <w:start w:val="1"/>
+      <w:numFmt w:val="decimal"/>
+      <w:lvlText w:val="%2."/>
+      <w:lvlJc w:val="left"/>
+      <w:pPr>
+        <w:tabs>
+          <w:tab w:val="num" w:pos="1440"/>
+        </w:tabs>
+        <w:ind w:left="1440" w:hanging="360"/>
+      </w:pPr>
+    </w:lvl>
+    <w:lvl w:ilvl="2" w:tentative="1">
+      <w:start w:val="1"/>
+      <w:numFmt w:val="decimal"/>
+      <w:lvlText w:val="%3."/>
+      <w:lvlJc w:val="left"/>
+      <w:pPr>
+        <w:tabs>
+          <w:tab w:val="num" w:pos="2160"/>
+        </w:tabs>
+        <w:ind w:left="2160" w:hanging="360"/>
+      </w:pPr>
+    </w:lvl>
+    <w:lvl w:ilvl="3" w:tentative="1">
+      <w:start w:val="1"/>
+      <w:numFmt w:val="decimal"/>
+      <w:lvlText w:val="%4."/>
+      <w:lvlJc w:val="left"/>
+      <w:pPr>
+        <w:tabs>
+          <w:tab w:val="num" w:pos="2880"/>
+        </w:tabs>
+        <w:ind w:left="2880" w:hanging="360"/>
+      </w:pPr>
+    </w:lvl>
+    <w:lvl w:ilvl="4" w:tentative="1">
+      <w:start w:val="1"/>
+      <w:numFmt w:val="decimal"/>
+      <w:lvlText w:val="%5."/>
+      <w:lvlJc w:val="left"/>
+      <w:pPr>
+        <w:tabs>
+          <w:tab w:val="num" w:pos="3600"/>
+        </w:tabs>
+        <w:ind w:left="3600" w:hanging="360"/>
+      </w:pPr>
+    </w:lvl>
+    <w:lvl w:ilvl="5" w:tentative="1">
+      <w:start w:val="1"/>
+      <w:numFmt w:val="decimal"/>
+      <w:lvlText w:val="%6."/>
+      <w:lvlJc w:val="left"/>
+      <w:pPr>
+        <w:tabs>
+          <w:tab w:val="num" w:pos="4320"/>
+        </w:tabs>
+        <w:ind w:left="4320" w:hanging="360"/>
+      </w:pPr>
+    </w:lvl>
+    <w:lvl w:ilvl="6" w:tentative="1">
+      <w:start w:val="1"/>
+      <w:numFmt w:val="decimal"/>
+      <w:lvlText w:val="%7."/>
+      <w:lvlJc w:val="left"/>
+      <w:pPr>
+        <w:tabs>
+          <w:tab w:val="num" w:pos="5040"/>
+        </w:tabs>
+        <w:ind w:left="5040" w:hanging="360"/>
+      </w:pPr>
+    </w:lvl>
+    <w:lvl w:ilvl="7" w:tentative="1">
+      <w:start w:val="1"/>
+      <w:numFmt w:val="decimal"/>
+      <w:lvlText w:val="%8."/>
+      <w:lvlJc w:val="left"/>
+      <w:pPr>
+        <w:tabs>
+          <w:tab w:val="num" w:pos="5760"/>
+        </w:tabs>
+        <w:ind w:left="5760" w:hanging="360"/>
+      </w:pPr>
+    </w:lvl>
+    <w:lvl w:ilvl="8" w:tentative="1">
+      <w:start w:val="1"/>
+      <w:numFmt w:val="decimal"/>
+      <w:lvlText w:val="%9."/>
+      <w:lvlJc w:val="left"/>
+      <w:pPr>
+        <w:tabs>
+          <w:tab w:val="num" w:pos="6480"/>
+        </w:tabs>
+        <w:ind w:left="6480" w:hanging="360"/>
+      </w:pPr>
+    </w:lvl>
+  </w:abstractNum>
+  <w:abstractNum w:abstractNumId="72" w15:restartNumberingAfterBreak="0">
     <w:nsid w:val="57F75B53"/>
     <w:multiLevelType w:val="multilevel"/>
     <w:tmpl w:val="A7F2A2F8"/>
@@ -9905,7 +13920,233 @@
       </w:rPr>
     </w:lvl>
   </w:abstractNum>
-  <w:abstractNum w:abstractNumId="42" w15:restartNumberingAfterBreak="0">
+  <w:abstractNum w:abstractNumId="73" w15:restartNumberingAfterBreak="0">
+    <w:nsid w:val="586E3411"/>
+    <w:multiLevelType w:val="multilevel"/>
+    <w:tmpl w:val="50C89F58"/>
+    <w:lvl w:ilvl="0">
+      <w:start w:val="1"/>
+      <w:numFmt w:val="decimal"/>
+      <w:lvlText w:val="%1."/>
+      <w:lvlJc w:val="left"/>
+      <w:pPr>
+        <w:tabs>
+          <w:tab w:val="num" w:pos="720"/>
+        </w:tabs>
+        <w:ind w:left="720" w:hanging="360"/>
+      </w:pPr>
+    </w:lvl>
+    <w:lvl w:ilvl="1" w:tentative="1">
+      <w:start w:val="1"/>
+      <w:numFmt w:val="decimal"/>
+      <w:lvlText w:val="%2."/>
+      <w:lvlJc w:val="left"/>
+      <w:pPr>
+        <w:tabs>
+          <w:tab w:val="num" w:pos="1440"/>
+        </w:tabs>
+        <w:ind w:left="1440" w:hanging="360"/>
+      </w:pPr>
+    </w:lvl>
+    <w:lvl w:ilvl="2" w:tentative="1">
+      <w:start w:val="1"/>
+      <w:numFmt w:val="decimal"/>
+      <w:lvlText w:val="%3."/>
+      <w:lvlJc w:val="left"/>
+      <w:pPr>
+        <w:tabs>
+          <w:tab w:val="num" w:pos="2160"/>
+        </w:tabs>
+        <w:ind w:left="2160" w:hanging="360"/>
+      </w:pPr>
+    </w:lvl>
+    <w:lvl w:ilvl="3" w:tentative="1">
+      <w:start w:val="1"/>
+      <w:numFmt w:val="decimal"/>
+      <w:lvlText w:val="%4."/>
+      <w:lvlJc w:val="left"/>
+      <w:pPr>
+        <w:tabs>
+          <w:tab w:val="num" w:pos="2880"/>
+        </w:tabs>
+        <w:ind w:left="2880" w:hanging="360"/>
+      </w:pPr>
+    </w:lvl>
+    <w:lvl w:ilvl="4" w:tentative="1">
+      <w:start w:val="1"/>
+      <w:numFmt w:val="decimal"/>
+      <w:lvlText w:val="%5."/>
+      <w:lvlJc w:val="left"/>
+      <w:pPr>
+        <w:tabs>
+          <w:tab w:val="num" w:pos="3600"/>
+        </w:tabs>
+        <w:ind w:left="3600" w:hanging="360"/>
+      </w:pPr>
+    </w:lvl>
+    <w:lvl w:ilvl="5" w:tentative="1">
+      <w:start w:val="1"/>
+      <w:numFmt w:val="decimal"/>
+      <w:lvlText w:val="%6."/>
+      <w:lvlJc w:val="left"/>
+      <w:pPr>
+        <w:tabs>
+          <w:tab w:val="num" w:pos="4320"/>
+        </w:tabs>
+        <w:ind w:left="4320" w:hanging="360"/>
+      </w:pPr>
+    </w:lvl>
+    <w:lvl w:ilvl="6" w:tentative="1">
+      <w:start w:val="1"/>
+      <w:numFmt w:val="decimal"/>
+      <w:lvlText w:val="%7."/>
+      <w:lvlJc w:val="left"/>
+      <w:pPr>
+        <w:tabs>
+          <w:tab w:val="num" w:pos="5040"/>
+        </w:tabs>
+        <w:ind w:left="5040" w:hanging="360"/>
+      </w:pPr>
+    </w:lvl>
+    <w:lvl w:ilvl="7" w:tentative="1">
+      <w:start w:val="1"/>
+      <w:numFmt w:val="decimal"/>
+      <w:lvlText w:val="%8."/>
+      <w:lvlJc w:val="left"/>
+      <w:pPr>
+        <w:tabs>
+          <w:tab w:val="num" w:pos="5760"/>
+        </w:tabs>
+        <w:ind w:left="5760" w:hanging="360"/>
+      </w:pPr>
+    </w:lvl>
+    <w:lvl w:ilvl="8" w:tentative="1">
+      <w:start w:val="1"/>
+      <w:numFmt w:val="decimal"/>
+      <w:lvlText w:val="%9."/>
+      <w:lvlJc w:val="left"/>
+      <w:pPr>
+        <w:tabs>
+          <w:tab w:val="num" w:pos="6480"/>
+        </w:tabs>
+        <w:ind w:left="6480" w:hanging="360"/>
+      </w:pPr>
+    </w:lvl>
+  </w:abstractNum>
+  <w:abstractNum w:abstractNumId="74" w15:restartNumberingAfterBreak="0">
+    <w:nsid w:val="58841505"/>
+    <w:multiLevelType w:val="multilevel"/>
+    <w:tmpl w:val="4AA61FEE"/>
+    <w:lvl w:ilvl="0">
+      <w:start w:val="1"/>
+      <w:numFmt w:val="decimal"/>
+      <w:lvlText w:val="%1."/>
+      <w:lvlJc w:val="left"/>
+      <w:pPr>
+        <w:tabs>
+          <w:tab w:val="num" w:pos="720"/>
+        </w:tabs>
+        <w:ind w:left="720" w:hanging="360"/>
+      </w:pPr>
+    </w:lvl>
+    <w:lvl w:ilvl="1" w:tentative="1">
+      <w:start w:val="1"/>
+      <w:numFmt w:val="decimal"/>
+      <w:lvlText w:val="%2."/>
+      <w:lvlJc w:val="left"/>
+      <w:pPr>
+        <w:tabs>
+          <w:tab w:val="num" w:pos="1440"/>
+        </w:tabs>
+        <w:ind w:left="1440" w:hanging="360"/>
+      </w:pPr>
+    </w:lvl>
+    <w:lvl w:ilvl="2" w:tentative="1">
+      <w:start w:val="1"/>
+      <w:numFmt w:val="decimal"/>
+      <w:lvlText w:val="%3."/>
+      <w:lvlJc w:val="left"/>
+      <w:pPr>
+        <w:tabs>
+          <w:tab w:val="num" w:pos="2160"/>
+        </w:tabs>
+        <w:ind w:left="2160" w:hanging="360"/>
+      </w:pPr>
+    </w:lvl>
+    <w:lvl w:ilvl="3" w:tentative="1">
+      <w:start w:val="1"/>
+      <w:numFmt w:val="decimal"/>
+      <w:lvlText w:val="%4."/>
+      <w:lvlJc w:val="left"/>
+      <w:pPr>
+        <w:tabs>
+          <w:tab w:val="num" w:pos="2880"/>
+        </w:tabs>
+        <w:ind w:left="2880" w:hanging="360"/>
+      </w:pPr>
+    </w:lvl>
+    <w:lvl w:ilvl="4" w:tentative="1">
+      <w:start w:val="1"/>
+      <w:numFmt w:val="decimal"/>
+      <w:lvlText w:val="%5."/>
+      <w:lvlJc w:val="left"/>
+      <w:pPr>
+        <w:tabs>
+          <w:tab w:val="num" w:pos="3600"/>
+        </w:tabs>
+        <w:ind w:left="3600" w:hanging="360"/>
+      </w:pPr>
+    </w:lvl>
+    <w:lvl w:ilvl="5" w:tentative="1">
+      <w:start w:val="1"/>
+      <w:numFmt w:val="decimal"/>
+      <w:lvlText w:val="%6."/>
+      <w:lvlJc w:val="left"/>
+      <w:pPr>
+        <w:tabs>
+          <w:tab w:val="num" w:pos="4320"/>
+        </w:tabs>
+        <w:ind w:left="4320" w:hanging="360"/>
+      </w:pPr>
+    </w:lvl>
+    <w:lvl w:ilvl="6" w:tentative="1">
+      <w:start w:val="1"/>
+      <w:numFmt w:val="decimal"/>
+      <w:lvlText w:val="%7."/>
+      <w:lvlJc w:val="left"/>
+      <w:pPr>
+        <w:tabs>
+          <w:tab w:val="num" w:pos="5040"/>
+        </w:tabs>
+        <w:ind w:left="5040" w:hanging="360"/>
+      </w:pPr>
+    </w:lvl>
+    <w:lvl w:ilvl="7" w:tentative="1">
+      <w:start w:val="1"/>
+      <w:numFmt w:val="decimal"/>
+      <w:lvlText w:val="%8."/>
+      <w:lvlJc w:val="left"/>
+      <w:pPr>
+        <w:tabs>
+          <w:tab w:val="num" w:pos="5760"/>
+        </w:tabs>
+        <w:ind w:left="5760" w:hanging="360"/>
+      </w:pPr>
+    </w:lvl>
+    <w:lvl w:ilvl="8" w:tentative="1">
+      <w:start w:val="1"/>
+      <w:numFmt w:val="decimal"/>
+      <w:lvlText w:val="%9."/>
+      <w:lvlJc w:val="left"/>
+      <w:pPr>
+        <w:tabs>
+          <w:tab w:val="num" w:pos="6480"/>
+        </w:tabs>
+        <w:ind w:left="6480" w:hanging="360"/>
+      </w:pPr>
+    </w:lvl>
+  </w:abstractNum>
+  <w:abstractNum w:abstractNumId="75" w15:restartNumberingAfterBreak="0">
     <w:nsid w:val="58DA67A9"/>
     <w:multiLevelType w:val="multilevel"/>
     <w:tmpl w:val="FE88532E"/>
@@ -10054,7 +14295,233 @@
       </w:rPr>
     </w:lvl>
   </w:abstractNum>
-  <w:abstractNum w:abstractNumId="43" w15:restartNumberingAfterBreak="0">
+  <w:abstractNum w:abstractNumId="76" w15:restartNumberingAfterBreak="0">
+    <w:nsid w:val="5B9D5B31"/>
+    <w:multiLevelType w:val="multilevel"/>
+    <w:tmpl w:val="6212D7E6"/>
+    <w:lvl w:ilvl="0">
+      <w:start w:val="1"/>
+      <w:numFmt w:val="decimal"/>
+      <w:lvlText w:val="%1."/>
+      <w:lvlJc w:val="left"/>
+      <w:pPr>
+        <w:tabs>
+          <w:tab w:val="num" w:pos="720"/>
+        </w:tabs>
+        <w:ind w:left="720" w:hanging="360"/>
+      </w:pPr>
+    </w:lvl>
+    <w:lvl w:ilvl="1" w:tentative="1">
+      <w:start w:val="1"/>
+      <w:numFmt w:val="decimal"/>
+      <w:lvlText w:val="%2."/>
+      <w:lvlJc w:val="left"/>
+      <w:pPr>
+        <w:tabs>
+          <w:tab w:val="num" w:pos="1440"/>
+        </w:tabs>
+        <w:ind w:left="1440" w:hanging="360"/>
+      </w:pPr>
+    </w:lvl>
+    <w:lvl w:ilvl="2" w:tentative="1">
+      <w:start w:val="1"/>
+      <w:numFmt w:val="decimal"/>
+      <w:lvlText w:val="%3."/>
+      <w:lvlJc w:val="left"/>
+      <w:pPr>
+        <w:tabs>
+          <w:tab w:val="num" w:pos="2160"/>
+        </w:tabs>
+        <w:ind w:left="2160" w:hanging="360"/>
+      </w:pPr>
+    </w:lvl>
+    <w:lvl w:ilvl="3" w:tentative="1">
+      <w:start w:val="1"/>
+      <w:numFmt w:val="decimal"/>
+      <w:lvlText w:val="%4."/>
+      <w:lvlJc w:val="left"/>
+      <w:pPr>
+        <w:tabs>
+          <w:tab w:val="num" w:pos="2880"/>
+        </w:tabs>
+        <w:ind w:left="2880" w:hanging="360"/>
+      </w:pPr>
+    </w:lvl>
+    <w:lvl w:ilvl="4" w:tentative="1">
+      <w:start w:val="1"/>
+      <w:numFmt w:val="decimal"/>
+      <w:lvlText w:val="%5."/>
+      <w:lvlJc w:val="left"/>
+      <w:pPr>
+        <w:tabs>
+          <w:tab w:val="num" w:pos="3600"/>
+        </w:tabs>
+        <w:ind w:left="3600" w:hanging="360"/>
+      </w:pPr>
+    </w:lvl>
+    <w:lvl w:ilvl="5" w:tentative="1">
+      <w:start w:val="1"/>
+      <w:numFmt w:val="decimal"/>
+      <w:lvlText w:val="%6."/>
+      <w:lvlJc w:val="left"/>
+      <w:pPr>
+        <w:tabs>
+          <w:tab w:val="num" w:pos="4320"/>
+        </w:tabs>
+        <w:ind w:left="4320" w:hanging="360"/>
+      </w:pPr>
+    </w:lvl>
+    <w:lvl w:ilvl="6" w:tentative="1">
+      <w:start w:val="1"/>
+      <w:numFmt w:val="decimal"/>
+      <w:lvlText w:val="%7."/>
+      <w:lvlJc w:val="left"/>
+      <w:pPr>
+        <w:tabs>
+          <w:tab w:val="num" w:pos="5040"/>
+        </w:tabs>
+        <w:ind w:left="5040" w:hanging="360"/>
+      </w:pPr>
+    </w:lvl>
+    <w:lvl w:ilvl="7" w:tentative="1">
+      <w:start w:val="1"/>
+      <w:numFmt w:val="decimal"/>
+      <w:lvlText w:val="%8."/>
+      <w:lvlJc w:val="left"/>
+      <w:pPr>
+        <w:tabs>
+          <w:tab w:val="num" w:pos="5760"/>
+        </w:tabs>
+        <w:ind w:left="5760" w:hanging="360"/>
+      </w:pPr>
+    </w:lvl>
+    <w:lvl w:ilvl="8" w:tentative="1">
+      <w:start w:val="1"/>
+      <w:numFmt w:val="decimal"/>
+      <w:lvlText w:val="%9."/>
+      <w:lvlJc w:val="left"/>
+      <w:pPr>
+        <w:tabs>
+          <w:tab w:val="num" w:pos="6480"/>
+        </w:tabs>
+        <w:ind w:left="6480" w:hanging="360"/>
+      </w:pPr>
+    </w:lvl>
+  </w:abstractNum>
+  <w:abstractNum w:abstractNumId="77" w15:restartNumberingAfterBreak="0">
+    <w:nsid w:val="61136CC0"/>
+    <w:multiLevelType w:val="multilevel"/>
+    <w:tmpl w:val="C150A846"/>
+    <w:lvl w:ilvl="0">
+      <w:start w:val="1"/>
+      <w:numFmt w:val="decimal"/>
+      <w:lvlText w:val="%1."/>
+      <w:lvlJc w:val="left"/>
+      <w:pPr>
+        <w:tabs>
+          <w:tab w:val="num" w:pos="720"/>
+        </w:tabs>
+        <w:ind w:left="720" w:hanging="360"/>
+      </w:pPr>
+    </w:lvl>
+    <w:lvl w:ilvl="1" w:tentative="1">
+      <w:start w:val="1"/>
+      <w:numFmt w:val="decimal"/>
+      <w:lvlText w:val="%2."/>
+      <w:lvlJc w:val="left"/>
+      <w:pPr>
+        <w:tabs>
+          <w:tab w:val="num" w:pos="1440"/>
+        </w:tabs>
+        <w:ind w:left="1440" w:hanging="360"/>
+      </w:pPr>
+    </w:lvl>
+    <w:lvl w:ilvl="2" w:tentative="1">
+      <w:start w:val="1"/>
+      <w:numFmt w:val="decimal"/>
+      <w:lvlText w:val="%3."/>
+      <w:lvlJc w:val="left"/>
+      <w:pPr>
+        <w:tabs>
+          <w:tab w:val="num" w:pos="2160"/>
+        </w:tabs>
+        <w:ind w:left="2160" w:hanging="360"/>
+      </w:pPr>
+    </w:lvl>
+    <w:lvl w:ilvl="3" w:tentative="1">
+      <w:start w:val="1"/>
+      <w:numFmt w:val="decimal"/>
+      <w:lvlText w:val="%4."/>
+      <w:lvlJc w:val="left"/>
+      <w:pPr>
+        <w:tabs>
+          <w:tab w:val="num" w:pos="2880"/>
+        </w:tabs>
+        <w:ind w:left="2880" w:hanging="360"/>
+      </w:pPr>
+    </w:lvl>
+    <w:lvl w:ilvl="4" w:tentative="1">
+      <w:start w:val="1"/>
+      <w:numFmt w:val="decimal"/>
+      <w:lvlText w:val="%5."/>
+      <w:lvlJc w:val="left"/>
+      <w:pPr>
+        <w:tabs>
+          <w:tab w:val="num" w:pos="3600"/>
+        </w:tabs>
+        <w:ind w:left="3600" w:hanging="360"/>
+      </w:pPr>
+    </w:lvl>
+    <w:lvl w:ilvl="5" w:tentative="1">
+      <w:start w:val="1"/>
+      <w:numFmt w:val="decimal"/>
+      <w:lvlText w:val="%6."/>
+      <w:lvlJc w:val="left"/>
+      <w:pPr>
+        <w:tabs>
+          <w:tab w:val="num" w:pos="4320"/>
+        </w:tabs>
+        <w:ind w:left="4320" w:hanging="360"/>
+      </w:pPr>
+    </w:lvl>
+    <w:lvl w:ilvl="6" w:tentative="1">
+      <w:start w:val="1"/>
+      <w:numFmt w:val="decimal"/>
+      <w:lvlText w:val="%7."/>
+      <w:lvlJc w:val="left"/>
+      <w:pPr>
+        <w:tabs>
+          <w:tab w:val="num" w:pos="5040"/>
+        </w:tabs>
+        <w:ind w:left="5040" w:hanging="360"/>
+      </w:pPr>
+    </w:lvl>
+    <w:lvl w:ilvl="7" w:tentative="1">
+      <w:start w:val="1"/>
+      <w:numFmt w:val="decimal"/>
+      <w:lvlText w:val="%8."/>
+      <w:lvlJc w:val="left"/>
+      <w:pPr>
+        <w:tabs>
+          <w:tab w:val="num" w:pos="5760"/>
+        </w:tabs>
+        <w:ind w:left="5760" w:hanging="360"/>
+      </w:pPr>
+    </w:lvl>
+    <w:lvl w:ilvl="8" w:tentative="1">
+      <w:start w:val="1"/>
+      <w:numFmt w:val="decimal"/>
+      <w:lvlText w:val="%9."/>
+      <w:lvlJc w:val="left"/>
+      <w:pPr>
+        <w:tabs>
+          <w:tab w:val="num" w:pos="6480"/>
+        </w:tabs>
+        <w:ind w:left="6480" w:hanging="360"/>
+      </w:pPr>
+    </w:lvl>
+  </w:abstractNum>
+  <w:abstractNum w:abstractNumId="78" w15:restartNumberingAfterBreak="0">
     <w:nsid w:val="611F3B14"/>
     <w:multiLevelType w:val="multilevel"/>
     <w:tmpl w:val="50509C54"/>
@@ -10203,7 +14670,120 @@
       </w:rPr>
     </w:lvl>
   </w:abstractNum>
-  <w:abstractNum w:abstractNumId="44" w15:restartNumberingAfterBreak="0">
+  <w:abstractNum w:abstractNumId="79" w15:restartNumberingAfterBreak="0">
+    <w:nsid w:val="66701B44"/>
+    <w:multiLevelType w:val="hybridMultilevel"/>
+    <w:tmpl w:val="603EBE3C"/>
+    <w:lvl w:ilvl="0" w:tplc="04090001">
+      <w:start w:val="1"/>
+      <w:numFmt w:val="bullet"/>
+      <w:lvlText w:val=""/>
+      <w:lvlJc w:val="left"/>
+      <w:pPr>
+        <w:ind w:left="720" w:hanging="360"/>
+      </w:pPr>
+      <w:rPr>
+        <w:rFonts w:ascii="Symbol" w:hAnsi="Symbol" w:hint="default"/>
+      </w:rPr>
+    </w:lvl>
+    <w:lvl w:ilvl="1" w:tplc="04090003" w:tentative="1">
+      <w:start w:val="1"/>
+      <w:numFmt w:val="bullet"/>
+      <w:lvlText w:val="o"/>
+      <w:lvlJc w:val="left"/>
+      <w:pPr>
+        <w:ind w:left="1440" w:hanging="360"/>
+      </w:pPr>
+      <w:rPr>
+        <w:rFonts w:ascii="Courier New" w:hAnsi="Courier New" w:cs="Courier New" w:hint="default"/>
+      </w:rPr>
+    </w:lvl>
+    <w:lvl w:ilvl="2" w:tplc="04090005" w:tentative="1">
+      <w:start w:val="1"/>
+      <w:numFmt w:val="bullet"/>
+      <w:lvlText w:val=""/>
+      <w:lvlJc w:val="left"/>
+      <w:pPr>
+        <w:ind w:left="2160" w:hanging="360"/>
+      </w:pPr>
+      <w:rPr>
+        <w:rFonts w:ascii="Wingdings" w:hAnsi="Wingdings" w:hint="default"/>
+      </w:rPr>
+    </w:lvl>
+    <w:lvl w:ilvl="3" w:tplc="04090001" w:tentative="1">
+      <w:start w:val="1"/>
+      <w:numFmt w:val="bullet"/>
+      <w:lvlText w:val=""/>
+      <w:lvlJc w:val="left"/>
+      <w:pPr>
+        <w:ind w:left="2880" w:hanging="360"/>
+      </w:pPr>
+      <w:rPr>
+        <w:rFonts w:ascii="Symbol" w:hAnsi="Symbol" w:hint="default"/>
+      </w:rPr>
+    </w:lvl>
+    <w:lvl w:ilvl="4" w:tplc="04090003" w:tentative="1">
+      <w:start w:val="1"/>
+      <w:numFmt w:val="bullet"/>
+      <w:lvlText w:val="o"/>
+      <w:lvlJc w:val="left"/>
+      <w:pPr>
+        <w:ind w:left="3600" w:hanging="360"/>
+      </w:pPr>
+      <w:rPr>
+        <w:rFonts w:ascii="Courier New" w:hAnsi="Courier New" w:cs="Courier New" w:hint="default"/>
+      </w:rPr>
+    </w:lvl>
+    <w:lvl w:ilvl="5" w:tplc="04090005" w:tentative="1">
+      <w:start w:val="1"/>
+      <w:numFmt w:val="bullet"/>
+      <w:lvlText w:val=""/>
+      <w:lvlJc w:val="left"/>
+      <w:pPr>
+        <w:ind w:left="4320" w:hanging="360"/>
+      </w:pPr>
+      <w:rPr>
+        <w:rFonts w:ascii="Wingdings" w:hAnsi="Wingdings" w:hint="default"/>
+      </w:rPr>
+    </w:lvl>
+    <w:lvl w:ilvl="6" w:tplc="04090001" w:tentative="1">
+      <w:start w:val="1"/>
+      <w:numFmt w:val="bullet"/>
+      <w:lvlText w:val=""/>
+      <w:lvlJc w:val="left"/>
+      <w:pPr>
+        <w:ind w:left="5040" w:hanging="360"/>
+      </w:pPr>
+      <w:rPr>
+        <w:rFonts w:ascii="Symbol" w:hAnsi="Symbol" w:hint="default"/>
+      </w:rPr>
+    </w:lvl>
+    <w:lvl w:ilvl="7" w:tplc="04090003" w:tentative="1">
+      <w:start w:val="1"/>
+      <w:numFmt w:val="bullet"/>
+      <w:lvlText w:val="o"/>
+      <w:lvlJc w:val="left"/>
+      <w:pPr>
+        <w:ind w:left="5760" w:hanging="360"/>
+      </w:pPr>
+      <w:rPr>
+        <w:rFonts w:ascii="Courier New" w:hAnsi="Courier New" w:cs="Courier New" w:hint="default"/>
+      </w:rPr>
+    </w:lvl>
+    <w:lvl w:ilvl="8" w:tplc="04090005" w:tentative="1">
+      <w:start w:val="1"/>
+      <w:numFmt w:val="bullet"/>
+      <w:lvlText w:val=""/>
+      <w:lvlJc w:val="left"/>
+      <w:pPr>
+        <w:ind w:left="6480" w:hanging="360"/>
+      </w:pPr>
+      <w:rPr>
+        <w:rFonts w:ascii="Wingdings" w:hAnsi="Wingdings" w:hint="default"/>
+      </w:rPr>
+    </w:lvl>
+  </w:abstractNum>
+  <w:abstractNum w:abstractNumId="80" w15:restartNumberingAfterBreak="0">
     <w:nsid w:val="68C17960"/>
     <w:multiLevelType w:val="multilevel"/>
     <w:tmpl w:val="6F8856B2"/>
@@ -10352,7 +14932,7 @@
       </w:rPr>
     </w:lvl>
   </w:abstractNum>
-  <w:abstractNum w:abstractNumId="45" w15:restartNumberingAfterBreak="0">
+  <w:abstractNum w:abstractNumId="81" w15:restartNumberingAfterBreak="0">
     <w:nsid w:val="6AA2159D"/>
     <w:multiLevelType w:val="multilevel"/>
     <w:tmpl w:val="ACF00738"/>
@@ -10501,7 +15081,7 @@
       </w:rPr>
     </w:lvl>
   </w:abstractNum>
-  <w:abstractNum w:abstractNumId="46" w15:restartNumberingAfterBreak="0">
+  <w:abstractNum w:abstractNumId="82" w15:restartNumberingAfterBreak="0">
     <w:nsid w:val="6BC64817"/>
     <w:multiLevelType w:val="multilevel"/>
     <w:tmpl w:val="B930F946"/>
@@ -10650,7 +15230,7 @@
       </w:rPr>
     </w:lvl>
   </w:abstractNum>
-  <w:abstractNum w:abstractNumId="47" w15:restartNumberingAfterBreak="0">
+  <w:abstractNum w:abstractNumId="83" w15:restartNumberingAfterBreak="0">
     <w:nsid w:val="6FD166EE"/>
     <w:multiLevelType w:val="multilevel"/>
     <w:tmpl w:val="153C2246"/>
@@ -10799,7 +15379,7 @@
       </w:rPr>
     </w:lvl>
   </w:abstractNum>
-  <w:abstractNum w:abstractNumId="48" w15:restartNumberingAfterBreak="0">
+  <w:abstractNum w:abstractNumId="84" w15:restartNumberingAfterBreak="0">
     <w:nsid w:val="700F475F"/>
     <w:multiLevelType w:val="multilevel"/>
     <w:tmpl w:val="B95CB604"/>
@@ -10948,7 +15528,7 @@
       </w:rPr>
     </w:lvl>
   </w:abstractNum>
-  <w:abstractNum w:abstractNumId="49" w15:restartNumberingAfterBreak="0">
+  <w:abstractNum w:abstractNumId="85" w15:restartNumberingAfterBreak="0">
     <w:nsid w:val="70320265"/>
     <w:multiLevelType w:val="multilevel"/>
     <w:tmpl w:val="F9C6DE36"/>
@@ -11097,7 +15677,120 @@
       </w:rPr>
     </w:lvl>
   </w:abstractNum>
-  <w:abstractNum w:abstractNumId="50" w15:restartNumberingAfterBreak="0">
+  <w:abstractNum w:abstractNumId="86" w15:restartNumberingAfterBreak="0">
+    <w:nsid w:val="70937D00"/>
+    <w:multiLevelType w:val="multilevel"/>
+    <w:tmpl w:val="6D5E355A"/>
+    <w:lvl w:ilvl="0">
+      <w:start w:val="1"/>
+      <w:numFmt w:val="decimal"/>
+      <w:lvlText w:val="%1."/>
+      <w:lvlJc w:val="left"/>
+      <w:pPr>
+        <w:tabs>
+          <w:tab w:val="num" w:pos="720"/>
+        </w:tabs>
+        <w:ind w:left="720" w:hanging="360"/>
+      </w:pPr>
+    </w:lvl>
+    <w:lvl w:ilvl="1" w:tentative="1">
+      <w:start w:val="1"/>
+      <w:numFmt w:val="decimal"/>
+      <w:lvlText w:val="%2."/>
+      <w:lvlJc w:val="left"/>
+      <w:pPr>
+        <w:tabs>
+          <w:tab w:val="num" w:pos="1440"/>
+        </w:tabs>
+        <w:ind w:left="1440" w:hanging="360"/>
+      </w:pPr>
+    </w:lvl>
+    <w:lvl w:ilvl="2" w:tentative="1">
+      <w:start w:val="1"/>
+      <w:numFmt w:val="decimal"/>
+      <w:lvlText w:val="%3."/>
+      <w:lvlJc w:val="left"/>
+      <w:pPr>
+        <w:tabs>
+          <w:tab w:val="num" w:pos="2160"/>
+        </w:tabs>
+        <w:ind w:left="2160" w:hanging="360"/>
+      </w:pPr>
+    </w:lvl>
+    <w:lvl w:ilvl="3" w:tentative="1">
+      <w:start w:val="1"/>
+      <w:numFmt w:val="decimal"/>
+      <w:lvlText w:val="%4."/>
+      <w:lvlJc w:val="left"/>
+      <w:pPr>
+        <w:tabs>
+          <w:tab w:val="num" w:pos="2880"/>
+        </w:tabs>
+        <w:ind w:left="2880" w:hanging="360"/>
+      </w:pPr>
+    </w:lvl>
+    <w:lvl w:ilvl="4" w:tentative="1">
+      <w:start w:val="1"/>
+      <w:numFmt w:val="decimal"/>
+      <w:lvlText w:val="%5."/>
+      <w:lvlJc w:val="left"/>
+      <w:pPr>
+        <w:tabs>
+          <w:tab w:val="num" w:pos="3600"/>
+        </w:tabs>
+        <w:ind w:left="3600" w:hanging="360"/>
+      </w:pPr>
+    </w:lvl>
+    <w:lvl w:ilvl="5" w:tentative="1">
+      <w:start w:val="1"/>
+      <w:numFmt w:val="decimal"/>
+      <w:lvlText w:val="%6."/>
+      <w:lvlJc w:val="left"/>
+      <w:pPr>
+        <w:tabs>
+          <w:tab w:val="num" w:pos="4320"/>
+        </w:tabs>
+        <w:ind w:left="4320" w:hanging="360"/>
+      </w:pPr>
+    </w:lvl>
+    <w:lvl w:ilvl="6" w:tentative="1">
+      <w:start w:val="1"/>
+      <w:numFmt w:val="decimal"/>
+      <w:lvlText w:val="%7."/>
+      <w:lvlJc w:val="left"/>
+      <w:pPr>
+        <w:tabs>
+          <w:tab w:val="num" w:pos="5040"/>
+        </w:tabs>
+        <w:ind w:left="5040" w:hanging="360"/>
+      </w:pPr>
+    </w:lvl>
+    <w:lvl w:ilvl="7" w:tentative="1">
+      <w:start w:val="1"/>
+      <w:numFmt w:val="decimal"/>
+      <w:lvlText w:val="%8."/>
+      <w:lvlJc w:val="left"/>
+      <w:pPr>
+        <w:tabs>
+          <w:tab w:val="num" w:pos="5760"/>
+        </w:tabs>
+        <w:ind w:left="5760" w:hanging="360"/>
+      </w:pPr>
+    </w:lvl>
+    <w:lvl w:ilvl="8" w:tentative="1">
+      <w:start w:val="1"/>
+      <w:numFmt w:val="decimal"/>
+      <w:lvlText w:val="%9."/>
+      <w:lvlJc w:val="left"/>
+      <w:pPr>
+        <w:tabs>
+          <w:tab w:val="num" w:pos="6480"/>
+        </w:tabs>
+        <w:ind w:left="6480" w:hanging="360"/>
+      </w:pPr>
+    </w:lvl>
+  </w:abstractNum>
+  <w:abstractNum w:abstractNumId="87" w15:restartNumberingAfterBreak="0">
     <w:nsid w:val="70EB38A0"/>
     <w:multiLevelType w:val="multilevel"/>
     <w:tmpl w:val="2E7A5F5C"/>
@@ -11246,7 +15939,7 @@
       </w:rPr>
     </w:lvl>
   </w:abstractNum>
-  <w:abstractNum w:abstractNumId="51" w15:restartNumberingAfterBreak="0">
+  <w:abstractNum w:abstractNumId="88" w15:restartNumberingAfterBreak="0">
     <w:nsid w:val="7150653C"/>
     <w:multiLevelType w:val="multilevel"/>
     <w:tmpl w:val="DA162992"/>
@@ -11395,7 +16088,120 @@
       </w:rPr>
     </w:lvl>
   </w:abstractNum>
-  <w:abstractNum w:abstractNumId="52" w15:restartNumberingAfterBreak="0">
+  <w:abstractNum w:abstractNumId="89" w15:restartNumberingAfterBreak="0">
+    <w:nsid w:val="74621469"/>
+    <w:multiLevelType w:val="multilevel"/>
+    <w:tmpl w:val="716A80D8"/>
+    <w:lvl w:ilvl="0">
+      <w:start w:val="1"/>
+      <w:numFmt w:val="decimal"/>
+      <w:lvlText w:val="%1."/>
+      <w:lvlJc w:val="left"/>
+      <w:pPr>
+        <w:tabs>
+          <w:tab w:val="num" w:pos="720"/>
+        </w:tabs>
+        <w:ind w:left="720" w:hanging="360"/>
+      </w:pPr>
+    </w:lvl>
+    <w:lvl w:ilvl="1" w:tentative="1">
+      <w:start w:val="1"/>
+      <w:numFmt w:val="decimal"/>
+      <w:lvlText w:val="%2."/>
+      <w:lvlJc w:val="left"/>
+      <w:pPr>
+        <w:tabs>
+          <w:tab w:val="num" w:pos="1440"/>
+        </w:tabs>
+        <w:ind w:left="1440" w:hanging="360"/>
+      </w:pPr>
+    </w:lvl>
+    <w:lvl w:ilvl="2" w:tentative="1">
+      <w:start w:val="1"/>
+      <w:numFmt w:val="decimal"/>
+      <w:lvlText w:val="%3."/>
+      <w:lvlJc w:val="left"/>
+      <w:pPr>
+        <w:tabs>
+          <w:tab w:val="num" w:pos="2160"/>
+        </w:tabs>
+        <w:ind w:left="2160" w:hanging="360"/>
+      </w:pPr>
+    </w:lvl>
+    <w:lvl w:ilvl="3" w:tentative="1">
+      <w:start w:val="1"/>
+      <w:numFmt w:val="decimal"/>
+      <w:lvlText w:val="%4."/>
+      <w:lvlJc w:val="left"/>
+      <w:pPr>
+        <w:tabs>
+          <w:tab w:val="num" w:pos="2880"/>
+        </w:tabs>
+        <w:ind w:left="2880" w:hanging="360"/>
+      </w:pPr>
+    </w:lvl>
+    <w:lvl w:ilvl="4" w:tentative="1">
+      <w:start w:val="1"/>
+      <w:numFmt w:val="decimal"/>
+      <w:lvlText w:val="%5."/>
+      <w:lvlJc w:val="left"/>
+      <w:pPr>
+        <w:tabs>
+          <w:tab w:val="num" w:pos="3600"/>
+        </w:tabs>
+        <w:ind w:left="3600" w:hanging="360"/>
+      </w:pPr>
+    </w:lvl>
+    <w:lvl w:ilvl="5" w:tentative="1">
+      <w:start w:val="1"/>
+      <w:numFmt w:val="decimal"/>
+      <w:lvlText w:val="%6."/>
+      <w:lvlJc w:val="left"/>
+      <w:pPr>
+        <w:tabs>
+          <w:tab w:val="num" w:pos="4320"/>
+        </w:tabs>
+        <w:ind w:left="4320" w:hanging="360"/>
+      </w:pPr>
+    </w:lvl>
+    <w:lvl w:ilvl="6" w:tentative="1">
+      <w:start w:val="1"/>
+      <w:numFmt w:val="decimal"/>
+      <w:lvlText w:val="%7."/>
+      <w:lvlJc w:val="left"/>
+      <w:pPr>
+        <w:tabs>
+          <w:tab w:val="num" w:pos="5040"/>
+        </w:tabs>
+        <w:ind w:left="5040" w:hanging="360"/>
+      </w:pPr>
+    </w:lvl>
+    <w:lvl w:ilvl="7" w:tentative="1">
+      <w:start w:val="1"/>
+      <w:numFmt w:val="decimal"/>
+      <w:lvlText w:val="%8."/>
+      <w:lvlJc w:val="left"/>
+      <w:pPr>
+        <w:tabs>
+          <w:tab w:val="num" w:pos="5760"/>
+        </w:tabs>
+        <w:ind w:left="5760" w:hanging="360"/>
+      </w:pPr>
+    </w:lvl>
+    <w:lvl w:ilvl="8" w:tentative="1">
+      <w:start w:val="1"/>
+      <w:numFmt w:val="decimal"/>
+      <w:lvlText w:val="%9."/>
+      <w:lvlJc w:val="left"/>
+      <w:pPr>
+        <w:tabs>
+          <w:tab w:val="num" w:pos="6480"/>
+        </w:tabs>
+        <w:ind w:left="6480" w:hanging="360"/>
+      </w:pPr>
+    </w:lvl>
+  </w:abstractNum>
+  <w:abstractNum w:abstractNumId="90" w15:restartNumberingAfterBreak="0">
     <w:nsid w:val="764346EA"/>
     <w:multiLevelType w:val="multilevel"/>
     <w:tmpl w:val="A140A894"/>
@@ -11544,7 +16350,120 @@
       </w:rPr>
     </w:lvl>
   </w:abstractNum>
-  <w:abstractNum w:abstractNumId="53" w15:restartNumberingAfterBreak="0">
+  <w:abstractNum w:abstractNumId="91" w15:restartNumberingAfterBreak="0">
+    <w:nsid w:val="7A530411"/>
+    <w:multiLevelType w:val="multilevel"/>
+    <w:tmpl w:val="3BACC726"/>
+    <w:lvl w:ilvl="0">
+      <w:start w:val="1"/>
+      <w:numFmt w:val="decimal"/>
+      <w:lvlText w:val="%1."/>
+      <w:lvlJc w:val="left"/>
+      <w:pPr>
+        <w:tabs>
+          <w:tab w:val="num" w:pos="720"/>
+        </w:tabs>
+        <w:ind w:left="720" w:hanging="360"/>
+      </w:pPr>
+    </w:lvl>
+    <w:lvl w:ilvl="1" w:tentative="1">
+      <w:start w:val="1"/>
+      <w:numFmt w:val="decimal"/>
+      <w:lvlText w:val="%2."/>
+      <w:lvlJc w:val="left"/>
+      <w:pPr>
+        <w:tabs>
+          <w:tab w:val="num" w:pos="1440"/>
+        </w:tabs>
+        <w:ind w:left="1440" w:hanging="360"/>
+      </w:pPr>
+    </w:lvl>
+    <w:lvl w:ilvl="2" w:tentative="1">
+      <w:start w:val="1"/>
+      <w:numFmt w:val="decimal"/>
+      <w:lvlText w:val="%3."/>
+      <w:lvlJc w:val="left"/>
+      <w:pPr>
+        <w:tabs>
+          <w:tab w:val="num" w:pos="2160"/>
+        </w:tabs>
+        <w:ind w:left="2160" w:hanging="360"/>
+      </w:pPr>
+    </w:lvl>
+    <w:lvl w:ilvl="3" w:tentative="1">
+      <w:start w:val="1"/>
+      <w:numFmt w:val="decimal"/>
+      <w:lvlText w:val="%4."/>
+      <w:lvlJc w:val="left"/>
+      <w:pPr>
+        <w:tabs>
+          <w:tab w:val="num" w:pos="2880"/>
+        </w:tabs>
+        <w:ind w:left="2880" w:hanging="360"/>
+      </w:pPr>
+    </w:lvl>
+    <w:lvl w:ilvl="4" w:tentative="1">
+      <w:start w:val="1"/>
+      <w:numFmt w:val="decimal"/>
+      <w:lvlText w:val="%5."/>
+      <w:lvlJc w:val="left"/>
+      <w:pPr>
+        <w:tabs>
+          <w:tab w:val="num" w:pos="3600"/>
+        </w:tabs>
+        <w:ind w:left="3600" w:hanging="360"/>
+      </w:pPr>
+    </w:lvl>
+    <w:lvl w:ilvl="5" w:tentative="1">
+      <w:start w:val="1"/>
+      <w:numFmt w:val="decimal"/>
+      <w:lvlText w:val="%6."/>
+      <w:lvlJc w:val="left"/>
+      <w:pPr>
+        <w:tabs>
+          <w:tab w:val="num" w:pos="4320"/>
+        </w:tabs>
+        <w:ind w:left="4320" w:hanging="360"/>
+      </w:pPr>
+    </w:lvl>
+    <w:lvl w:ilvl="6" w:tentative="1">
+      <w:start w:val="1"/>
+      <w:numFmt w:val="decimal"/>
+      <w:lvlText w:val="%7."/>
+      <w:lvlJc w:val="left"/>
+      <w:pPr>
+        <w:tabs>
+          <w:tab w:val="num" w:pos="5040"/>
+        </w:tabs>
+        <w:ind w:left="5040" w:hanging="360"/>
+      </w:pPr>
+    </w:lvl>
+    <w:lvl w:ilvl="7" w:tentative="1">
+      <w:start w:val="1"/>
+      <w:numFmt w:val="decimal"/>
+      <w:lvlText w:val="%8."/>
+      <w:lvlJc w:val="left"/>
+      <w:pPr>
+        <w:tabs>
+          <w:tab w:val="num" w:pos="5760"/>
+        </w:tabs>
+        <w:ind w:left="5760" w:hanging="360"/>
+      </w:pPr>
+    </w:lvl>
+    <w:lvl w:ilvl="8" w:tentative="1">
+      <w:start w:val="1"/>
+      <w:numFmt w:val="decimal"/>
+      <w:lvlText w:val="%9."/>
+      <w:lvlJc w:val="left"/>
+      <w:pPr>
+        <w:tabs>
+          <w:tab w:val="num" w:pos="6480"/>
+        </w:tabs>
+        <w:ind w:left="6480" w:hanging="360"/>
+      </w:pPr>
+    </w:lvl>
+  </w:abstractNum>
+  <w:abstractNum w:abstractNumId="92" w15:restartNumberingAfterBreak="0">
     <w:nsid w:val="7BEE26A9"/>
     <w:multiLevelType w:val="multilevel"/>
     <w:tmpl w:val="956A7498"/>
@@ -11693,7 +16612,7 @@
       </w:rPr>
     </w:lvl>
   </w:abstractNum>
-  <w:abstractNum w:abstractNumId="54" w15:restartNumberingAfterBreak="0">
+  <w:abstractNum w:abstractNumId="93" w15:restartNumberingAfterBreak="0">
     <w:nsid w:val="7DE9320C"/>
     <w:multiLevelType w:val="multilevel"/>
     <w:tmpl w:val="68A4EC4A"/>
@@ -11842,7 +16761,120 @@
       </w:rPr>
     </w:lvl>
   </w:abstractNum>
-  <w:abstractNum w:abstractNumId="55" w15:restartNumberingAfterBreak="0">
+  <w:abstractNum w:abstractNumId="94" w15:restartNumberingAfterBreak="0">
+    <w:nsid w:val="7EE43F6C"/>
+    <w:multiLevelType w:val="multilevel"/>
+    <w:tmpl w:val="98DCB8C0"/>
+    <w:lvl w:ilvl="0">
+      <w:start w:val="1"/>
+      <w:numFmt w:val="decimal"/>
+      <w:lvlText w:val="%1."/>
+      <w:lvlJc w:val="left"/>
+      <w:pPr>
+        <w:tabs>
+          <w:tab w:val="num" w:pos="720"/>
+        </w:tabs>
+        <w:ind w:left="720" w:hanging="360"/>
+      </w:pPr>
+    </w:lvl>
+    <w:lvl w:ilvl="1" w:tentative="1">
+      <w:start w:val="1"/>
+      <w:numFmt w:val="decimal"/>
+      <w:lvlText w:val="%2."/>
+      <w:lvlJc w:val="left"/>
+      <w:pPr>
+        <w:tabs>
+          <w:tab w:val="num" w:pos="1440"/>
+        </w:tabs>
+        <w:ind w:left="1440" w:hanging="360"/>
+      </w:pPr>
+    </w:lvl>
+    <w:lvl w:ilvl="2" w:tentative="1">
+      <w:start w:val="1"/>
+      <w:numFmt w:val="decimal"/>
+      <w:lvlText w:val="%3."/>
+      <w:lvlJc w:val="left"/>
+      <w:pPr>
+        <w:tabs>
+          <w:tab w:val="num" w:pos="2160"/>
+        </w:tabs>
+        <w:ind w:left="2160" w:hanging="360"/>
+      </w:pPr>
+    </w:lvl>
+    <w:lvl w:ilvl="3" w:tentative="1">
+      <w:start w:val="1"/>
+      <w:numFmt w:val="decimal"/>
+      <w:lvlText w:val="%4."/>
+      <w:lvlJc w:val="left"/>
+      <w:pPr>
+        <w:tabs>
+          <w:tab w:val="num" w:pos="2880"/>
+        </w:tabs>
+        <w:ind w:left="2880" w:hanging="360"/>
+      </w:pPr>
+    </w:lvl>
+    <w:lvl w:ilvl="4" w:tentative="1">
+      <w:start w:val="1"/>
+      <w:numFmt w:val="decimal"/>
+      <w:lvlText w:val="%5."/>
+      <w:lvlJc w:val="left"/>
+      <w:pPr>
+        <w:tabs>
+          <w:tab w:val="num" w:pos="3600"/>
+        </w:tabs>
+        <w:ind w:left="3600" w:hanging="360"/>
+      </w:pPr>
+    </w:lvl>
+    <w:lvl w:ilvl="5" w:tentative="1">
+      <w:start w:val="1"/>
+      <w:numFmt w:val="decimal"/>
+      <w:lvlText w:val="%6."/>
+      <w:lvlJc w:val="left"/>
+      <w:pPr>
+        <w:tabs>
+          <w:tab w:val="num" w:pos="4320"/>
+        </w:tabs>
+        <w:ind w:left="4320" w:hanging="360"/>
+      </w:pPr>
+    </w:lvl>
+    <w:lvl w:ilvl="6" w:tentative="1">
+      <w:start w:val="1"/>
+      <w:numFmt w:val="decimal"/>
+      <w:lvlText w:val="%7."/>
+      <w:lvlJc w:val="left"/>
+      <w:pPr>
+        <w:tabs>
+          <w:tab w:val="num" w:pos="5040"/>
+        </w:tabs>
+        <w:ind w:left="5040" w:hanging="360"/>
+      </w:pPr>
+    </w:lvl>
+    <w:lvl w:ilvl="7" w:tentative="1">
+      <w:start w:val="1"/>
+      <w:numFmt w:val="decimal"/>
+      <w:lvlText w:val="%8."/>
+      <w:lvlJc w:val="left"/>
+      <w:pPr>
+        <w:tabs>
+          <w:tab w:val="num" w:pos="5760"/>
+        </w:tabs>
+        <w:ind w:left="5760" w:hanging="360"/>
+      </w:pPr>
+    </w:lvl>
+    <w:lvl w:ilvl="8" w:tentative="1">
+      <w:start w:val="1"/>
+      <w:numFmt w:val="decimal"/>
+      <w:lvlText w:val="%9."/>
+      <w:lvlJc w:val="left"/>
+      <w:pPr>
+        <w:tabs>
+          <w:tab w:val="num" w:pos="6480"/>
+        </w:tabs>
+        <w:ind w:left="6480" w:hanging="360"/>
+      </w:pPr>
+    </w:lvl>
+  </w:abstractNum>
+  <w:abstractNum w:abstractNumId="95" w15:restartNumberingAfterBreak="0">
     <w:nsid w:val="7F9F490A"/>
     <w:multiLevelType w:val="multilevel"/>
     <w:tmpl w:val="B63E0D48"/>
@@ -11992,172 +17024,292 @@
     </w:lvl>
   </w:abstractNum>
   <w:num w:numId="1" w16cid:durableId="329020815">
+    <w:abstractNumId w:val="7"/>
+  </w:num>
+  <w:num w:numId="2" w16cid:durableId="793865351">
+    <w:abstractNumId w:val="58"/>
+  </w:num>
+  <w:num w:numId="3" w16cid:durableId="415977287">
+    <w:abstractNumId w:val="55"/>
+  </w:num>
+  <w:num w:numId="4" w16cid:durableId="1518302861">
+    <w:abstractNumId w:val="8"/>
+  </w:num>
+  <w:num w:numId="5" w16cid:durableId="1020855032">
+    <w:abstractNumId w:val="42"/>
+  </w:num>
+  <w:num w:numId="6" w16cid:durableId="1927692703">
+    <w:abstractNumId w:val="2"/>
+  </w:num>
+  <w:num w:numId="7" w16cid:durableId="1617174278">
+    <w:abstractNumId w:val="48"/>
+  </w:num>
+  <w:num w:numId="8" w16cid:durableId="795804444">
+    <w:abstractNumId w:val="67"/>
+  </w:num>
+  <w:num w:numId="9" w16cid:durableId="612637716">
+    <w:abstractNumId w:val="88"/>
+  </w:num>
+  <w:num w:numId="10" w16cid:durableId="1895969144">
+    <w:abstractNumId w:val="78"/>
+  </w:num>
+  <w:num w:numId="11" w16cid:durableId="2119594810">
+    <w:abstractNumId w:val="95"/>
+  </w:num>
+  <w:num w:numId="12" w16cid:durableId="1506825003">
+    <w:abstractNumId w:val="43"/>
+  </w:num>
+  <w:num w:numId="13" w16cid:durableId="1395351826">
+    <w:abstractNumId w:val="72"/>
+  </w:num>
+  <w:num w:numId="14" w16cid:durableId="803813964">
+    <w:abstractNumId w:val="49"/>
+  </w:num>
+  <w:num w:numId="15" w16cid:durableId="1976256418">
+    <w:abstractNumId w:val="47"/>
+  </w:num>
+  <w:num w:numId="16" w16cid:durableId="1402413043">
+    <w:abstractNumId w:val="62"/>
+  </w:num>
+  <w:num w:numId="17" w16cid:durableId="1364285596">
+    <w:abstractNumId w:val="82"/>
+  </w:num>
+  <w:num w:numId="18" w16cid:durableId="1333921377">
+    <w:abstractNumId w:val="19"/>
+  </w:num>
+  <w:num w:numId="19" w16cid:durableId="278490435">
+    <w:abstractNumId w:val="83"/>
+  </w:num>
+  <w:num w:numId="20" w16cid:durableId="654065732">
+    <w:abstractNumId w:val="80"/>
+  </w:num>
+  <w:num w:numId="21" w16cid:durableId="259533498">
+    <w:abstractNumId w:val="40"/>
+  </w:num>
+  <w:num w:numId="22" w16cid:durableId="1749692837">
+    <w:abstractNumId w:val="66"/>
+  </w:num>
+  <w:num w:numId="23" w16cid:durableId="1126853546">
+    <w:abstractNumId w:val="69"/>
+  </w:num>
+  <w:num w:numId="24" w16cid:durableId="2110853991">
+    <w:abstractNumId w:val="21"/>
+  </w:num>
+  <w:num w:numId="25" w16cid:durableId="1263881558">
+    <w:abstractNumId w:val="52"/>
+  </w:num>
+  <w:num w:numId="26" w16cid:durableId="490410756">
+    <w:abstractNumId w:val="34"/>
+  </w:num>
+  <w:num w:numId="27" w16cid:durableId="688797677">
+    <w:abstractNumId w:val="30"/>
+  </w:num>
+  <w:num w:numId="28" w16cid:durableId="1000083881">
+    <w:abstractNumId w:val="44"/>
+  </w:num>
+  <w:num w:numId="29" w16cid:durableId="349574144">
+    <w:abstractNumId w:val="31"/>
+  </w:num>
+  <w:num w:numId="30" w16cid:durableId="1339037408">
+    <w:abstractNumId w:val="87"/>
+  </w:num>
+  <w:num w:numId="31" w16cid:durableId="693574466">
+    <w:abstractNumId w:val="64"/>
+  </w:num>
+  <w:num w:numId="32" w16cid:durableId="821120294">
+    <w:abstractNumId w:val="85"/>
+  </w:num>
+  <w:num w:numId="33" w16cid:durableId="466049934">
+    <w:abstractNumId w:val="81"/>
+  </w:num>
+  <w:num w:numId="34" w16cid:durableId="1493447120">
+    <w:abstractNumId w:val="24"/>
+  </w:num>
+  <w:num w:numId="35" w16cid:durableId="1268540576">
+    <w:abstractNumId w:val="28"/>
+  </w:num>
+  <w:num w:numId="36" w16cid:durableId="622077953">
+    <w:abstractNumId w:val="25"/>
+  </w:num>
+  <w:num w:numId="37" w16cid:durableId="1911622392">
+    <w:abstractNumId w:val="90"/>
+  </w:num>
+  <w:num w:numId="38" w16cid:durableId="2062095781">
+    <w:abstractNumId w:val="9"/>
+  </w:num>
+  <w:num w:numId="39" w16cid:durableId="1300578221">
+    <w:abstractNumId w:val="15"/>
+  </w:num>
+  <w:num w:numId="40" w16cid:durableId="1818716881">
+    <w:abstractNumId w:val="20"/>
+  </w:num>
+  <w:num w:numId="41" w16cid:durableId="63526398">
+    <w:abstractNumId w:val="11"/>
+  </w:num>
+  <w:num w:numId="42" w16cid:durableId="1467970615">
+    <w:abstractNumId w:val="36"/>
+  </w:num>
+  <w:num w:numId="43" w16cid:durableId="1116676844">
+    <w:abstractNumId w:val="32"/>
+  </w:num>
+  <w:num w:numId="44" w16cid:durableId="708603893">
+    <w:abstractNumId w:val="84"/>
+  </w:num>
+  <w:num w:numId="45" w16cid:durableId="1582518310">
+    <w:abstractNumId w:val="53"/>
+  </w:num>
+  <w:num w:numId="46" w16cid:durableId="200171826">
+    <w:abstractNumId w:val="12"/>
+  </w:num>
+  <w:num w:numId="47" w16cid:durableId="715201641">
+    <w:abstractNumId w:val="92"/>
+  </w:num>
+  <w:num w:numId="48" w16cid:durableId="1914928609">
+    <w:abstractNumId w:val="17"/>
+  </w:num>
+  <w:num w:numId="49" w16cid:durableId="1107845106">
+    <w:abstractNumId w:val="93"/>
+  </w:num>
+  <w:num w:numId="50" w16cid:durableId="2113621159">
+    <w:abstractNumId w:val="13"/>
+  </w:num>
+  <w:num w:numId="51" w16cid:durableId="956911148">
+    <w:abstractNumId w:val="75"/>
+  </w:num>
+  <w:num w:numId="52" w16cid:durableId="49693291">
+    <w:abstractNumId w:val="37"/>
+  </w:num>
+  <w:num w:numId="53" w16cid:durableId="1170215940">
+    <w:abstractNumId w:val="61"/>
+  </w:num>
+  <w:num w:numId="54" w16cid:durableId="2013683936">
+    <w:abstractNumId w:val="27"/>
+  </w:num>
+  <w:num w:numId="55" w16cid:durableId="1232620292">
+    <w:abstractNumId w:val="56"/>
+  </w:num>
+  <w:num w:numId="56" w16cid:durableId="875580989">
+    <w:abstractNumId w:val="35"/>
+  </w:num>
+  <w:num w:numId="57" w16cid:durableId="482048824">
+    <w:abstractNumId w:val="39"/>
+  </w:num>
+  <w:num w:numId="58" w16cid:durableId="1331713721">
+    <w:abstractNumId w:val="73"/>
+  </w:num>
+  <w:num w:numId="59" w16cid:durableId="1377898011">
+    <w:abstractNumId w:val="54"/>
+  </w:num>
+  <w:num w:numId="60" w16cid:durableId="691149555">
+    <w:abstractNumId w:val="74"/>
+  </w:num>
+  <w:num w:numId="61" w16cid:durableId="591821432">
+    <w:abstractNumId w:val="3"/>
+  </w:num>
+  <w:num w:numId="62" w16cid:durableId="442846506">
+    <w:abstractNumId w:val="10"/>
+  </w:num>
+  <w:num w:numId="63" w16cid:durableId="1127315374">
+    <w:abstractNumId w:val="91"/>
+  </w:num>
+  <w:num w:numId="64" w16cid:durableId="1847788669">
+    <w:abstractNumId w:val="29"/>
+  </w:num>
+  <w:num w:numId="65" w16cid:durableId="1932085667">
+    <w:abstractNumId w:val="68"/>
+  </w:num>
+  <w:num w:numId="66" w16cid:durableId="1322347508">
+    <w:abstractNumId w:val="33"/>
+  </w:num>
+  <w:num w:numId="67" w16cid:durableId="2104107553">
+    <w:abstractNumId w:val="63"/>
+  </w:num>
+  <w:num w:numId="68" w16cid:durableId="909776308">
+    <w:abstractNumId w:val="0"/>
+  </w:num>
+  <w:num w:numId="69" w16cid:durableId="2061007254">
+    <w:abstractNumId w:val="51"/>
+  </w:num>
+  <w:num w:numId="70" w16cid:durableId="1673869787">
+    <w:abstractNumId w:val="46"/>
+  </w:num>
+  <w:num w:numId="71" w16cid:durableId="2132698217">
+    <w:abstractNumId w:val="45"/>
+  </w:num>
+  <w:num w:numId="72" w16cid:durableId="465856478">
+    <w:abstractNumId w:val="77"/>
+  </w:num>
+  <w:num w:numId="73" w16cid:durableId="1797138381">
+    <w:abstractNumId w:val="6"/>
+  </w:num>
+  <w:num w:numId="74" w16cid:durableId="1337878953">
+    <w:abstractNumId w:val="22"/>
+  </w:num>
+  <w:num w:numId="75" w16cid:durableId="2134129680">
+    <w:abstractNumId w:val="38"/>
+  </w:num>
+  <w:num w:numId="76" w16cid:durableId="922833308">
+    <w:abstractNumId w:val="89"/>
+  </w:num>
+  <w:num w:numId="77" w16cid:durableId="916594678">
+    <w:abstractNumId w:val="4"/>
+  </w:num>
+  <w:num w:numId="78" w16cid:durableId="259876613">
+    <w:abstractNumId w:val="70"/>
+  </w:num>
+  <w:num w:numId="79" w16cid:durableId="464347317">
     <w:abstractNumId w:val="1"/>
   </w:num>
-  <w:num w:numId="2" w16cid:durableId="793865351">
-    <w:abstractNumId w:val="34"/>
+  <w:num w:numId="80" w16cid:durableId="595943749">
+    <w:abstractNumId w:val="76"/>
   </w:num>
-  <w:num w:numId="3" w16cid:durableId="415977287">
-    <w:abstractNumId w:val="32"/>
+  <w:num w:numId="81" w16cid:durableId="32703417">
+    <w:abstractNumId w:val="86"/>
   </w:num>
-  <w:num w:numId="4" w16cid:durableId="1518302861">
-    <w:abstractNumId w:val="2"/>
+  <w:num w:numId="82" w16cid:durableId="449782062">
+    <w:abstractNumId w:val="5"/>
   </w:num>
-  <w:num w:numId="5" w16cid:durableId="1020855032">
-    <w:abstractNumId w:val="24"/>
+  <w:num w:numId="83" w16cid:durableId="468596050">
+    <w:abstractNumId w:val="16"/>
   </w:num>
-  <w:num w:numId="6" w16cid:durableId="1927692703">
-    <w:abstractNumId w:val="0"/>
+  <w:num w:numId="84" w16cid:durableId="651176939">
+    <w:abstractNumId w:val="71"/>
   </w:num>
-  <w:num w:numId="7" w16cid:durableId="1617174278">
-    <w:abstractNumId w:val="28"/>
+  <w:num w:numId="85" w16cid:durableId="203178393">
+    <w:abstractNumId w:val="94"/>
   </w:num>
-  <w:num w:numId="8" w16cid:durableId="795804444">
-    <w:abstractNumId w:val="39"/>
-  </w:num>
-  <w:num w:numId="9" w16cid:durableId="612637716">
-    <w:abstractNumId w:val="51"/>
-  </w:num>
-  <w:num w:numId="10" w16cid:durableId="1895969144">
-    <w:abstractNumId w:val="43"/>
-  </w:num>
-  <w:num w:numId="11" w16cid:durableId="2119594810">
-    <w:abstractNumId w:val="55"/>
-  </w:num>
-  <w:num w:numId="12" w16cid:durableId="1506825003">
-    <w:abstractNumId w:val="25"/>
-  </w:num>
-  <w:num w:numId="13" w16cid:durableId="1395351826">
+  <w:num w:numId="86" w16cid:durableId="1521627119">
     <w:abstractNumId w:val="41"/>
   </w:num>
-  <w:num w:numId="14" w16cid:durableId="803813964">
-    <w:abstractNumId w:val="29"/>
+  <w:num w:numId="87" w16cid:durableId="1876893318">
+    <w:abstractNumId w:val="50"/>
   </w:num>
-  <w:num w:numId="15" w16cid:durableId="1976256418">
-    <w:abstractNumId w:val="27"/>
+  <w:num w:numId="88" w16cid:durableId="1672835176">
+    <w:abstractNumId w:val="18"/>
   </w:num>
-  <w:num w:numId="16" w16cid:durableId="1402413043">
-    <w:abstractNumId w:val="36"/>
+  <w:num w:numId="89" w16cid:durableId="1238436796">
+    <w:abstractNumId w:val="59"/>
   </w:num>
-  <w:num w:numId="17" w16cid:durableId="1364285596">
-    <w:abstractNumId w:val="46"/>
+  <w:num w:numId="90" w16cid:durableId="623274755">
+    <w:abstractNumId w:val="26"/>
   </w:num>
-  <w:num w:numId="18" w16cid:durableId="1333921377">
-    <w:abstractNumId w:val="9"/>
+  <w:num w:numId="91" w16cid:durableId="2035223373">
+    <w:abstractNumId w:val="60"/>
   </w:num>
-  <w:num w:numId="19" w16cid:durableId="278490435">
-    <w:abstractNumId w:val="47"/>
+  <w:num w:numId="92" w16cid:durableId="530387226">
+    <w:abstractNumId w:val="57"/>
   </w:num>
-  <w:num w:numId="20" w16cid:durableId="654065732">
-    <w:abstractNumId w:val="44"/>
+  <w:num w:numId="93" w16cid:durableId="704526676">
+    <w:abstractNumId w:val="14"/>
   </w:num>
-  <w:num w:numId="21" w16cid:durableId="259533498">
+  <w:num w:numId="94" w16cid:durableId="223151762">
+    <w:abstractNumId w:val="65"/>
+  </w:num>
+  <w:num w:numId="95" w16cid:durableId="334848490">
     <w:abstractNumId w:val="23"/>
   </w:num>
-  <w:num w:numId="22" w16cid:durableId="1749692837">
-    <w:abstractNumId w:val="38"/>
-  </w:num>
-  <w:num w:numId="23" w16cid:durableId="1126853546">
-    <w:abstractNumId w:val="40"/>
-  </w:num>
-  <w:num w:numId="24" w16cid:durableId="2110853991">
-    <w:abstractNumId w:val="11"/>
-  </w:num>
-  <w:num w:numId="25" w16cid:durableId="1263881558">
-    <w:abstractNumId w:val="30"/>
-  </w:num>
-  <w:num w:numId="26" w16cid:durableId="490410756">
-    <w:abstractNumId w:val="19"/>
-  </w:num>
-  <w:num w:numId="27" w16cid:durableId="688797677">
-    <w:abstractNumId w:val="16"/>
-  </w:num>
-  <w:num w:numId="28" w16cid:durableId="1000083881">
-    <w:abstractNumId w:val="26"/>
-  </w:num>
-  <w:num w:numId="29" w16cid:durableId="349574144">
-    <w:abstractNumId w:val="17"/>
-  </w:num>
-  <w:num w:numId="30" w16cid:durableId="1339037408">
-    <w:abstractNumId w:val="50"/>
-  </w:num>
-  <w:num w:numId="31" w16cid:durableId="693574466">
-    <w:abstractNumId w:val="37"/>
-  </w:num>
-  <w:num w:numId="32" w16cid:durableId="821120294">
-    <w:abstractNumId w:val="49"/>
-  </w:num>
-  <w:num w:numId="33" w16cid:durableId="466049934">
-    <w:abstractNumId w:val="45"/>
-  </w:num>
-  <w:num w:numId="34" w16cid:durableId="1493447120">
-    <w:abstractNumId w:val="12"/>
-  </w:num>
-  <w:num w:numId="35" w16cid:durableId="1268540576">
-    <w:abstractNumId w:val="15"/>
-  </w:num>
-  <w:num w:numId="36" w16cid:durableId="622077953">
-    <w:abstractNumId w:val="13"/>
-  </w:num>
-  <w:num w:numId="37" w16cid:durableId="1911622392">
-    <w:abstractNumId w:val="52"/>
-  </w:num>
-  <w:num w:numId="38" w16cid:durableId="2062095781">
-    <w:abstractNumId w:val="3"/>
-  </w:num>
-  <w:num w:numId="39" w16cid:durableId="1300578221">
-    <w:abstractNumId w:val="7"/>
-  </w:num>
-  <w:num w:numId="40" w16cid:durableId="1818716881">
-    <w:abstractNumId w:val="10"/>
-  </w:num>
-  <w:num w:numId="41" w16cid:durableId="63526398">
-    <w:abstractNumId w:val="4"/>
-  </w:num>
-  <w:num w:numId="42" w16cid:durableId="1467970615">
-    <w:abstractNumId w:val="21"/>
-  </w:num>
-  <w:num w:numId="43" w16cid:durableId="1116676844">
-    <w:abstractNumId w:val="18"/>
-  </w:num>
-  <w:num w:numId="44" w16cid:durableId="708603893">
-    <w:abstractNumId w:val="48"/>
-  </w:num>
-  <w:num w:numId="45" w16cid:durableId="1582518310">
-    <w:abstractNumId w:val="31"/>
-  </w:num>
-  <w:num w:numId="46" w16cid:durableId="200171826">
-    <w:abstractNumId w:val="5"/>
-  </w:num>
-  <w:num w:numId="47" w16cid:durableId="715201641">
-    <w:abstractNumId w:val="53"/>
-  </w:num>
-  <w:num w:numId="48" w16cid:durableId="1914928609">
-    <w:abstractNumId w:val="8"/>
-  </w:num>
-  <w:num w:numId="49" w16cid:durableId="1107845106">
-    <w:abstractNumId w:val="54"/>
-  </w:num>
-  <w:num w:numId="50" w16cid:durableId="2113621159">
-    <w:abstractNumId w:val="6"/>
-  </w:num>
-  <w:num w:numId="51" w16cid:durableId="956911148">
-    <w:abstractNumId w:val="42"/>
-  </w:num>
-  <w:num w:numId="52" w16cid:durableId="49693291">
-    <w:abstractNumId w:val="22"/>
-  </w:num>
-  <w:num w:numId="53" w16cid:durableId="1170215940">
-    <w:abstractNumId w:val="35"/>
-  </w:num>
-  <w:num w:numId="54" w16cid:durableId="2013683936">
-    <w:abstractNumId w:val="14"/>
-  </w:num>
-  <w:num w:numId="55" w16cid:durableId="1232620292">
-    <w:abstractNumId w:val="33"/>
-  </w:num>
-  <w:num w:numId="56" w16cid:durableId="875580989">
-    <w:abstractNumId w:val="20"/>
+  <w:num w:numId="96" w16cid:durableId="2055615460">
+    <w:abstractNumId w:val="79"/>
   </w:num>
 </w:numbering>
 </file>
@@ -12339,7 +17491,7 @@
     <w:lsdException w:name="Table Grid" w:uiPriority="39"/>
     <w:lsdException w:name="Table Theme" w:semiHidden="1" w:unhideWhenUsed="1"/>
     <w:lsdException w:name="Placeholder Text" w:semiHidden="1"/>
-    <w:lsdException w:name="No Spacing" w:uiPriority="1" w:qFormat="1"/>
+    <w:lsdException w:name="No Spacing" w:uiPriority="1"/>
     <w:lsdException w:name="Light Shading" w:uiPriority="60"/>
     <w:lsdException w:name="Light List" w:uiPriority="61"/>
     <w:lsdException w:name="Light Grid" w:uiPriority="62"/>
@@ -13459,4 +18611,16 @@
     </a:ext>
   </a:extLst>
 </a:theme>
+</file>
+
+<file path=customXml/item1.xml><?xml version="1.0" encoding="utf-8"?>
+<b:Sources xmlns:b="http://schemas.openxmlformats.org/officeDocument/2006/bibliography" xmlns="http://schemas.openxmlformats.org/officeDocument/2006/bibliography" SelectedStyle="\APASixthEditionOfficeOnline.xsl" StyleName="APA" Version="6"/>
+</file>
+
+<file path=customXml/itemProps1.xml><?xml version="1.0" encoding="utf-8"?>
+<ds:datastoreItem xmlns:ds="http://schemas.openxmlformats.org/officeDocument/2006/customXml" ds:itemID="{2F2F4A3A-06F7-4C12-B2A4-2180B54EC57E}">
+  <ds:schemaRefs>
+    <ds:schemaRef ds:uri="http://schemas.openxmlformats.org/officeDocument/2006/bibliography"/>
+  </ds:schemaRefs>
+</ds:datastoreItem>
 </file>
--- a/Coda_Web Documentation.docx
+++ b/Coda_Web Documentation.docx
@@ -5,7 +5,11 @@
     <w:sdt>
       <w:sdtPr>
         <w:rPr>
-          <w:rFonts w:ascii="Times New Roman" w:hAnsi="Times New Roman" w:cs="Times New Roman"/>
+          <w:rFonts w:ascii="Times New Roman" w:eastAsiaTheme="minorEastAsia" w:hAnsi="Times New Roman" w:cs="Times New Roman"/>
+          <w:color w:val="auto"/>
+          <w:sz w:val="22"/>
+          <w:szCs w:val="20"/>
+          <w:lang w:eastAsia="zh-CN"/>
         </w:rPr>
         <w:id w:val="-517156763"/>
         <w:docPartObj>
@@ -15,14 +19,9 @@
       </w:sdtPr>
       <w:sdtEndPr>
         <w:rPr>
-          <w:rFonts w:eastAsiaTheme="minorEastAsia"/>
           <w:b/>
           <w:bCs/>
           <w:noProof/>
-          <w:color w:val="auto"/>
-          <w:sz w:val="22"/>
-          <w:szCs w:val="20"/>
-          <w:lang w:eastAsia="zh-CN"/>
         </w:rPr>
       </w:sdtEndPr>
       <w:sdtContent>
@@ -9627,6 +9626,19 @@
     </w:p>
     <w:p>
       <w:pPr>
+        <w:rPr>
+          <w:rFonts w:cs="Times New Roman"/>
+        </w:rPr>
+      </w:pPr>
+      <w:r>
+        <w:rPr>
+          <w:rFonts w:cs="Times New Roman"/>
+        </w:rPr>
+        <w:t>Perform this sprint and commit the changes while performing the changes with the right commit messages</w:t>
+      </w:r>
+    </w:p>
+    <w:p>
+      <w:pPr>
         <w:pStyle w:val="Heading2"/>
         <w:rPr>
           <w:rFonts w:cs="Times New Roman"/>
@@ -9819,7 +9831,20 @@
         <w:rPr>
           <w:rFonts w:cs="Times New Roman"/>
         </w:rPr>
-        <w:t xml:space="preserve">Landing Page (marketing sections) </w:t>
+        <w:t>Landing Page (marketing sections)</w:t>
+      </w:r>
+    </w:p>
+    <w:p>
+      <w:pPr>
+        <w:rPr>
+          <w:rFonts w:cs="Times New Roman"/>
+        </w:rPr>
+      </w:pPr>
+      <w:r>
+        <w:rPr>
+          <w:rFonts w:cs="Times New Roman"/>
+        </w:rPr>
+        <w:t>Perform this sprint and commit the changes while performing the changes with the right commit messages</w:t>
       </w:r>
     </w:p>
     <w:p>
@@ -9834,6 +9859,7 @@
         <w:rPr>
           <w:rFonts w:cs="Times New Roman"/>
         </w:rPr>
+        <w:lastRenderedPageBreak/>
         <w:t>Sprint 3: Screenshots &amp; Visual Proof</w:t>
       </w:r>
       <w:bookmarkEnd w:id="54"/>
@@ -9901,7 +9927,6 @@
           <w:b/>
           <w:bCs/>
         </w:rPr>
-        <w:lastRenderedPageBreak/>
         <w:t>Tasks:</w:t>
       </w:r>
     </w:p>
@@ -10017,7 +10042,20 @@
         <w:rPr>
           <w:rFonts w:cs="Times New Roman"/>
         </w:rPr>
-        <w:t xml:space="preserve">Landing Page (visual section) </w:t>
+        <w:t>Landing Page (visual section)</w:t>
+      </w:r>
+    </w:p>
+    <w:p>
+      <w:pPr>
+        <w:rPr>
+          <w:rFonts w:cs="Times New Roman"/>
+        </w:rPr>
+      </w:pPr>
+      <w:r>
+        <w:rPr>
+          <w:rFonts w:cs="Times New Roman"/>
+        </w:rPr>
+        <w:t>Perform this sprint and commit the changes while performing the changes with the right commit messages</w:t>
       </w:r>
     </w:p>
     <w:p>
@@ -10219,6 +10257,19 @@
     </w:p>
     <w:p>
       <w:pPr>
+        <w:rPr>
+          <w:rFonts w:cs="Times New Roman"/>
+        </w:rPr>
+      </w:pPr>
+      <w:r>
+        <w:rPr>
+          <w:rFonts w:cs="Times New Roman"/>
+        </w:rPr>
+        <w:t>Perform this sprint and commit the changes while performing the changes with the right commit messages</w:t>
+      </w:r>
+    </w:p>
+    <w:p>
+      <w:pPr>
         <w:pStyle w:val="Heading2"/>
         <w:rPr>
           <w:rFonts w:cs="Times New Roman"/>
@@ -10376,6 +10427,7 @@
         <w:rPr>
           <w:rFonts w:cs="Times New Roman"/>
         </w:rPr>
+        <w:lastRenderedPageBreak/>
         <w:t xml:space="preserve">Functional download flow </w:t>
       </w:r>
     </w:p>
@@ -10425,7 +10477,20 @@
         <w:rPr>
           <w:rFonts w:cs="Times New Roman"/>
         </w:rPr>
-        <w:t xml:space="preserve">Landing Page (download section) </w:t>
+        <w:t>Landing Page (download section)</w:t>
+      </w:r>
+    </w:p>
+    <w:p>
+      <w:pPr>
+        <w:rPr>
+          <w:rFonts w:cs="Times New Roman"/>
+        </w:rPr>
+      </w:pPr>
+      <w:r>
+        <w:rPr>
+          <w:rFonts w:cs="Times New Roman"/>
+        </w:rPr>
+        <w:t>Perform this sprint and commit the changes while performing the changes with the right commit messages</w:t>
       </w:r>
     </w:p>
     <w:p>
@@ -10492,7 +10557,6 @@
         <w:rPr>
           <w:rFonts w:cs="Times New Roman"/>
         </w:rPr>
-        <w:lastRenderedPageBreak/>
         <w:t>Ensure site works without API</w:t>
       </w:r>
     </w:p>
@@ -10624,6 +10688,19 @@
           <w:rFonts w:cs="Times New Roman"/>
         </w:rPr>
         <w:t xml:space="preserve">Landing Page (resilient data layer) </w:t>
+      </w:r>
+    </w:p>
+    <w:p>
+      <w:pPr>
+        <w:rPr>
+          <w:rFonts w:cs="Times New Roman"/>
+        </w:rPr>
+      </w:pPr>
+      <w:r>
+        <w:rPr>
+          <w:rFonts w:cs="Times New Roman"/>
+        </w:rPr>
+        <w:t>Perform this sprint and commit the changes while performing the changes with the right commit messages</w:t>
       </w:r>
     </w:p>
     <w:p>
@@ -10825,6 +10902,19 @@
     </w:p>
     <w:p>
       <w:pPr>
+        <w:rPr>
+          <w:rFonts w:cs="Times New Roman"/>
+        </w:rPr>
+      </w:pPr>
+      <w:r>
+        <w:rPr>
+          <w:rFonts w:cs="Times New Roman"/>
+        </w:rPr>
+        <w:t>Perform this sprint and commit the changes while performing the changes with the right commit messages</w:t>
+      </w:r>
+    </w:p>
+    <w:p>
+      <w:pPr>
         <w:pStyle w:val="Heading2"/>
         <w:rPr>
           <w:rFonts w:cs="Times New Roman"/>
@@ -10869,6 +10959,7 @@
         <w:rPr>
           <w:rFonts w:cs="Times New Roman"/>
         </w:rPr>
+        <w:lastRenderedPageBreak/>
         <w:t>Track user behavior</w:t>
       </w:r>
     </w:p>
@@ -11022,6 +11113,19 @@
     </w:p>
     <w:p>
       <w:pPr>
+        <w:rPr>
+          <w:rFonts w:cs="Times New Roman"/>
+        </w:rPr>
+      </w:pPr>
+      <w:r>
+        <w:rPr>
+          <w:rFonts w:cs="Times New Roman"/>
+        </w:rPr>
+        <w:t>Perform this sprint and commit the changes while performing the changes with the right commit messages</w:t>
+      </w:r>
+    </w:p>
+    <w:p>
+      <w:pPr>
         <w:pStyle w:val="Heading2"/>
         <w:rPr>
           <w:rFonts w:cs="Times New Roman"/>
@@ -11066,7 +11170,6 @@
         <w:rPr>
           <w:rFonts w:cs="Times New Roman"/>
         </w:rPr>
-        <w:lastRenderedPageBreak/>
         <w:t>Handle failures clearly</w:t>
       </w:r>
     </w:p>
@@ -11220,6 +11323,19 @@
     </w:p>
     <w:p>
       <w:pPr>
+        <w:rPr>
+          <w:rFonts w:cs="Times New Roman"/>
+        </w:rPr>
+      </w:pPr>
+      <w:r>
+        <w:rPr>
+          <w:rFonts w:cs="Times New Roman"/>
+        </w:rPr>
+        <w:t>Perform this sprint and commit the changes while performing the changes with the right commit messages</w:t>
+      </w:r>
+    </w:p>
+    <w:p>
+      <w:pPr>
         <w:pStyle w:val="Heading2"/>
         <w:rPr>
           <w:rFonts w:cs="Times New Roman"/>
@@ -11409,6 +11525,7 @@
           <w:b/>
           <w:bCs/>
         </w:rPr>
+        <w:lastRenderedPageBreak/>
         <w:t>Pages Implemented:</w:t>
       </w:r>
     </w:p>
@@ -11435,6 +11552,12 @@
           <w:rFonts w:cs="Times New Roman"/>
         </w:rPr>
       </w:pPr>
+      <w:r>
+        <w:rPr>
+          <w:rFonts w:cs="Times New Roman"/>
+        </w:rPr>
+        <w:t>Perform this sprint and commit the changes while performing the changes with the right commit messages</w:t>
+      </w:r>
     </w:p>
     <w:sectPr>
       <w:footerReference w:type="default" r:id="rId8"/>
@@ -25292,7 +25415,6 @@
   <w:style w:type="character" w:default="1" w:styleId="DefaultParagraphFont">
     <w:name w:val="Default Paragraph Font"/>
     <w:uiPriority w:val="1"/>
-    <w:semiHidden/>
     <w:unhideWhenUsed/>
   </w:style>
   <w:style w:type="table" w:default="1" w:styleId="TableNormal">
